--- a/Study of the avian soundscape using acoustic indices linked to urban gradient and invasive species composition.docx
+++ b/Study of the avian soundscape using acoustic indices linked to urban gradient and invasive species composition.docx
@@ -44,7 +44,42 @@
           <w:rFonts w:ascii="Garamond" w:hAnsi="Garamond"/>
           <w:lang w:val="en-GB"/>
         </w:rPr>
-        <w:t xml:space="preserve"> urban gradient and invasive species composition.</w:t>
+        <w:t xml:space="preserve"> </w:t>
+      </w:r>
+      <w:r>
+        <w:rPr>
+          <w:rFonts w:ascii="Garamond" w:hAnsi="Garamond"/>
+          <w:lang w:val="en-GB"/>
+        </w:rPr>
+        <w:t>islands variables</w:t>
+      </w:r>
+      <w:r>
+        <w:rPr>
+          <w:rFonts w:ascii="Garamond" w:hAnsi="Garamond"/>
+          <w:lang w:val="en-GB"/>
+        </w:rPr>
+        <w:t xml:space="preserve"> and </w:t>
+      </w:r>
+      <w:r>
+        <w:rPr>
+          <w:rFonts w:ascii="Garamond" w:hAnsi="Garamond"/>
+          <w:lang w:val="en-GB"/>
+        </w:rPr>
+        <w:t>native - exotic bird</w:t>
+      </w:r>
+      <w:r>
+        <w:rPr>
+          <w:rFonts w:ascii="Garamond" w:hAnsi="Garamond"/>
+          <w:lang w:val="en-GB"/>
+        </w:rPr>
+        <w:t xml:space="preserve"> </w:t>
+      </w:r>
+      <w:r>
+        <w:rPr>
+          <w:rFonts w:ascii="Garamond" w:hAnsi="Garamond"/>
+          <w:lang w:val="en-GB"/>
+        </w:rPr>
+        <w:t>community.</w:t>
       </w:r>
     </w:p>
     <w:p>
@@ -96,9 +131,347 @@
           <w:ilvl w:val="0"/>
           <w:numId w:val="13"/>
         </w:numPr>
-      </w:pPr>
-      <w:r>
-        <w:t xml:space="preserve">Bird song </w:t>
+        <w:rPr>
+          <w:rFonts w:ascii="Garamond" w:hAnsi="Garamond"/>
+          <w:sz w:val="26"/>
+          <w:szCs w:val="26"/>
+        </w:rPr>
+      </w:pPr>
+      <w:r>
+        <w:rPr>
+          <w:rFonts w:ascii="Garamond" w:hAnsi="Garamond"/>
+          <w:sz w:val="26"/>
+          <w:szCs w:val="26"/>
+        </w:rPr>
+        <w:t>Bird song</w:t>
+      </w:r>
+      <w:r>
+        <w:rPr>
+          <w:rFonts w:ascii="Garamond" w:hAnsi="Garamond"/>
+          <w:sz w:val="26"/>
+          <w:szCs w:val="26"/>
+        </w:rPr>
+        <w:t>s</w:t>
+      </w:r>
+      <w:r>
+        <w:rPr>
+          <w:rFonts w:ascii="Garamond" w:hAnsi="Garamond"/>
+          <w:sz w:val="26"/>
+          <w:szCs w:val="26"/>
+        </w:rPr>
+        <w:t xml:space="preserve"> </w:t>
+      </w:r>
+    </w:p>
+    <w:p>
+      <w:pPr>
+        <w:ind w:left="360"/>
+        <w:rPr>
+          <w:rFonts w:ascii="Garamond" w:hAnsi="Garamond"/>
+          <w:sz w:val="26"/>
+          <w:szCs w:val="26"/>
+        </w:rPr>
+      </w:pPr>
+    </w:p>
+    <w:p>
+      <w:pPr>
+        <w:rPr>
+          <w:rFonts w:ascii="Garamond" w:hAnsi="Garamond"/>
+        </w:rPr>
+      </w:pPr>
+      <w:r>
+        <w:rPr>
+          <w:rFonts w:ascii="Garamond" w:hAnsi="Garamond"/>
+        </w:rPr>
+        <w:t>Mechanisms of song</w:t>
+      </w:r>
+    </w:p>
+    <w:p>
+      <w:pPr>
+        <w:rPr>
+          <w:rFonts w:ascii="Garamond" w:hAnsi="Garamond"/>
+          <w:lang w:val="en-GB"/>
+        </w:rPr>
+      </w:pPr>
+      <w:r>
+        <w:rPr>
+          <w:rFonts w:ascii="Garamond" w:hAnsi="Garamond"/>
+          <w:lang w:val="en-GB"/>
+        </w:rPr>
+        <w:t>Evolution of bird song</w:t>
+      </w:r>
+    </w:p>
+    <w:p>
+      <w:pPr>
+        <w:rPr>
+          <w:rFonts w:ascii="Garamond" w:hAnsi="Garamond"/>
+          <w:lang w:val="en-GB"/>
+        </w:rPr>
+      </w:pPr>
+    </w:p>
+    <w:p>
+      <w:pPr>
+        <w:rPr>
+          <w:rFonts w:ascii="Garamond" w:hAnsi="Garamond"/>
+          <w:lang w:val="en-GB"/>
+        </w:rPr>
+      </w:pPr>
+      <w:r>
+        <w:rPr>
+          <w:rFonts w:ascii="Garamond" w:hAnsi="Garamond"/>
+          <w:lang w:val="en-GB"/>
+        </w:rPr>
+        <w:t>Advantage of this type o</w:t>
+      </w:r>
+      <w:r>
+        <w:rPr>
+          <w:rFonts w:ascii="Garamond" w:hAnsi="Garamond"/>
+          <w:lang w:val="en-GB"/>
+        </w:rPr>
+        <w:t>f communication</w:t>
+      </w:r>
+    </w:p>
+    <w:p>
+      <w:pPr>
+        <w:rPr>
+          <w:rFonts w:ascii="Garamond" w:hAnsi="Garamond"/>
+          <w:lang w:val="en-GB"/>
+        </w:rPr>
+      </w:pPr>
+      <w:r>
+        <w:rPr>
+          <w:rFonts w:ascii="Garamond" w:hAnsi="Garamond"/>
+          <w:lang w:val="en-GB"/>
+        </w:rPr>
+        <w:t>Vocal communication plays a major</w:t>
+      </w:r>
+      <w:r>
+        <w:rPr>
+          <w:rFonts w:ascii="Garamond" w:hAnsi="Garamond"/>
+          <w:lang w:val="en-GB"/>
+        </w:rPr>
+        <w:t xml:space="preserve"> role for individual birds’ fitness. A large variety of signals are used at </w:t>
+      </w:r>
+      <w:r>
+        <w:rPr>
+          <w:rFonts w:ascii="Garamond" w:hAnsi="Garamond"/>
+          <w:lang w:val="en-GB"/>
+        </w:rPr>
+        <w:t xml:space="preserve">interspecific </w:t>
+      </w:r>
+      <w:r>
+        <w:rPr>
+          <w:rFonts w:ascii="Garamond" w:hAnsi="Garamond"/>
+          <w:lang w:val="en-GB"/>
+        </w:rPr>
+        <w:t xml:space="preserve">and intraspecific </w:t>
+      </w:r>
+      <w:r>
+        <w:rPr>
+          <w:rFonts w:ascii="Garamond" w:hAnsi="Garamond"/>
+          <w:lang w:val="en-GB"/>
+        </w:rPr>
+        <w:t>levels</w:t>
+      </w:r>
+      <w:r>
+        <w:rPr>
+          <w:rFonts w:ascii="Garamond" w:hAnsi="Garamond"/>
+          <w:lang w:val="en-GB"/>
+        </w:rPr>
+        <w:t xml:space="preserve">, they are keys for </w:t>
+      </w:r>
+      <w:r>
+        <w:rPr>
+          <w:rFonts w:ascii="Garamond" w:hAnsi="Garamond"/>
+          <w:lang w:val="en-GB"/>
+        </w:rPr>
+        <w:t>mate choice (Richardson &amp; Lengagne, 2010), rival evaluation (Searcy &amp; Beecher, 2009)</w:t>
+      </w:r>
+      <w:r>
+        <w:rPr>
+          <w:rFonts w:ascii="Garamond" w:hAnsi="Garamond"/>
+          <w:lang w:val="en-GB"/>
+        </w:rPr>
+        <w:t xml:space="preserve">, danger </w:t>
+      </w:r>
+      <w:r>
+        <w:rPr>
+          <w:rFonts w:ascii="Garamond" w:hAnsi="Garamond"/>
+          <w:lang w:val="en-GB"/>
+        </w:rPr>
+        <w:t xml:space="preserve">signalisation </w:t>
+      </w:r>
+      <w:r>
+        <w:rPr>
+          <w:rFonts w:ascii="Garamond" w:hAnsi="Garamond"/>
+          <w:highlight w:val="yellow"/>
+          <w:lang w:val="en-GB"/>
+        </w:rPr>
+        <w:t xml:space="preserve">( </w:t>
+      </w:r>
+      <w:r>
+        <w:rPr>
+          <w:rFonts w:ascii="Garamond" w:hAnsi="Garamond"/>
+          <w:highlight w:val="yellow"/>
+          <w:lang w:val="en-GB"/>
+        </w:rPr>
+        <w:t xml:space="preserve"> )</w:t>
+      </w:r>
+      <w:r>
+        <w:rPr>
+          <w:rFonts w:ascii="Garamond" w:hAnsi="Garamond"/>
+          <w:lang w:val="en-GB"/>
+        </w:rPr>
+        <w:t xml:space="preserve"> </w:t>
+      </w:r>
+      <w:r>
+        <w:rPr>
+          <w:rFonts w:ascii="Garamond" w:hAnsi="Garamond"/>
+          <w:lang w:val="en-GB"/>
+        </w:rPr>
+        <w:t>or</w:t>
+      </w:r>
+      <w:r>
+        <w:rPr>
+          <w:rFonts w:ascii="Garamond" w:hAnsi="Garamond"/>
+          <w:lang w:val="en-GB"/>
+        </w:rPr>
+        <w:t xml:space="preserve"> individual </w:t>
+      </w:r>
+      <w:r>
+        <w:rPr>
+          <w:rFonts w:ascii="Garamond" w:hAnsi="Garamond"/>
+          <w:lang w:val="en-GB"/>
+        </w:rPr>
+        <w:t>recognition (</w:t>
+      </w:r>
+      <w:r>
+        <w:rPr>
+          <w:rFonts w:ascii="Garamond" w:hAnsi="Garamond"/>
+          <w:lang w:val="en-GB"/>
+        </w:rPr>
+        <w:t>Chaine, Shizuka, Block, Zhang, &amp; Lyon, 2018</w:t>
+      </w:r>
+      <w:r>
+        <w:rPr>
+          <w:rFonts w:ascii="Garamond" w:hAnsi="Garamond"/>
+          <w:lang w:val="en-GB"/>
+        </w:rPr>
+        <w:t>).</w:t>
+      </w:r>
+    </w:p>
+    <w:p>
+      <w:pPr>
+        <w:rPr>
+          <w:rFonts w:ascii="Garamond" w:hAnsi="Garamond"/>
+          <w:lang w:val="en-GB"/>
+        </w:rPr>
+      </w:pPr>
+      <w:r>
+        <w:rPr>
+          <w:rFonts w:ascii="Garamond" w:hAnsi="Garamond"/>
+          <w:lang w:val="en-GB"/>
+        </w:rPr>
+        <w:t>These signals</w:t>
+      </w:r>
+      <w:r>
+        <w:rPr>
+          <w:rFonts w:ascii="Garamond" w:hAnsi="Garamond"/>
+          <w:lang w:val="en-GB"/>
+        </w:rPr>
+        <w:t xml:space="preserve"> are keys for evolution and differentiation </w:t>
+      </w:r>
+      <w:r>
+        <w:rPr>
+          <w:rFonts w:ascii="Garamond" w:hAnsi="Garamond"/>
+          <w:lang w:val="en-GB"/>
+        </w:rPr>
+        <w:t>process a</w:t>
+      </w:r>
+      <w:r>
+        <w:rPr>
+          <w:rFonts w:ascii="Garamond" w:hAnsi="Garamond"/>
+          <w:lang w:val="en-GB"/>
+        </w:rPr>
+        <w:t>coustic interference can lead to the apparition of differentiated signals between interfering species; such a pattern was observed on a small Galapagos island after a new finch species joined the two</w:t>
+      </w:r>
+      <w:r>
+        <w:rPr>
+          <w:rFonts w:ascii="Cambria Math" w:hAnsi="Cambria Math" w:cs="Cambria Math"/>
+          <w:lang w:val="en-GB"/>
+        </w:rPr>
+        <w:t>‐</w:t>
+      </w:r>
+      <w:r>
+        <w:rPr>
+          <w:rFonts w:ascii="Garamond" w:hAnsi="Garamond"/>
+          <w:lang w:val="en-GB"/>
+        </w:rPr>
+        <w:t>species community (Grant &amp; Grant, 2010).</w:t>
+      </w:r>
+    </w:p>
+    <w:p>
+      <w:pPr>
+        <w:rPr>
+          <w:rFonts w:ascii="Garamond" w:hAnsi="Garamond"/>
+          <w:lang w:val="en-GB"/>
+        </w:rPr>
+      </w:pPr>
+      <w:r>
+        <w:rPr>
+          <w:rFonts w:ascii="Garamond" w:hAnsi="Garamond"/>
+          <w:lang w:val="en-GB"/>
+        </w:rPr>
+        <w:t>Description</w:t>
+      </w:r>
+      <w:r>
+        <w:rPr>
+          <w:rFonts w:ascii="Garamond" w:hAnsi="Garamond"/>
+          <w:lang w:val="en-GB"/>
+        </w:rPr>
+        <w:t xml:space="preserve"> </w:t>
+      </w:r>
+      <w:r>
+        <w:rPr>
+          <w:rFonts w:ascii="Garamond" w:hAnsi="Garamond"/>
+          <w:lang w:val="en-GB"/>
+        </w:rPr>
+        <w:t>o</w:t>
+      </w:r>
+      <w:r>
+        <w:rPr>
+          <w:rFonts w:ascii="Garamond" w:hAnsi="Garamond"/>
+          <w:lang w:val="en-GB"/>
+        </w:rPr>
+        <w:t>f the main type of songs produced, and their complexity</w:t>
+      </w:r>
+      <w:r>
+        <w:rPr>
+          <w:rFonts w:ascii="Garamond" w:hAnsi="Garamond"/>
+          <w:lang w:val="en-GB"/>
+        </w:rPr>
+        <w:t>.</w:t>
+      </w:r>
+    </w:p>
+    <w:p>
+      <w:pPr>
+        <w:rPr>
+          <w:rFonts w:ascii="Garamond" w:hAnsi="Garamond"/>
+          <w:lang w:val="en-GB"/>
+        </w:rPr>
+      </w:pPr>
+      <w:r>
+        <w:rPr>
+          <w:rFonts w:ascii="Garamond" w:hAnsi="Garamond"/>
+          <w:lang w:val="en-GB"/>
+        </w:rPr>
+        <w:t xml:space="preserve">Bird songs are a complexed processus that can be categorised between calls, songs and specific interaction vocalisations. Large panel of vocalisation can be described for a species, accent are also present at the intraspecific levels. They serve for the description </w:t>
+      </w:r>
+      <w:r>
+        <w:rPr>
+          <w:rFonts w:ascii="Garamond" w:hAnsi="Garamond"/>
+          <w:lang w:val="en-GB"/>
+        </w:rPr>
+        <w:t>of very morphologically similar species.</w:t>
       </w:r>
     </w:p>
     <w:p>
@@ -108,9 +481,128 @@
           <w:ilvl w:val="0"/>
           <w:numId w:val="13"/>
         </w:numPr>
-      </w:pPr>
-      <w:r>
+        <w:rPr>
+          <w:rFonts w:ascii="Garamond" w:hAnsi="Garamond"/>
+          <w:sz w:val="26"/>
+          <w:szCs w:val="26"/>
+        </w:rPr>
+      </w:pPr>
+      <w:r>
+        <w:rPr>
+          <w:rFonts w:ascii="Garamond" w:hAnsi="Garamond"/>
+          <w:sz w:val="26"/>
+          <w:szCs w:val="26"/>
+        </w:rPr>
         <w:t>Island ecosystems &amp; French Polynesia</w:t>
+      </w:r>
+    </w:p>
+    <w:p>
+      <w:pPr>
+        <w:rPr>
+          <w:rFonts w:ascii="Garamond" w:hAnsi="Garamond"/>
+          <w:sz w:val="26"/>
+          <w:szCs w:val="26"/>
+        </w:rPr>
+      </w:pPr>
+    </w:p>
+    <w:p>
+      <w:pPr>
+        <w:rPr>
+          <w:rFonts w:ascii="Garamond" w:hAnsi="Garamond"/>
+          <w:lang w:val="en-GB"/>
+        </w:rPr>
+      </w:pPr>
+      <w:r>
+        <w:rPr>
+          <w:rFonts w:ascii="Garamond" w:hAnsi="Garamond"/>
+          <w:lang w:val="en-GB"/>
+        </w:rPr>
+        <w:t xml:space="preserve">Colonization and age of </w:t>
+      </w:r>
+      <w:r>
+        <w:rPr>
+          <w:rFonts w:ascii="Garamond" w:hAnsi="Garamond"/>
+          <w:lang w:val="en-GB"/>
+        </w:rPr>
+        <w:t xml:space="preserve">this </w:t>
+      </w:r>
+      <w:r>
+        <w:rPr>
+          <w:rFonts w:ascii="Garamond" w:hAnsi="Garamond"/>
+          <w:lang w:val="en-GB"/>
+        </w:rPr>
+        <w:t>islands</w:t>
+      </w:r>
+      <w:r>
+        <w:rPr>
+          <w:rFonts w:ascii="Garamond" w:hAnsi="Garamond"/>
+          <w:lang w:val="en-GB"/>
+        </w:rPr>
+        <w:t>, natural vegetation type</w:t>
+      </w:r>
+    </w:p>
+    <w:p>
+      <w:pPr>
+        <w:rPr>
+          <w:rFonts w:ascii="Garamond" w:hAnsi="Garamond"/>
+          <w:lang w:val="en-GB"/>
+        </w:rPr>
+      </w:pPr>
+      <w:r>
+        <w:rPr>
+          <w:rFonts w:ascii="Garamond" w:hAnsi="Garamond"/>
+          <w:lang w:val="en-GB"/>
+        </w:rPr>
+        <w:t>Island ecosystems are biogeography defined by two main traits that are</w:t>
+      </w:r>
+      <w:r>
+        <w:rPr>
+          <w:rFonts w:ascii="Garamond" w:hAnsi="Garamond"/>
+          <w:lang w:val="en-GB"/>
+        </w:rPr>
+        <w:t xml:space="preserve"> isolation and small area</w:t>
+      </w:r>
+      <w:r>
+        <w:rPr>
+          <w:rFonts w:ascii="Garamond" w:hAnsi="Garamond"/>
+          <w:lang w:val="en-GB"/>
+        </w:rPr>
+        <w:t xml:space="preserve">, causing together </w:t>
+      </w:r>
+      <w:r>
+        <w:rPr>
+          <w:rFonts w:ascii="Garamond" w:hAnsi="Garamond"/>
+          <w:lang w:val="en-GB"/>
+        </w:rPr>
+        <w:t>species</w:t>
+      </w:r>
+      <w:r>
+        <w:rPr>
+          <w:rFonts w:ascii="Cambria Math" w:hAnsi="Cambria Math" w:cs="Cambria Math"/>
+          <w:lang w:val="en-GB"/>
+        </w:rPr>
+        <w:t>‐</w:t>
+      </w:r>
+      <w:r>
+        <w:rPr>
+          <w:rFonts w:ascii="Garamond" w:hAnsi="Garamond"/>
+          <w:lang w:val="en-GB"/>
+        </w:rPr>
+        <w:t>poor insular communities (MacArthur &amp; Wilson, 1967</w:t>
+      </w:r>
+      <w:r>
+        <w:rPr>
+          <w:rFonts w:ascii="Garamond" w:hAnsi="Garamond"/>
+          <w:lang w:val="en-GB"/>
+        </w:rPr>
+        <w:t xml:space="preserve">). </w:t>
+      </w:r>
+      <w:r>
+        <w:rPr>
+          <w:rFonts w:ascii="Garamond" w:hAnsi="Garamond"/>
+          <w:lang w:val="en-GB"/>
+        </w:rPr>
+        <w:t>This native community have been shaken with the first human arrival. Importing the exotic species, such as Gallus gallus or Rattus polynisiensis?</w:t>
       </w:r>
     </w:p>
     <w:p>
@@ -120,65 +612,61 @@
           <w:ilvl w:val="0"/>
           <w:numId w:val="13"/>
         </w:numPr>
-      </w:pPr>
-      <w:r>
-        <w:t>F</w:t>
-      </w:r>
-    </w:p>
-    <w:p>
-      <w:pPr>
-        <w:pStyle w:val="Paragraphedeliste"/>
-        <w:numPr>
-          <w:ilvl w:val="0"/>
-          <w:numId w:val="13"/>
-        </w:numPr>
-        <w:rPr>
-          <w:rFonts w:ascii="Garamond" w:hAnsi="Garamond"/>
-          <w:lang w:val="en-GB"/>
-        </w:rPr>
-      </w:pPr>
-      <w:r>
-        <w:rPr>
-          <w:rFonts w:ascii="Garamond" w:hAnsi="Garamond"/>
+        <w:rPr>
+          <w:rFonts w:ascii="Garamond" w:hAnsi="Garamond"/>
+          <w:sz w:val="26"/>
+          <w:szCs w:val="26"/>
+          <w:lang w:val="en-GB"/>
+        </w:rPr>
+      </w:pPr>
+      <w:r>
+        <w:rPr>
+          <w:rFonts w:ascii="Garamond" w:hAnsi="Garamond"/>
+          <w:sz w:val="26"/>
+          <w:szCs w:val="26"/>
           <w:lang w:val="en-GB"/>
         </w:rPr>
         <w:t>Island ecosystems, theatre of exotic species introductions</w:t>
       </w:r>
-    </w:p>
-    <w:p>
-      <w:pPr>
-        <w:rPr>
-          <w:rFonts w:ascii="Garamond" w:hAnsi="Garamond"/>
-          <w:lang w:val="en-GB"/>
-        </w:rPr>
-      </w:pPr>
-      <w:r>
-        <w:rPr>
-          <w:rFonts w:ascii="Garamond" w:hAnsi="Garamond"/>
-          <w:lang w:val="en-GB"/>
-        </w:rPr>
-        <w:t xml:space="preserve">Insular ecosystems </w:t>
-      </w:r>
-      <w:r>
-        <w:rPr>
-          <w:rFonts w:ascii="Garamond" w:hAnsi="Garamond"/>
-          <w:lang w:val="en-GB"/>
-        </w:rPr>
-        <w:t>are a space for numerous</w:t>
-      </w:r>
-      <w:r>
-        <w:rPr>
-          <w:rFonts w:ascii="Garamond" w:hAnsi="Garamond"/>
-          <w:lang w:val="en-GB"/>
-        </w:rPr>
-        <w:t xml:space="preserve"> species introduction</w:t>
-      </w:r>
-      <w:r>
-        <w:rPr>
-          <w:rFonts w:ascii="Garamond" w:hAnsi="Garamond"/>
-          <w:lang w:val="en-GB"/>
-        </w:rPr>
-        <w:t>. The reasons are numerous</w:t>
+      <w:r>
+        <w:rPr>
+          <w:rFonts w:ascii="Garamond" w:hAnsi="Garamond"/>
+          <w:sz w:val="26"/>
+          <w:szCs w:val="26"/>
+          <w:lang w:val="en-GB"/>
+        </w:rPr>
+        <w:t xml:space="preserve"> (impact of introduction</w:t>
+      </w:r>
+      <w:r>
+        <w:rPr>
+          <w:rFonts w:ascii="Garamond" w:hAnsi="Garamond"/>
+          <w:sz w:val="26"/>
+          <w:szCs w:val="26"/>
+          <w:lang w:val="en-GB"/>
+        </w:rPr>
+        <w:t>)</w:t>
+      </w:r>
+    </w:p>
+    <w:p>
+      <w:pPr>
+        <w:rPr>
+          <w:rFonts w:ascii="Garamond" w:hAnsi="Garamond"/>
+          <w:lang w:val="en-GB"/>
+        </w:rPr>
+      </w:pPr>
+      <w:r>
+        <w:rPr>
+          <w:rFonts w:ascii="Garamond" w:hAnsi="Garamond"/>
+          <w:lang w:val="en-GB"/>
+        </w:rPr>
+        <w:t xml:space="preserve">European colonisation imported larger patch of exotic species that are not that old and turned these insular ecosystems into highly introduced species ecosystems. </w:t>
+      </w:r>
+      <w:r>
+        <w:rPr>
+          <w:rFonts w:ascii="Garamond" w:hAnsi="Garamond"/>
+          <w:lang w:val="en-GB"/>
+        </w:rPr>
+        <w:t>The reasons are numerous</w:t>
       </w:r>
       <w:r>
         <w:rPr>
@@ -215,6 +703,13 @@
         </w:rPr>
         <w:t>And environmental sides, with evolutive-loss of competitive characteristics, small areas</w:t>
       </w:r>
+      <w:r>
+        <w:rPr>
+          <w:rFonts w:ascii="Garamond" w:hAnsi="Garamond"/>
+          <w:lang w:val="en-GB"/>
+        </w:rPr>
+        <w:t>.</w:t>
+      </w:r>
     </w:p>
     <w:p>
       <w:pPr>
@@ -242,28 +737,7 @@
           <w:rFonts w:ascii="Garamond" w:hAnsi="Garamond"/>
           <w:lang w:val="en-GB"/>
         </w:rPr>
-        <w:t xml:space="preserve"> and</w:t>
-      </w:r>
-      <w:r>
-        <w:rPr>
-          <w:rFonts w:ascii="Garamond" w:hAnsi="Garamond"/>
-          <w:lang w:val="en-GB"/>
-        </w:rPr>
-        <w:t xml:space="preserve"> </w:t>
-      </w:r>
-      <w:r>
-        <w:rPr>
-          <w:rFonts w:ascii="Garamond" w:hAnsi="Garamond"/>
-          <w:lang w:val="en-GB"/>
-        </w:rPr>
-        <w:t>has usually hig</w:t>
-      </w:r>
-      <w:r>
-        <w:rPr>
-          <w:rFonts w:ascii="Garamond" w:hAnsi="Garamond"/>
-          <w:lang w:val="en-GB"/>
-        </w:rPr>
-        <w:t>h impact on the native community</w:t>
+        <w:t xml:space="preserve"> and has usually high impact on the native community</w:t>
       </w:r>
       <w:r>
         <w:rPr>
@@ -277,7 +751,15 @@
           <w:rFonts w:ascii="Garamond" w:hAnsi="Garamond"/>
           <w:lang w:val="en-GB"/>
         </w:rPr>
-        <w:t xml:space="preserve"> This is currently true, and biological invasion will continue to impact island </w:t>
+        <w:t xml:space="preserve"> This is currently true, and biological invasion will continue </w:t>
+      </w:r>
+      <w:r>
+        <w:rPr>
+          <w:rFonts w:ascii="Garamond" w:hAnsi="Garamond"/>
+          <w:lang w:val="en-GB"/>
+        </w:rPr>
+        <w:lastRenderedPageBreak/>
+        <w:t xml:space="preserve">to impact island </w:t>
       </w:r>
       <w:r>
         <w:rPr>
@@ -351,16 +833,10 @@
       </w:r>
       <w:r>
         <w:rPr>
-          <w:lang w:val="en-GB"/>
-        </w:rPr>
-        <w:t xml:space="preserve"> </w:t>
-      </w:r>
-      <w:r>
-        <w:rPr>
-          <w:rFonts w:ascii="Garamond" w:hAnsi="Garamond"/>
-          <w:lang w:val="en-GB"/>
-        </w:rPr>
-        <w:t xml:space="preserve">(Lenzner </w:t>
+          <w:rFonts w:ascii="Garamond" w:hAnsi="Garamond"/>
+          <w:lang w:val="en-GB"/>
+        </w:rPr>
+        <w:t xml:space="preserve"> (Lenzner </w:t>
       </w:r>
       <w:r>
         <w:rPr>
@@ -376,14 +852,30 @@
           <w:rFonts w:ascii="Garamond" w:hAnsi="Garamond"/>
           <w:lang w:val="en-GB"/>
         </w:rPr>
-        <w:t>, 2020)</w:t>
-      </w:r>
-      <w:r>
-        <w:rPr>
-          <w:rFonts w:ascii="Garamond" w:hAnsi="Garamond"/>
-          <w:lang w:val="en-GB"/>
-        </w:rPr>
-        <w:t>.</w:t>
+        <w:t>, 2020).</w:t>
+      </w:r>
+    </w:p>
+    <w:p>
+      <w:pPr>
+        <w:rPr>
+          <w:rFonts w:ascii="Garamond" w:hAnsi="Garamond"/>
+          <w:lang w:val="en-GB"/>
+        </w:rPr>
+      </w:pPr>
+    </w:p>
+    <w:p>
+      <w:pPr>
+        <w:rPr>
+          <w:rFonts w:ascii="Garamond" w:hAnsi="Garamond"/>
+          <w:lang w:val="en-GB"/>
+        </w:rPr>
+      </w:pPr>
+      <w:r>
+        <w:rPr>
+          <w:rFonts w:ascii="Garamond" w:hAnsi="Garamond"/>
+          <w:lang w:val="en-GB"/>
+        </w:rPr>
+        <w:t>Bird introduced to Tahiti :</w:t>
       </w:r>
     </w:p>
     <w:p>
@@ -517,50 +1009,136 @@
           <w:rFonts w:ascii="Garamond" w:hAnsi="Garamond"/>
           <w:lang w:val="en-GB"/>
         </w:rPr>
-        <w:t xml:space="preserve">Indeed </w:t>
-      </w:r>
-      <w:r>
-        <w:rPr>
-          <w:rFonts w:ascii="Garamond" w:hAnsi="Garamond"/>
-          <w:lang w:val="en-GB"/>
-        </w:rPr>
-        <w:t xml:space="preserve">they are </w:t>
-      </w:r>
-      <w:r>
-        <w:rPr>
-          <w:rFonts w:ascii="Garamond" w:hAnsi="Garamond"/>
-          <w:lang w:val="en-GB"/>
-        </w:rPr>
-        <w:t xml:space="preserve">good environments to </w:t>
-      </w:r>
-      <w:r>
-        <w:rPr>
-          <w:rFonts w:ascii="Garamond" w:hAnsi="Garamond"/>
-          <w:lang w:val="en-GB"/>
-        </w:rPr>
-        <w:t>compar</w:t>
-      </w:r>
-      <w:r>
-        <w:rPr>
-          <w:rFonts w:ascii="Garamond" w:hAnsi="Garamond"/>
-          <w:lang w:val="en-GB"/>
-        </w:rPr>
-        <w:t xml:space="preserve">e </w:t>
-      </w:r>
-      <w:r>
-        <w:rPr>
-          <w:rFonts w:ascii="Garamond" w:hAnsi="Garamond"/>
-          <w:lang w:val="en-GB"/>
-        </w:rPr>
-        <w:t xml:space="preserve">between more or less invaded island, </w:t>
-      </w:r>
-      <w:r>
-        <w:rPr>
-          <w:rFonts w:ascii="Garamond" w:hAnsi="Garamond"/>
-          <w:lang w:val="en-GB"/>
-        </w:rPr>
-        <w:t>with simple community and high proportion of exotic species.</w:t>
-      </w:r>
+        <w:t>Indeed,</w:t>
+      </w:r>
+      <w:r>
+        <w:rPr>
+          <w:rFonts w:ascii="Garamond" w:hAnsi="Garamond"/>
+          <w:lang w:val="en-GB"/>
+        </w:rPr>
+        <w:t xml:space="preserve"> </w:t>
+      </w:r>
+      <w:r>
+        <w:rPr>
+          <w:rFonts w:ascii="Garamond" w:hAnsi="Garamond"/>
+          <w:lang w:val="en-GB"/>
+        </w:rPr>
+        <w:t>they are good environments to</w:t>
+      </w:r>
+      <w:r>
+        <w:rPr>
+          <w:rFonts w:ascii="Garamond" w:hAnsi="Garamond"/>
+          <w:lang w:val="en-GB"/>
+        </w:rPr>
+        <w:t xml:space="preserve"> work on invasion ecology, and</w:t>
+      </w:r>
+      <w:r>
+        <w:rPr>
+          <w:rFonts w:ascii="Garamond" w:hAnsi="Garamond"/>
+          <w:lang w:val="en-GB"/>
+        </w:rPr>
+        <w:t xml:space="preserve"> </w:t>
+      </w:r>
+      <w:r>
+        <w:rPr>
+          <w:rFonts w:ascii="Garamond" w:hAnsi="Garamond"/>
+          <w:lang w:val="en-GB"/>
+        </w:rPr>
+        <w:t>study</w:t>
+      </w:r>
+      <w:r>
+        <w:rPr>
+          <w:rFonts w:ascii="Garamond" w:hAnsi="Garamond"/>
+          <w:lang w:val="en-GB"/>
+        </w:rPr>
+        <w:t xml:space="preserve"> </w:t>
+      </w:r>
+      <w:r>
+        <w:rPr>
+          <w:rFonts w:ascii="Garamond" w:hAnsi="Garamond"/>
+          <w:lang w:val="en-GB"/>
+        </w:rPr>
+        <w:t>invaded</w:t>
+      </w:r>
+      <w:r>
+        <w:rPr>
+          <w:rFonts w:ascii="Garamond" w:hAnsi="Garamond"/>
+          <w:lang w:val="en-GB"/>
+        </w:rPr>
+        <w:t xml:space="preserve"> </w:t>
+      </w:r>
+      <w:r>
+        <w:rPr>
+          <w:rFonts w:ascii="Garamond" w:hAnsi="Garamond"/>
+          <w:lang w:val="en-GB"/>
+        </w:rPr>
+        <w:t>ecosystems</w:t>
+      </w:r>
+      <w:r>
+        <w:rPr>
+          <w:rFonts w:ascii="Garamond" w:hAnsi="Garamond"/>
+          <w:lang w:val="en-GB"/>
+        </w:rPr>
+        <w:t xml:space="preserve">, </w:t>
+      </w:r>
+      <w:r>
+        <w:rPr>
+          <w:rFonts w:ascii="Garamond" w:hAnsi="Garamond"/>
+          <w:lang w:val="en-GB"/>
+        </w:rPr>
+        <w:t>with simple</w:t>
+      </w:r>
+      <w:r>
+        <w:rPr>
+          <w:rFonts w:ascii="Garamond" w:hAnsi="Garamond"/>
+          <w:lang w:val="en-GB"/>
+        </w:rPr>
+        <w:t xml:space="preserve"> avian</w:t>
+      </w:r>
+      <w:r>
+        <w:rPr>
+          <w:rFonts w:ascii="Garamond" w:hAnsi="Garamond"/>
+          <w:lang w:val="en-GB"/>
+        </w:rPr>
+        <w:t xml:space="preserve"> community </w:t>
+      </w:r>
+      <w:r>
+        <w:rPr>
+          <w:rFonts w:ascii="Garamond" w:hAnsi="Garamond"/>
+          <w:lang w:val="en-GB"/>
+        </w:rPr>
+        <w:t>supporting</w:t>
+      </w:r>
+      <w:r>
+        <w:rPr>
+          <w:rFonts w:ascii="Garamond" w:hAnsi="Garamond"/>
+          <w:lang w:val="en-GB"/>
+        </w:rPr>
+        <w:t xml:space="preserve"> high proportion of exotic species.</w:t>
+      </w:r>
+    </w:p>
+    <w:p>
+      <w:pPr>
+        <w:rPr>
+          <w:rFonts w:ascii="Garamond" w:hAnsi="Garamond"/>
+          <w:lang w:val="en-GB"/>
+        </w:rPr>
+      </w:pPr>
+      <w:r>
+        <w:rPr>
+          <w:rFonts w:ascii="Garamond" w:hAnsi="Garamond"/>
+          <w:lang w:val="en-GB"/>
+        </w:rPr>
+        <w:t>Explain the type of birds introduced:</w:t>
+      </w:r>
+    </w:p>
+    <w:p>
+      <w:pPr>
+        <w:rPr>
+          <w:rFonts w:ascii="Garamond" w:hAnsi="Garamond"/>
+          <w:lang w:val="en-GB"/>
+        </w:rPr>
+      </w:pPr>
     </w:p>
     <w:p>
       <w:pPr>
@@ -571,12 +1149,16 @@
         </w:numPr>
         <w:rPr>
           <w:rFonts w:ascii="Garamond" w:hAnsi="Garamond"/>
-          <w:lang w:val="en-GB"/>
-        </w:rPr>
-      </w:pPr>
-      <w:r>
-        <w:rPr>
-          <w:rFonts w:ascii="Garamond" w:hAnsi="Garamond"/>
+          <w:sz w:val="26"/>
+          <w:szCs w:val="26"/>
+          <w:lang w:val="en-GB"/>
+        </w:rPr>
+      </w:pPr>
+      <w:r>
+        <w:rPr>
+          <w:rFonts w:ascii="Garamond" w:hAnsi="Garamond"/>
+          <w:sz w:val="26"/>
+          <w:szCs w:val="26"/>
           <w:lang w:val="en-GB"/>
         </w:rPr>
         <w:t>Explication of soundscape</w:t>
@@ -595,14 +1177,60 @@
           <w:rFonts w:ascii="Garamond" w:hAnsi="Garamond"/>
           <w:lang w:val="en-GB"/>
         </w:rPr>
-        <w:t xml:space="preserve">Type of soundscape studied the most, in what quantity and where in this rewien : </w:t>
-      </w:r>
-      <w:r>
-        <w:rPr>
-          <w:rFonts w:ascii="Garamond" w:hAnsi="Garamond"/>
-          <w:lang w:val="en-GB"/>
-        </w:rPr>
-        <w:t xml:space="preserve">(Turlington </w:t>
+        <w:t>e soundscape encompasses all biological, geophysical, and anthropogenic sounds in an environment and serves as an important communication medium for biota.</w:t>
+      </w:r>
+    </w:p>
+    <w:p>
+      <w:pPr>
+        <w:ind w:left="360"/>
+        <w:rPr>
+          <w:rFonts w:ascii="Garamond" w:hAnsi="Garamond"/>
+          <w:lang w:val="en-GB"/>
+        </w:rPr>
+      </w:pPr>
+    </w:p>
+    <w:p>
+      <w:pPr>
+        <w:ind w:left="360"/>
+        <w:rPr>
+          <w:rFonts w:ascii="Garamond" w:hAnsi="Garamond"/>
+          <w:lang w:val="en-GB"/>
+        </w:rPr>
+      </w:pPr>
+      <w:r>
+        <w:rPr>
+          <w:rFonts w:ascii="Garamond" w:hAnsi="Garamond"/>
+          <w:lang w:val="en-GB"/>
+        </w:rPr>
+        <w:t xml:space="preserve">Type of soundscape studied the most, in what quantity and where in this </w:t>
+      </w:r>
+      <w:r>
+        <w:rPr>
+          <w:rFonts w:ascii="Garamond" w:hAnsi="Garamond"/>
+          <w:lang w:val="en-GB"/>
+        </w:rPr>
+        <w:t>revie</w:t>
+      </w:r>
+      <w:r>
+        <w:rPr>
+          <w:rFonts w:ascii="Garamond" w:hAnsi="Garamond"/>
+          <w:lang w:val="en-GB"/>
+        </w:rPr>
+        <w:t>w</w:t>
+      </w:r>
+      <w:r>
+        <w:rPr>
+          <w:rFonts w:ascii="Garamond" w:hAnsi="Garamond"/>
+          <w:lang w:val="en-GB"/>
+        </w:rPr>
+        <w:t>:</w:t>
+      </w:r>
+      <w:r>
+        <w:rPr>
+          <w:rFonts w:ascii="Garamond" w:hAnsi="Garamond"/>
+          <w:lang w:val="en-GB"/>
+        </w:rPr>
+        <w:t xml:space="preserve"> (Turlington </w:t>
       </w:r>
       <w:r>
         <w:rPr>
@@ -619,6 +1247,140 @@
           <w:lang w:val="en-GB"/>
         </w:rPr>
         <w:t>, 2024)</w:t>
+      </w:r>
+      <w:r>
+        <w:rPr>
+          <w:rFonts w:ascii="Garamond" w:hAnsi="Garamond"/>
+          <w:lang w:val="en-GB"/>
+        </w:rPr>
+        <w:t xml:space="preserve"> Four main habitat are mostly studied for their soundscapes, with variate mean number of hours and sites recorded.</w:t>
+      </w:r>
+      <w:r>
+        <w:rPr>
+          <w:rFonts w:ascii="Garamond" w:hAnsi="Garamond"/>
+          <w:lang w:val="en-GB"/>
+        </w:rPr>
+        <w:t xml:space="preserve"> Each main habitat type as several sub habitat for where studies are conducted. At the time of this study, the method to work on the soundscape is mostly using acoustic indices</w:t>
+      </w:r>
+      <w:r>
+        <w:rPr>
+          <w:rFonts w:ascii="Garamond" w:hAnsi="Garamond"/>
+          <w:lang w:val="en-GB"/>
+        </w:rPr>
+        <w:t xml:space="preserve"> (</w:t>
+      </w:r>
+      <w:r>
+        <w:rPr>
+          <w:rFonts w:ascii="Garamond" w:hAnsi="Garamond"/>
+          <w:lang w:val="en-GB"/>
+        </w:rPr>
+        <w:t>74.3 %), followed by manual methods (23.8 %) and call recognisers (14.9 %). Across publications using acoustic indices, 61 unique indices were used</w:t>
+      </w:r>
+      <w:r>
+        <w:rPr>
+          <w:rFonts w:ascii="Garamond" w:hAnsi="Garamond"/>
+          <w:lang w:val="en-GB"/>
+        </w:rPr>
+        <w:t xml:space="preserve"> in totals:</w:t>
+      </w:r>
+      <w:r>
+        <w:rPr>
+          <w:rFonts w:ascii="Garamond" w:hAnsi="Garamond"/>
+          <w:lang w:val="en-GB"/>
+        </w:rPr>
+        <w:t xml:space="preserve"> (Turlington </w:t>
+      </w:r>
+      <w:r>
+        <w:rPr>
+          <w:rFonts w:ascii="Garamond" w:hAnsi="Garamond"/>
+          <w:i/>
+          <w:iCs/>
+          <w:lang w:val="en-GB"/>
+        </w:rPr>
+        <w:t>et al.</w:t>
+      </w:r>
+      <w:r>
+        <w:rPr>
+          <w:rFonts w:ascii="Garamond" w:hAnsi="Garamond"/>
+          <w:lang w:val="en-GB"/>
+        </w:rPr>
+        <w:t>, 2024)</w:t>
+      </w:r>
+      <w:r>
+        <w:rPr>
+          <w:rFonts w:ascii="Garamond" w:hAnsi="Garamond"/>
+          <w:lang w:val="en-GB"/>
+        </w:rPr>
+        <w:t>.</w:t>
+      </w:r>
+    </w:p>
+    <w:p>
+      <w:pPr>
+        <w:rPr>
+          <w:rFonts w:ascii="Garamond" w:hAnsi="Garamond"/>
+          <w:lang w:val="en-GB"/>
+        </w:rPr>
+      </w:pPr>
+      <w:r>
+        <w:rPr>
+          <w:rFonts w:ascii="Garamond" w:hAnsi="Garamond"/>
+          <w:lang w:val="en-GB"/>
+        </w:rPr>
+        <w:drawing>
+          <wp:inline distT="0" distB="0" distL="0" distR="0" wp14:anchorId="2EF45E9C" wp14:editId="14D77D63">
+            <wp:extent cx="5760720" cy="2803525"/>
+            <wp:effectExtent l="0" t="0" r="0" b="0"/>
+            <wp:docPr id="1416229190" name="Image 1"/>
+            <wp:cNvGraphicFramePr>
+              <a:graphicFrameLocks xmlns:a="http://schemas.openxmlformats.org/drawingml/2006/main" noChangeAspect="1"/>
+            </wp:cNvGraphicFramePr>
+            <a:graphic xmlns:a="http://schemas.openxmlformats.org/drawingml/2006/main">
+              <a:graphicData uri="http://schemas.openxmlformats.org/drawingml/2006/picture">
+                <pic:pic xmlns:pic="http://schemas.openxmlformats.org/drawingml/2006/picture">
+                  <pic:nvPicPr>
+                    <pic:cNvPr id="1416229190" name=""/>
+                    <pic:cNvPicPr/>
+                  </pic:nvPicPr>
+                  <pic:blipFill>
+                    <a:blip r:embed="rId6"/>
+                    <a:stretch>
+                      <a:fillRect/>
+                    </a:stretch>
+                  </pic:blipFill>
+                  <pic:spPr>
+                    <a:xfrm>
+                      <a:off x="0" y="0"/>
+                      <a:ext cx="5760720" cy="2803525"/>
+                    </a:xfrm>
+                    <a:prstGeom prst="rect">
+                      <a:avLst/>
+                    </a:prstGeom>
+                  </pic:spPr>
+                </pic:pic>
+              </a:graphicData>
+            </a:graphic>
+          </wp:inline>
+        </w:drawing>
+      </w:r>
+    </w:p>
+    <w:p>
+      <w:pPr>
+        <w:rPr>
+          <w:rFonts w:ascii="Garamond" w:hAnsi="Garamond"/>
+        </w:rPr>
+      </w:pPr>
+    </w:p>
+    <w:p>
+      <w:pPr>
+        <w:rPr>
+          <w:rFonts w:ascii="Garamond" w:hAnsi="Garamond"/>
+        </w:rPr>
+      </w:pPr>
+      <w:r>
+        <w:rPr>
+          <w:rFonts w:ascii="Garamond" w:hAnsi="Garamond"/>
+        </w:rPr>
+        <w:t>Explication Niche partitionning</w:t>
       </w:r>
     </w:p>
     <w:p>
@@ -630,19 +1392,26 @@
         </w:numPr>
         <w:rPr>
           <w:rFonts w:ascii="Garamond" w:hAnsi="Garamond"/>
-          <w:lang w:val="en-GB"/>
-        </w:rPr>
-      </w:pPr>
-      <w:r>
-        <w:rPr>
-          <w:rFonts w:ascii="Garamond" w:hAnsi="Garamond"/>
-          <w:lang w:val="en-GB"/>
-        </w:rPr>
+          <w:sz w:val="26"/>
+          <w:szCs w:val="26"/>
+          <w:lang w:val="en-GB"/>
+        </w:rPr>
+      </w:pPr>
+      <w:r>
+        <w:rPr>
+          <w:rFonts w:ascii="Garamond" w:hAnsi="Garamond"/>
+          <w:sz w:val="26"/>
+          <w:szCs w:val="26"/>
+          <w:lang w:val="en-GB"/>
+        </w:rPr>
+        <w:lastRenderedPageBreak/>
         <w:t xml:space="preserve">Exotic bird species </w:t>
       </w:r>
       <w:r>
         <w:rPr>
           <w:rFonts w:ascii="Garamond" w:hAnsi="Garamond"/>
+          <w:sz w:val="26"/>
+          <w:szCs w:val="26"/>
           <w:lang w:val="en-GB"/>
         </w:rPr>
         <w:t xml:space="preserve">impact </w:t>
@@ -650,66 +1419,11 @@
       <w:r>
         <w:rPr>
           <w:rFonts w:ascii="Garamond" w:hAnsi="Garamond"/>
-          <w:lang w:val="en-GB"/>
-        </w:rPr>
-        <w:t>and soundscape</w:t>
-      </w:r>
-      <w:r>
-        <w:rPr>
-          <w:rFonts w:ascii="Garamond" w:hAnsi="Garamond"/>
-          <w:lang w:val="en-GB"/>
-        </w:rPr>
-        <w:t xml:space="preserve"> impact</w:t>
-      </w:r>
-    </w:p>
-    <w:p>
-      <w:pPr>
-        <w:rPr>
-          <w:rFonts w:ascii="Garamond" w:hAnsi="Garamond"/>
-          <w:lang w:val="en-GB"/>
-        </w:rPr>
-      </w:pPr>
-      <w:r>
-        <w:rPr>
-          <w:rFonts w:ascii="Garamond" w:hAnsi="Garamond"/>
-          <w:lang w:val="en-GB"/>
-        </w:rPr>
-        <w:t>Current a</w:t>
-      </w:r>
-      <w:r>
-        <w:rPr>
-          <w:rFonts w:ascii="Garamond" w:hAnsi="Garamond"/>
-          <w:lang w:val="en-GB"/>
-        </w:rPr>
-        <w:t>vian composition in French Polynesia is quite unique compared to continental community. Biological introduction shapes their composition, and fewer native bird species is found on Tahiti rather than exotics one. Tha</w:t>
-      </w:r>
-      <w:r>
-        <w:rPr>
-          <w:rFonts w:ascii="Garamond" w:hAnsi="Garamond"/>
-          <w:lang w:val="en-GB"/>
-        </w:rPr>
-        <w:t>t is for</w:t>
-      </w:r>
-      <w:r>
-        <w:rPr>
-          <w:rFonts w:ascii="Garamond" w:hAnsi="Garamond"/>
-          <w:lang w:val="en-GB"/>
-        </w:rPr>
-        <w:t xml:space="preserve"> richness, but also </w:t>
-      </w:r>
-      <w:r>
-        <w:rPr>
-          <w:rFonts w:ascii="Garamond" w:hAnsi="Garamond"/>
-          <w:lang w:val="en-GB"/>
-        </w:rPr>
-        <w:t>for</w:t>
-      </w:r>
-      <w:r>
-        <w:rPr>
-          <w:rFonts w:ascii="Garamond" w:hAnsi="Garamond"/>
-          <w:lang w:val="en-GB"/>
-        </w:rPr>
-        <w:t xml:space="preserve"> abondance.</w:t>
+          <w:sz w:val="26"/>
+          <w:szCs w:val="26"/>
+          <w:lang w:val="en-GB"/>
+        </w:rPr>
+        <w:t>and soundscape impact</w:t>
       </w:r>
     </w:p>
     <w:p>
@@ -741,59 +1455,9 @@
           <w:rFonts w:ascii="Garamond" w:hAnsi="Garamond"/>
           <w:lang w:val="en-GB"/>
         </w:rPr>
-        <w:t xml:space="preserve">, 2021). </w:t>
-      </w:r>
-      <w:r>
-        <w:rPr>
-          <w:rFonts w:ascii="Garamond" w:hAnsi="Garamond"/>
-          <w:lang w:val="en-GB"/>
-        </w:rPr>
-        <w:t>So, the presence of this vocalising exotic species may also modify the acoustic community and their pattern. Soundscape’s</w:t>
-      </w:r>
-      <w:r>
-        <w:rPr>
-          <w:rFonts w:ascii="Garamond" w:hAnsi="Garamond"/>
-          <w:lang w:val="en-GB"/>
-        </w:rPr>
-        <w:t xml:space="preserve"> modification may </w:t>
-      </w:r>
-      <w:r>
-        <w:rPr>
-          <w:rFonts w:ascii="Garamond" w:hAnsi="Garamond"/>
-          <w:lang w:val="en-GB"/>
-        </w:rPr>
-        <w:t>impact</w:t>
-      </w:r>
-      <w:r>
-        <w:rPr>
-          <w:rFonts w:ascii="Garamond" w:hAnsi="Garamond"/>
-          <w:lang w:val="en-GB"/>
-        </w:rPr>
-        <w:t xml:space="preserve"> the communication between native species, and so change their </w:t>
-      </w:r>
-      <w:r>
-        <w:rPr>
-          <w:rFonts w:ascii="Garamond" w:hAnsi="Garamond"/>
-          <w:lang w:val="en-GB"/>
-        </w:rPr>
-        <w:t>occupancy</w:t>
-      </w:r>
-      <w:r>
-        <w:rPr>
-          <w:rFonts w:ascii="Garamond" w:hAnsi="Garamond"/>
-          <w:lang w:val="en-GB"/>
-        </w:rPr>
-        <w:t>, distribution and behaviour.</w:t>
-      </w:r>
-    </w:p>
-    <w:commentRangeEnd w:id="0"/>
-    <w:p>
-      <w:pPr>
-        <w:rPr>
-          <w:rFonts w:ascii="Garamond" w:hAnsi="Garamond"/>
-          <w:lang w:val="en-GB"/>
-        </w:rPr>
-      </w:pPr>
+        <w:t>, 2021). So, the presence of this vocalising exotic species may also modify the acoustic community and their pattern. Soundscape’s modification may impact the communication between native species, and so change their occupancy, distribution and behaviour.</w:t>
+      </w:r>
+      <w:commentRangeEnd w:id="0"/>
       <w:r>
         <w:rPr>
           <w:rStyle w:val="Marquedecommentaire"/>
@@ -804,19 +1468,400 @@
         </w:rPr>
         <w:commentReference w:id="0"/>
       </w:r>
-      <w:r>
-        <w:rPr>
-          <w:rFonts w:ascii="Garamond" w:hAnsi="Garamond"/>
-          <w:lang w:val="en-GB"/>
-        </w:rPr>
-        <w:t xml:space="preserve">For instance, common myna, which have been associated with the decline of native richness and abondance) (MacDonald and Kirkpatrick 2003; Tindall et al. 2007; Kath et al. 2009; Mac Nally et al. 2014). </w:t>
-      </w:r>
-      <w:r>
-        <w:rPr>
-          <w:rFonts w:ascii="Garamond" w:hAnsi="Garamond"/>
-          <w:lang w:val="en-GB"/>
-        </w:rPr>
-        <w:t xml:space="preserve">This highly vocalising species may impact the avian soundscape community. These changes could be highlighted using acoustic indices. </w:t>
+    </w:p>
+    <w:p>
+      <w:pPr>
+        <w:rPr>
+          <w:rFonts w:ascii="Garamond" w:hAnsi="Garamond"/>
+          <w:sz w:val="26"/>
+          <w:szCs w:val="26"/>
+          <w:lang w:val="en-GB"/>
+        </w:rPr>
+      </w:pPr>
+      <w:r>
+        <w:rPr>
+          <w:rFonts w:ascii="Garamond" w:hAnsi="Garamond"/>
+          <w:lang w:val="en-GB"/>
+        </w:rPr>
+        <w:t>Species interference is expected to affect acoustic signals more strongly than, for example, visual signals, since acoustic.</w:t>
+      </w:r>
+    </w:p>
+    <w:p>
+      <w:pPr>
+        <w:rPr>
+          <w:rFonts w:ascii="Garamond" w:hAnsi="Garamond"/>
+          <w:lang w:val="en-GB"/>
+        </w:rPr>
+      </w:pPr>
+      <w:r>
+        <w:rPr>
+          <w:rFonts w:ascii="Garamond" w:hAnsi="Garamond"/>
+          <w:lang w:val="en-GB"/>
+        </w:rPr>
+        <w:t xml:space="preserve">Bird invasion process </w:t>
+      </w:r>
+      <w:r>
+        <w:rPr>
+          <w:rFonts w:ascii="Garamond" w:hAnsi="Garamond"/>
+          <w:lang w:val="en-GB"/>
+        </w:rPr>
+        <w:t>modifies</w:t>
+      </w:r>
+      <w:r>
+        <w:rPr>
+          <w:rFonts w:ascii="Garamond" w:hAnsi="Garamond"/>
+          <w:lang w:val="en-GB"/>
+        </w:rPr>
+        <w:t xml:space="preserve"> </w:t>
+      </w:r>
+      <w:r>
+        <w:rPr>
+          <w:rFonts w:ascii="Garamond" w:hAnsi="Garamond"/>
+          <w:lang w:val="en-GB"/>
+        </w:rPr>
+        <w:t xml:space="preserve">the </w:t>
+      </w:r>
+      <w:r>
+        <w:rPr>
+          <w:rFonts w:ascii="Garamond" w:hAnsi="Garamond"/>
+          <w:lang w:val="en-GB"/>
+        </w:rPr>
+        <w:t xml:space="preserve">soundscape. </w:t>
+      </w:r>
+      <w:r>
+        <w:rPr>
+          <w:rFonts w:ascii="Garamond" w:hAnsi="Garamond"/>
+          <w:lang w:val="en-GB"/>
+        </w:rPr>
+        <w:t>First new avian species, bring vocalising signals in the invaded soundscapes, and so acoustic interferences</w:t>
+      </w:r>
+      <w:r>
+        <w:rPr>
+          <w:rFonts w:ascii="Garamond" w:hAnsi="Garamond"/>
+          <w:lang w:val="en-GB"/>
+        </w:rPr>
+        <w:t>. This new species interference may affect acoustic signals communication, since they</w:t>
+      </w:r>
+      <w:r>
+        <w:rPr>
+          <w:rFonts w:ascii="Garamond" w:hAnsi="Garamond"/>
+          <w:lang w:val="en-GB"/>
+        </w:rPr>
+        <w:t xml:space="preserve"> </w:t>
+      </w:r>
+      <w:r>
+        <w:rPr>
+          <w:rFonts w:ascii="Garamond" w:hAnsi="Garamond"/>
+          <w:lang w:val="en-GB"/>
+        </w:rPr>
+        <w:t>signals transmit over longer distances and thus can easily mask each other (Wilkins, Seddon, &amp; Safran, 2013)</w:t>
+      </w:r>
+      <w:r>
+        <w:rPr>
+          <w:rFonts w:ascii="Garamond" w:hAnsi="Garamond"/>
+          <w:lang w:val="en-GB"/>
+        </w:rPr>
+        <w:t>. Plus</w:t>
+      </w:r>
+      <w:r>
+        <w:rPr>
+          <w:rFonts w:ascii="Garamond" w:hAnsi="Garamond"/>
+          <w:lang w:val="en-GB"/>
+        </w:rPr>
+        <w:t>,</w:t>
+      </w:r>
+      <w:r>
+        <w:rPr>
+          <w:rFonts w:ascii="Garamond" w:hAnsi="Garamond"/>
+          <w:lang w:val="en-GB"/>
+        </w:rPr>
+        <w:t xml:space="preserve"> higher number of vocalizing </w:t>
+      </w:r>
+      <w:r>
+        <w:rPr>
+          <w:rFonts w:ascii="Garamond" w:hAnsi="Garamond"/>
+          <w:lang w:val="en-GB"/>
+        </w:rPr>
+        <w:t xml:space="preserve">bird </w:t>
+      </w:r>
+      <w:r>
+        <w:rPr>
+          <w:rFonts w:ascii="Garamond" w:hAnsi="Garamond"/>
+          <w:lang w:val="en-GB"/>
+        </w:rPr>
+        <w:t>species</w:t>
+      </w:r>
+      <w:r>
+        <w:rPr>
+          <w:rFonts w:ascii="Garamond" w:hAnsi="Garamond"/>
+          <w:lang w:val="en-GB"/>
+        </w:rPr>
+        <w:t xml:space="preserve"> </w:t>
+      </w:r>
+      <w:r>
+        <w:rPr>
+          <w:rFonts w:ascii="Garamond" w:hAnsi="Garamond"/>
+          <w:lang w:val="en-GB"/>
+        </w:rPr>
+        <w:t xml:space="preserve">has been shown to </w:t>
+      </w:r>
+      <w:r>
+        <w:rPr>
+          <w:rFonts w:ascii="Garamond" w:hAnsi="Garamond"/>
+          <w:lang w:val="en-GB"/>
+        </w:rPr>
+        <w:t>correlat</w:t>
+      </w:r>
+      <w:r>
+        <w:rPr>
+          <w:rFonts w:ascii="Garamond" w:hAnsi="Garamond"/>
+          <w:lang w:val="en-GB"/>
+        </w:rPr>
+        <w:t xml:space="preserve">e </w:t>
+      </w:r>
+      <w:r>
+        <w:rPr>
+          <w:rFonts w:ascii="Garamond" w:hAnsi="Garamond"/>
+          <w:lang w:val="en-GB"/>
+        </w:rPr>
+        <w:t xml:space="preserve">with the detection of more </w:t>
+      </w:r>
+      <w:r>
+        <w:rPr>
+          <w:rFonts w:ascii="Garamond" w:hAnsi="Garamond"/>
+          <w:lang w:val="en-GB"/>
+        </w:rPr>
+        <w:t xml:space="preserve">background </w:t>
+      </w:r>
+      <w:r>
+        <w:rPr>
+          <w:rFonts w:ascii="Garamond" w:hAnsi="Garamond"/>
+          <w:lang w:val="en-GB"/>
+        </w:rPr>
+        <w:t xml:space="preserve">noise. This noise can be described as </w:t>
+      </w:r>
+      <w:r>
+        <w:rPr>
+          <w:rFonts w:ascii="Garamond" w:hAnsi="Garamond"/>
+          <w:lang w:val="en-GB"/>
+        </w:rPr>
+        <w:t xml:space="preserve">acoustic interference, and </w:t>
+      </w:r>
+      <w:r>
+        <w:rPr>
+          <w:rFonts w:ascii="Garamond" w:hAnsi="Garamond"/>
+          <w:lang w:val="en-GB"/>
+        </w:rPr>
+        <w:t>so</w:t>
+      </w:r>
+      <w:r>
+        <w:rPr>
+          <w:rFonts w:ascii="Garamond" w:hAnsi="Garamond"/>
+          <w:lang w:val="en-GB"/>
+        </w:rPr>
+        <w:t xml:space="preserve"> potential interspecific competition for acoustic space</w:t>
+      </w:r>
+      <w:r>
+        <w:rPr>
+          <w:rFonts w:ascii="Garamond" w:hAnsi="Garamond"/>
+          <w:lang w:val="en-GB"/>
+        </w:rPr>
+        <w:t>.</w:t>
+      </w:r>
+      <w:r>
+        <w:rPr>
+          <w:rFonts w:ascii="Garamond" w:hAnsi="Garamond"/>
+          <w:lang w:val="en-GB"/>
+        </w:rPr>
+        <w:t xml:space="preserve"> </w:t>
+      </w:r>
+      <w:r>
+        <w:rPr>
+          <w:rFonts w:ascii="Garamond" w:hAnsi="Garamond"/>
+          <w:lang w:val="en-GB"/>
+        </w:rPr>
+        <w:t xml:space="preserve">(Alois Robert </w:t>
+      </w:r>
+      <w:r>
+        <w:rPr>
+          <w:rFonts w:ascii="Garamond" w:hAnsi="Garamond"/>
+          <w:lang w:val="en-GB"/>
+        </w:rPr>
+        <w:t>soundscape.</w:t>
+      </w:r>
+      <w:r>
+        <w:rPr>
+          <w:rFonts w:ascii="Garamond" w:hAnsi="Garamond"/>
+          <w:lang w:val="en-GB"/>
+        </w:rPr>
+        <w:t>)</w:t>
+      </w:r>
+    </w:p>
+    <w:p>
+      <w:pPr>
+        <w:rPr>
+          <w:rFonts w:ascii="Garamond" w:hAnsi="Garamond"/>
+          <w:lang w:val="en-GB"/>
+        </w:rPr>
+      </w:pPr>
+      <w:r>
+        <w:rPr>
+          <w:rFonts w:ascii="Garamond" w:hAnsi="Garamond"/>
+          <w:lang w:val="en-GB"/>
+        </w:rPr>
+        <w:t>Current a</w:t>
+      </w:r>
+      <w:r>
+        <w:rPr>
+          <w:rFonts w:ascii="Garamond" w:hAnsi="Garamond"/>
+          <w:lang w:val="en-GB"/>
+        </w:rPr>
+        <w:t>vian composition in French Polynesia is quite unique compared to continental community. Biological introduction shapes their composition, and fewer native bird species is found on Tahiti rather than exotics one. Tha</w:t>
+      </w:r>
+      <w:r>
+        <w:rPr>
+          <w:rFonts w:ascii="Garamond" w:hAnsi="Garamond"/>
+          <w:lang w:val="en-GB"/>
+        </w:rPr>
+        <w:t>t is for</w:t>
+      </w:r>
+      <w:r>
+        <w:rPr>
+          <w:rFonts w:ascii="Garamond" w:hAnsi="Garamond"/>
+          <w:lang w:val="en-GB"/>
+        </w:rPr>
+        <w:t xml:space="preserve"> richness, but also </w:t>
+      </w:r>
+      <w:r>
+        <w:rPr>
+          <w:rFonts w:ascii="Garamond" w:hAnsi="Garamond"/>
+          <w:lang w:val="en-GB"/>
+        </w:rPr>
+        <w:t>for</w:t>
+      </w:r>
+      <w:r>
+        <w:rPr>
+          <w:rFonts w:ascii="Garamond" w:hAnsi="Garamond"/>
+          <w:lang w:val="en-GB"/>
+        </w:rPr>
+        <w:t xml:space="preserve"> abondance.</w:t>
+      </w:r>
+      <w:r>
+        <w:rPr>
+          <w:rFonts w:ascii="Garamond" w:hAnsi="Garamond"/>
+          <w:lang w:val="en-GB"/>
+        </w:rPr>
+        <w:t xml:space="preserve"> </w:t>
+      </w:r>
+    </w:p>
+    <w:p>
+      <w:pPr>
+        <w:rPr>
+          <w:rFonts w:ascii="Garamond" w:hAnsi="Garamond"/>
+          <w:lang w:val="en-GB"/>
+        </w:rPr>
+      </w:pPr>
+      <w:r>
+        <w:rPr>
+          <w:rFonts w:ascii="Garamond" w:hAnsi="Garamond"/>
+          <w:lang w:val="en-GB"/>
+        </w:rPr>
+        <w:t>Table of species introduction</w:t>
+      </w:r>
+      <w:r>
+        <w:rPr>
+          <w:rFonts w:ascii="Garamond" w:hAnsi="Garamond"/>
+          <w:lang w:val="en-GB"/>
+        </w:rPr>
+        <w:t xml:space="preserve"> </w:t>
+      </w:r>
+      <w:r>
+        <w:rPr>
+          <w:rFonts w:ascii="Garamond" w:hAnsi="Garamond"/>
+          <w:lang w:val="en-GB"/>
+        </w:rPr>
+        <w:t>Tahiti</w:t>
+      </w:r>
+      <w:r>
+        <w:rPr>
+          <w:rFonts w:ascii="Garamond" w:hAnsi="Garamond"/>
+          <w:lang w:val="en-GB"/>
+        </w:rPr>
+        <w:t>:</w:t>
+      </w:r>
+    </w:p>
+    <w:p>
+      <w:pPr>
+        <w:rPr>
+          <w:rFonts w:ascii="Garamond" w:hAnsi="Garamond"/>
+          <w:lang w:val="en-GB"/>
+        </w:rPr>
+      </w:pPr>
+    </w:p>
+    <w:p>
+      <w:pPr>
+        <w:rPr>
+          <w:rFonts w:ascii="Garamond" w:hAnsi="Garamond"/>
+          <w:lang w:val="en-GB"/>
+        </w:rPr>
+      </w:pPr>
+      <w:r>
+        <w:rPr>
+          <w:rFonts w:ascii="Garamond" w:hAnsi="Garamond"/>
+          <w:lang w:val="en-GB"/>
+        </w:rPr>
+        <w:t xml:space="preserve">For instance, </w:t>
+      </w:r>
+      <w:r>
+        <w:rPr>
+          <w:rFonts w:ascii="Garamond" w:hAnsi="Garamond"/>
+          <w:lang w:val="en-GB"/>
+        </w:rPr>
+        <w:t>C</w:t>
+      </w:r>
+      <w:r>
+        <w:rPr>
+          <w:rFonts w:ascii="Garamond" w:hAnsi="Garamond"/>
+          <w:lang w:val="en-GB"/>
+        </w:rPr>
+        <w:t xml:space="preserve">ommon myna, which have been associated with the decline of native </w:t>
+      </w:r>
+      <w:r>
+        <w:rPr>
+          <w:rFonts w:ascii="Garamond" w:hAnsi="Garamond"/>
+          <w:lang w:val="en-GB"/>
+        </w:rPr>
+        <w:t xml:space="preserve">bird community </w:t>
+      </w:r>
+      <w:r>
+        <w:rPr>
+          <w:rFonts w:ascii="Garamond" w:hAnsi="Garamond"/>
+          <w:lang w:val="en-GB"/>
+        </w:rPr>
+        <w:t xml:space="preserve">(Grarock </w:t>
+      </w:r>
+      <w:r>
+        <w:rPr>
+          <w:rFonts w:ascii="Garamond" w:hAnsi="Garamond"/>
+          <w:i/>
+          <w:iCs/>
+          <w:lang w:val="en-GB"/>
+        </w:rPr>
+        <w:t>et al.</w:t>
+      </w:r>
+      <w:r>
+        <w:rPr>
+          <w:rFonts w:ascii="Garamond" w:hAnsi="Garamond"/>
+          <w:lang w:val="en-GB"/>
+        </w:rPr>
+        <w:t>, 2012</w:t>
+      </w:r>
+      <w:r>
+        <w:rPr>
+          <w:rFonts w:ascii="Garamond" w:hAnsi="Garamond"/>
+          <w:lang w:val="en-GB"/>
+        </w:rPr>
+        <w:t xml:space="preserve">). This highly vocalising species may impact the avian soundscape community. These changes could be highlighted using acoustic indices. </w:t>
       </w:r>
     </w:p>
     <w:p>
@@ -836,19 +1881,52 @@
         </w:numPr>
         <w:rPr>
           <w:rFonts w:ascii="Garamond" w:hAnsi="Garamond"/>
-          <w:lang w:val="en-GB"/>
-        </w:rPr>
-      </w:pPr>
-      <w:r>
-        <w:rPr>
-          <w:rFonts w:ascii="Garamond" w:hAnsi="Garamond"/>
-          <w:lang w:val="en-GB"/>
-        </w:rPr>
-        <w:t xml:space="preserve">The use of ARU in </w:t>
-      </w:r>
-      <w:r>
-        <w:rPr>
-          <w:rFonts w:ascii="Garamond" w:hAnsi="Garamond"/>
+          <w:sz w:val="26"/>
+          <w:szCs w:val="26"/>
+          <w:lang w:val="en-GB"/>
+        </w:rPr>
+      </w:pPr>
+      <w:r>
+        <w:rPr>
+          <w:rFonts w:ascii="Garamond" w:hAnsi="Garamond"/>
+          <w:sz w:val="26"/>
+          <w:szCs w:val="26"/>
+          <w:lang w:val="en-GB"/>
+        </w:rPr>
+        <w:t>The use of ARU</w:t>
+      </w:r>
+      <w:r>
+        <w:rPr>
+          <w:rFonts w:ascii="Garamond" w:hAnsi="Garamond"/>
+          <w:sz w:val="26"/>
+          <w:szCs w:val="26"/>
+          <w:lang w:val="en-GB"/>
+        </w:rPr>
+        <w:t xml:space="preserve"> </w:t>
+      </w:r>
+      <w:r>
+        <w:rPr>
+          <w:rFonts w:ascii="Garamond" w:hAnsi="Garamond"/>
+          <w:sz w:val="26"/>
+          <w:szCs w:val="26"/>
+          <w:lang w:val="en-GB"/>
+        </w:rPr>
+        <w:t>and acoustic indices</w:t>
+      </w:r>
+      <w:r>
+        <w:rPr>
+          <w:rFonts w:ascii="Garamond" w:hAnsi="Garamond"/>
+          <w:sz w:val="26"/>
+          <w:szCs w:val="26"/>
+          <w:lang w:val="en-GB"/>
+        </w:rPr>
+        <w:t xml:space="preserve"> in </w:t>
+      </w:r>
+      <w:r>
+        <w:rPr>
+          <w:rFonts w:ascii="Garamond" w:hAnsi="Garamond"/>
+          <w:sz w:val="26"/>
+          <w:szCs w:val="26"/>
           <w:lang w:val="en-GB"/>
         </w:rPr>
         <w:t>ecology:</w:t>
@@ -866,14 +1944,7 @@
           <w:rFonts w:ascii="Garamond" w:hAnsi="Garamond"/>
           <w:lang w:val="en-GB"/>
         </w:rPr>
-        <w:t xml:space="preserve">The uses of ARU </w:t>
-      </w:r>
-      <w:r>
-        <w:rPr>
-          <w:rFonts w:ascii="Garamond" w:hAnsi="Garamond"/>
-          <w:lang w:val="en-GB"/>
-        </w:rPr>
-        <w:t>and PAM methods on islands is still a field in development (</w:t>
+        <w:t>The uses of ARU and PAM methods on islands is still a field in development (</w:t>
       </w:r>
       <w:r>
         <w:rPr>
@@ -887,77 +1958,15 @@
           <w:rFonts w:ascii="Garamond" w:hAnsi="Garamond"/>
           <w:lang w:val="en-GB"/>
         </w:rPr>
-        <w:t xml:space="preserve"> are used to run acoustics indices analysis on vocalising species, to acknowledge activity, occupancy and densities</w:t>
-      </w:r>
-      <w:r>
-        <w:rPr>
-          <w:rFonts w:ascii="Garamond" w:hAnsi="Garamond"/>
-          <w:lang w:val="en-GB"/>
-        </w:rPr>
-        <w:t xml:space="preserve"> (Marques et al., 2013).</w:t>
-      </w:r>
-      <w:r>
-        <w:rPr>
-          <w:rFonts w:ascii="Garamond" w:hAnsi="Garamond"/>
-          <w:lang w:val="en-GB"/>
-        </w:rPr>
-        <w:t xml:space="preserve"> They have been used to work on a large variety of taxa, with a </w:t>
-      </w:r>
-      <w:r>
-        <w:rPr>
-          <w:rFonts w:ascii="Garamond" w:hAnsi="Garamond"/>
-          <w:lang w:val="en-GB"/>
-        </w:rPr>
-        <w:lastRenderedPageBreak/>
-        <w:t xml:space="preserve">wide spectrum of assessment methods and goals. They also have been used to work </w:t>
-      </w:r>
-      <w:r>
-        <w:rPr>
-          <w:rFonts w:ascii="Garamond" w:hAnsi="Garamond"/>
-          <w:lang w:val="en-GB"/>
-        </w:rPr>
-        <w:t>o</w:t>
-      </w:r>
-      <w:r>
-        <w:rPr>
-          <w:rFonts w:ascii="Garamond" w:hAnsi="Garamond"/>
-          <w:lang w:val="en-GB"/>
-        </w:rPr>
-        <w:t>n</w:t>
-      </w:r>
-      <w:r>
-        <w:rPr>
-          <w:rFonts w:ascii="Garamond" w:hAnsi="Garamond"/>
-          <w:lang w:val="en-GB"/>
-        </w:rPr>
-        <w:t xml:space="preserve"> avian community in an invaded ecosystem (Song et al, 2025).</w:t>
-      </w:r>
-    </w:p>
-    <w:p>
-      <w:pPr>
-        <w:rPr>
-          <w:rFonts w:ascii="Garamond" w:hAnsi="Garamond"/>
-          <w:lang w:val="en-GB"/>
-        </w:rPr>
-      </w:pPr>
-    </w:p>
-    <w:p>
-      <w:pPr>
-        <w:pStyle w:val="Paragraphedeliste"/>
-        <w:numPr>
-          <w:ilvl w:val="0"/>
-          <w:numId w:val="12"/>
-        </w:numPr>
-        <w:rPr>
-          <w:rFonts w:ascii="Garamond" w:hAnsi="Garamond"/>
-        </w:rPr>
-      </w:pPr>
-      <w:r>
-        <w:rPr>
-          <w:rFonts w:ascii="Garamond" w:hAnsi="Garamond"/>
-        </w:rPr>
-        <w:t>Uses of Acoustic indices</w:t>
-      </w:r>
+        <w:t xml:space="preserve"> are used to run acoustics indices analysis on vocalising species, to acknowledge activity, occupancy and densities (Marques et al., 2013). They have been used to work on a large variety of taxa, with a wide spectrum of assessment methods and goals. They also have been used to work on avian community in an invaded ecosystem (Song et al, 2025).</w:t>
+      </w:r>
+    </w:p>
+    <w:p>
+      <w:pPr>
+        <w:rPr>
+          <w:rFonts w:ascii="Garamond" w:hAnsi="Garamond"/>
+        </w:rPr>
+      </w:pPr>
     </w:p>
     <w:p>
       <w:pPr>
@@ -978,28 +1987,49 @@
           <w:rFonts w:ascii="Garamond" w:hAnsi="Garamond"/>
           <w:lang w:val="en-GB"/>
         </w:rPr>
-        <w:t xml:space="preserve">g is used to quantify rapidly and with less tool’s biodiversity. </w:t>
-      </w:r>
-      <w:r>
-        <w:rPr>
-          <w:rFonts w:ascii="Garamond" w:hAnsi="Garamond"/>
-          <w:lang w:val="en-GB"/>
-        </w:rPr>
-        <w:t>These are noninvasive, autonomous</w:t>
-      </w:r>
-      <w:r>
-        <w:rPr>
-          <w:rFonts w:ascii="Garamond" w:hAnsi="Garamond"/>
-          <w:lang w:val="en-GB"/>
-        </w:rPr>
-        <w:t xml:space="preserve"> and</w:t>
-      </w:r>
-      <w:r>
-        <w:rPr>
-          <w:rFonts w:ascii="Garamond" w:hAnsi="Garamond"/>
-          <w:lang w:val="en-GB"/>
-        </w:rPr>
-        <w:t xml:space="preserve"> usually omni-directional (sampling a three-dimensional sphere  around the sensor)</w:t>
+        <w:t xml:space="preserve">g is used to quantify rapidly and with less tool’s biodiversity. These are </w:t>
+      </w:r>
+      <w:r>
+        <w:rPr>
+          <w:rFonts w:ascii="Garamond" w:hAnsi="Garamond"/>
+          <w:lang w:val="en-GB"/>
+        </w:rPr>
+        <w:t>non</w:t>
+      </w:r>
+      <w:r>
+        <w:rPr>
+          <w:rFonts w:ascii="Garamond" w:hAnsi="Garamond"/>
+          <w:lang w:val="en-GB"/>
+        </w:rPr>
+        <w:t>-</w:t>
+      </w:r>
+      <w:r>
+        <w:rPr>
+          <w:rFonts w:ascii="Garamond" w:hAnsi="Garamond"/>
+          <w:lang w:val="en-GB"/>
+        </w:rPr>
+        <w:t>invasive</w:t>
+      </w:r>
+      <w:r>
+        <w:rPr>
+          <w:rFonts w:ascii="Garamond" w:hAnsi="Garamond"/>
+          <w:lang w:val="en-GB"/>
+        </w:rPr>
+        <w:t xml:space="preserve">, autonomous and usually omni-directional (sampling a three-dimensional </w:t>
+      </w:r>
+      <w:r>
+        <w:rPr>
+          <w:rFonts w:ascii="Garamond" w:hAnsi="Garamond"/>
+          <w:lang w:val="en-GB"/>
+        </w:rPr>
+        <w:t>sphere around</w:t>
+      </w:r>
+      <w:r>
+        <w:rPr>
+          <w:rFonts w:ascii="Garamond" w:hAnsi="Garamond"/>
+          <w:lang w:val="en-GB"/>
+        </w:rPr>
+        <w:t xml:space="preserve"> the sensor)</w:t>
       </w:r>
       <w:r>
         <w:rPr>
@@ -1064,14 +2094,7 @@
           <w:rFonts w:ascii="Garamond" w:hAnsi="Garamond"/>
           <w:lang w:val="en-GB"/>
         </w:rPr>
-        <w:t>, 2019)</w:t>
-      </w:r>
-      <w:r>
-        <w:rPr>
-          <w:rFonts w:ascii="Garamond" w:hAnsi="Garamond"/>
-          <w:lang w:val="en-GB"/>
-        </w:rPr>
-        <w:t>.</w:t>
+        <w:t>, 2019).</w:t>
       </w:r>
       <w:r>
         <w:rPr>
@@ -1102,6 +2125,7 @@
           <w:noProof/>
           <w:lang w:val="en-GB"/>
         </w:rPr>
+        <w:lastRenderedPageBreak/>
         <w:drawing>
           <wp:inline distT="0" distB="0" distL="0" distR="0" wp14:anchorId="7EA64D78" wp14:editId="3A1078A1">
             <wp:extent cx="4140200" cy="1672601"/>
@@ -1118,7 +2142,7 @@
                     <pic:cNvPicPr/>
                   </pic:nvPicPr>
                   <pic:blipFill>
-                    <a:blip r:embed="rId10"/>
+                    <a:blip r:embed="rId11"/>
                     <a:stretch>
                       <a:fillRect/>
                     </a:stretch>
@@ -1151,14 +2175,7 @@
           <w:rFonts w:ascii="Garamond" w:hAnsi="Garamond"/>
           <w:lang w:val="en-GB"/>
         </w:rPr>
-        <w:t>PAM is still limited i</w:t>
-      </w:r>
-      <w:r>
-        <w:rPr>
-          <w:rFonts w:ascii="Garamond" w:hAnsi="Garamond"/>
-          <w:lang w:val="en-GB"/>
-        </w:rPr>
-        <w:t>n its range and can only detected vocalising species, in the right place and time (depends of the designed program of the ARU’s.</w:t>
+        <w:t>PAM is still limited in its range and can only detected vocalising species, in the right place and time (depends of the designed program of the ARU’s.</w:t>
       </w:r>
     </w:p>
     <w:p>
@@ -1192,7 +2209,7 @@
                     <pic:cNvPicPr/>
                   </pic:nvPicPr>
                   <pic:blipFill>
-                    <a:blip r:embed="rId11"/>
+                    <a:blip r:embed="rId12"/>
                     <a:stretch>
                       <a:fillRect/>
                     </a:stretch>
@@ -1254,14 +2271,6 @@
     </w:p>
     <w:p>
       <w:pPr>
-        <w:rPr>
-          <w:rFonts w:ascii="Garamond" w:hAnsi="Garamond"/>
-          <w:lang w:val="en-GB"/>
-        </w:rPr>
-      </w:pPr>
-    </w:p>
-    <w:p>
-      <w:pPr>
         <w:pStyle w:val="Paragraphedeliste"/>
         <w:numPr>
           <w:ilvl w:val="0"/>
@@ -1269,12 +2278,16 @@
         </w:numPr>
         <w:rPr>
           <w:rFonts w:ascii="Garamond" w:hAnsi="Garamond"/>
-          <w:lang w:val="en-GB"/>
-        </w:rPr>
-      </w:pPr>
-      <w:r>
-        <w:rPr>
-          <w:rFonts w:ascii="Garamond" w:hAnsi="Garamond"/>
+          <w:sz w:val="26"/>
+          <w:szCs w:val="26"/>
+          <w:lang w:val="en-GB"/>
+        </w:rPr>
+      </w:pPr>
+      <w:r>
+        <w:rPr>
+          <w:rFonts w:ascii="Garamond" w:hAnsi="Garamond"/>
+          <w:sz w:val="26"/>
+          <w:szCs w:val="26"/>
           <w:lang w:val="en-GB"/>
         </w:rPr>
         <w:t>Acoustic indices variability in studies</w:t>
@@ -1287,20 +2300,33 @@
           <w:lang w:val="en-GB"/>
         </w:rPr>
       </w:pPr>
-      <w:commentRangeStart w:id="1"/>
-      <w:r>
-        <w:rPr>
-          <w:rFonts w:ascii="Garamond" w:hAnsi="Garamond"/>
-          <w:lang w:val="en-GB"/>
-        </w:rPr>
-        <w:t xml:space="preserve">Although acoustic indices show great promise for standardizing the analysis of acoustic surveys, the complexity of acoustical conditions necessitates a careful examination of the relationship between an index and the underlying process of interest (e.g., Gasc et al. 2013; Fuller et al. 2015). </w:t>
-      </w:r>
-      <w:r>
-        <w:rPr>
-          <w:rFonts w:ascii="Garamond" w:hAnsi="Garamond"/>
-          <w:lang w:val="en-GB"/>
-        </w:rPr>
-        <w:t xml:space="preserve">Zotero de (Buxton </w:t>
+      <w:r>
+        <w:rPr>
+          <w:rFonts w:ascii="Garamond" w:hAnsi="Garamond"/>
+          <w:lang w:val="en-GB"/>
+        </w:rPr>
+        <w:t>A</w:t>
+      </w:r>
+      <w:r>
+        <w:rPr>
+          <w:rFonts w:ascii="Garamond" w:hAnsi="Garamond"/>
+          <w:lang w:val="en-GB"/>
+        </w:rPr>
+        <w:t>coustic indices are efficient metrics that extract and condense acoustic information into single integers which are used to assess the acoustic component of ecological communities</w:t>
+      </w:r>
+      <w:r>
+        <w:rPr>
+          <w:rFonts w:ascii="Garamond" w:hAnsi="Garamond"/>
+          <w:lang w:val="en-GB"/>
+        </w:rPr>
+        <w:t xml:space="preserve"> </w:t>
+      </w:r>
+      <w:r>
+        <w:rPr>
+          <w:rFonts w:ascii="Garamond" w:hAnsi="Garamond"/>
+          <w:lang w:val="en-GB"/>
+        </w:rPr>
+        <w:t xml:space="preserve">(Turlington </w:t>
       </w:r>
       <w:r>
         <w:rPr>
@@ -1316,6 +2342,60 @@
           <w:rFonts w:ascii="Garamond" w:hAnsi="Garamond"/>
           <w:lang w:val="en-GB"/>
         </w:rPr>
+        <w:t>, 2024)</w:t>
+      </w:r>
+      <w:r>
+        <w:rPr>
+          <w:rFonts w:ascii="Garamond" w:hAnsi="Garamond"/>
+          <w:lang w:val="en-GB"/>
+        </w:rPr>
+        <w:t>.</w:t>
+      </w:r>
+    </w:p>
+    <w:p>
+      <w:pPr>
+        <w:rPr>
+          <w:rFonts w:ascii="Garamond" w:hAnsi="Garamond"/>
+          <w:lang w:val="en-GB"/>
+        </w:rPr>
+      </w:pPr>
+      <w:r>
+        <w:rPr>
+          <w:rFonts w:ascii="Garamond" w:hAnsi="Garamond"/>
+          <w:lang w:val="en-GB"/>
+        </w:rPr>
+        <w:t>Talk about frequency, fourrier, time analysed, period, type of indices.</w:t>
+      </w:r>
+    </w:p>
+    <w:p>
+      <w:pPr>
+        <w:rPr>
+          <w:rFonts w:ascii="Garamond" w:hAnsi="Garamond"/>
+          <w:lang w:val="en-GB"/>
+        </w:rPr>
+      </w:pPr>
+      <w:commentRangeStart w:id="1"/>
+      <w:r>
+        <w:rPr>
+          <w:rFonts w:ascii="Garamond" w:hAnsi="Garamond"/>
+          <w:lang w:val="en-GB"/>
+        </w:rPr>
+        <w:t xml:space="preserve">Although acoustic indices show great promise for standardizing the analysis of acoustic surveys, the complexity of acoustical conditions necessitates a careful examination of the relationship between an index and the underlying process of interest (e.g., Gasc et al. 2013; Fuller et al. 2015). Zotero de (Buxton </w:t>
+      </w:r>
+      <w:r>
+        <w:rPr>
+          <w:rFonts w:ascii="Garamond" w:hAnsi="Garamond"/>
+          <w:i/>
+          <w:iCs/>
+          <w:lang w:val="en-GB"/>
+        </w:rPr>
+        <w:t>et al.</w:t>
+      </w:r>
+      <w:r>
+        <w:rPr>
+          <w:rFonts w:ascii="Garamond" w:hAnsi="Garamond"/>
+          <w:lang w:val="en-GB"/>
+        </w:rPr>
         <w:t>, 2018)</w:t>
       </w:r>
       <w:commentRangeEnd w:id="1"/>
@@ -1342,72 +2422,81 @@
           <w:rFonts w:ascii="Garamond" w:hAnsi="Garamond"/>
           <w:lang w:val="en-GB"/>
         </w:rPr>
-        <w:lastRenderedPageBreak/>
-        <w:t>However, many indices are highly sensitive to site-specific and temporal differences in vocalising animal community composition and nontarget sound levels (e.g., weather, anthropogenic sound, other vocalising species) (Gasc et al., </w:t>
-      </w:r>
-      <w:hyperlink r:id="rId12" w:anchor="mee313101-bib-0030" w:history="1">
+        <w:t xml:space="preserve">However, many indices are highly sensitive to site-specific and temporal differences in vocalising animal community composition and nontarget sound levels (e.g., weather, anthropogenic sound, other vocalising species) </w:t>
+      </w:r>
+      <w:r>
+        <w:rPr>
+          <w:rFonts w:ascii="Garamond" w:hAnsi="Garamond"/>
+          <w:highlight w:val="lightGray"/>
+          <w:lang w:val="en-GB"/>
+        </w:rPr>
+        <w:t>(</w:t>
+      </w:r>
+      <w:r>
+        <w:rPr>
+          <w:rFonts w:ascii="Garamond" w:hAnsi="Garamond"/>
+          <w:highlight w:val="lightGray"/>
+          <w:lang w:val="en-GB"/>
+        </w:rPr>
+        <w:t>Bradfer Lawrence et al., 2025</w:t>
+      </w:r>
+      <w:r>
+        <w:rPr>
+          <w:rFonts w:ascii="Garamond" w:hAnsi="Garamond"/>
+          <w:highlight w:val="lightGray"/>
+          <w:lang w:val="en-GB"/>
+        </w:rPr>
+        <w:t>; Staaterman et al., </w:t>
+      </w:r>
+      <w:hyperlink r:id="rId13" w:anchor="mee313101-bib-0090" w:history="1">
         <w:r>
           <w:rPr>
             <w:rStyle w:val="Lienhypertexte"/>
             <w:rFonts w:ascii="Garamond" w:hAnsi="Garamond"/>
             <w:b/>
             <w:bCs/>
+            <w:highlight w:val="lightGray"/>
             <w:lang w:val="en-GB"/>
           </w:rPr>
-          <w:t>2015</w:t>
+          <w:t>20</w:t>
         </w:r>
-      </w:hyperlink>
-      <w:r>
-        <w:rPr>
-          <w:rFonts w:ascii="Garamond" w:hAnsi="Garamond"/>
-          <w:lang w:val="en-GB"/>
-        </w:rPr>
-        <w:t>; Lellouch, Pavoine, Jiguet, Glotin, &amp; Sueur, </w:t>
-      </w:r>
-      <w:hyperlink r:id="rId13" w:anchor="mee313101-bib-0053" w:history="1">
         <w:r>
           <w:rPr>
             <w:rStyle w:val="Lienhypertexte"/>
             <w:rFonts w:ascii="Garamond" w:hAnsi="Garamond"/>
             <w:b/>
             <w:bCs/>
+            <w:highlight w:val="lightGray"/>
             <w:lang w:val="en-GB"/>
           </w:rPr>
-          <w:t>2014</w:t>
+          <w:t>1</w:t>
         </w:r>
-      </w:hyperlink>
-      <w:r>
-        <w:rPr>
-          <w:rFonts w:ascii="Garamond" w:hAnsi="Garamond"/>
-          <w:lang w:val="en-GB"/>
-        </w:rPr>
-        <w:t>; Staaterman et al., </w:t>
-      </w:r>
-      <w:hyperlink r:id="rId14" w:anchor="mee313101-bib-0090" w:history="1">
         <w:r>
           <w:rPr>
             <w:rStyle w:val="Lienhypertexte"/>
             <w:rFonts w:ascii="Garamond" w:hAnsi="Garamond"/>
             <w:b/>
             <w:bCs/>
+            <w:highlight w:val="lightGray"/>
             <w:lang w:val="en-GB"/>
           </w:rPr>
-          <w:t>2017</w:t>
+          <w:t>7</w:t>
         </w:r>
       </w:hyperlink>
       <w:r>
         <w:rPr>
           <w:rFonts w:ascii="Garamond" w:hAnsi="Garamond"/>
-          <w:lang w:val="en-GB"/>
-        </w:rPr>
-        <w:t xml:space="preserve">). It is therefore difficult to directly compare acoustic index values between sites and surveys, which limits the reliability of indices in PAM studies that span multiple localities, dates and habitat types. </w:t>
-      </w:r>
-      <w:r>
-        <w:rPr>
-          <w:rFonts w:ascii="Garamond" w:hAnsi="Garamond"/>
-          <w:lang w:val="en-GB"/>
-        </w:rPr>
-        <w:t xml:space="preserve">(Gibb </w:t>
+          <w:highlight w:val="lightGray"/>
+          <w:lang w:val="en-GB"/>
+        </w:rPr>
+        <w:t>)</w:t>
+      </w:r>
+      <w:r>
+        <w:rPr>
+          <w:rFonts w:ascii="Garamond" w:hAnsi="Garamond"/>
+          <w:lang w:val="en-GB"/>
+        </w:rPr>
+        <w:t xml:space="preserve">. It is therefore difficult to directly compare acoustic index values between sites and surveys, which limits the reliability of indices in PAM studies that span multiple localities, dates and habitat types. (Gibb </w:t>
       </w:r>
       <w:r>
         <w:rPr>
@@ -1445,6 +2534,7 @@
           <w:rFonts w:ascii="Garamond" w:hAnsi="Garamond"/>
           <w:lang w:val="en-GB"/>
         </w:rPr>
+        <w:lastRenderedPageBreak/>
         <w:t xml:space="preserve">Acoustic indices </w:t>
       </w:r>
       <w:r>
@@ -1459,14 +2549,7 @@
           <w:rFonts w:ascii="Garamond" w:hAnsi="Garamond"/>
           <w:lang w:val="en-GB"/>
         </w:rPr>
-        <w:t xml:space="preserve"> can be h</w:t>
-      </w:r>
-      <w:r>
-        <w:rPr>
-          <w:rFonts w:ascii="Garamond" w:hAnsi="Garamond"/>
-          <w:lang w:val="en-GB"/>
-        </w:rPr>
-        <w:t xml:space="preserve">ighly variables, </w:t>
+        <w:t xml:space="preserve"> can be highly variables, </w:t>
       </w:r>
       <w:r>
         <w:rPr>
@@ -1536,6 +2619,7 @@
       <w:pPr>
         <w:rPr>
           <w:rFonts w:ascii="Garamond" w:hAnsi="Garamond"/>
+          <w:lang w:val="en-GB"/>
         </w:rPr>
       </w:pPr>
       <w:r>
@@ -1556,103 +2640,142 @@
         <w:rPr>
           <w:rFonts w:ascii="Garamond" w:hAnsi="Garamond"/>
         </w:rPr>
-        <w:t>, 2025)</w:t>
-      </w:r>
-      <w:r>
-        <w:rPr>
-          <w:rFonts w:ascii="Garamond" w:hAnsi="Garamond"/>
-        </w:rPr>
-        <w:t xml:space="preserve"> Ici, bon example de ca dépend ce qui est mieux dans les indices quoi, notamment en PCA et unique indice.</w:t>
-      </w:r>
-      <w:r>
-        <w:rPr>
-          <w:rFonts w:ascii="Garamond" w:hAnsi="Garamond"/>
-        </w:rPr>
-        <w:t xml:space="preserve"> Peut comparer avec Bradfer Lawrence notamment</w:t>
-      </w:r>
-    </w:p>
-    <w:p>
-      <w:pPr>
-        <w:pStyle w:val="Paragraphedeliste"/>
-        <w:numPr>
-          <w:ilvl w:val="0"/>
-          <w:numId w:val="11"/>
-        </w:numPr>
-        <w:rPr>
-          <w:rFonts w:ascii="Garamond" w:hAnsi="Garamond"/>
-          <w:lang w:val="en-GB"/>
-        </w:rPr>
-      </w:pPr>
-      <w:r>
-        <w:rPr>
-          <w:rFonts w:ascii="Garamond" w:hAnsi="Garamond"/>
-          <w:lang w:val="en-GB"/>
-        </w:rPr>
-        <w:t>Biotic variable that we will study.</w:t>
-      </w:r>
-    </w:p>
-    <w:p>
-      <w:pPr>
-        <w:rPr>
-          <w:rFonts w:ascii="Garamond" w:hAnsi="Garamond"/>
-          <w:lang w:val="en-GB"/>
-        </w:rPr>
-      </w:pPr>
-      <w:r>
-        <w:rPr>
-          <w:rFonts w:ascii="Garamond" w:hAnsi="Garamond"/>
-          <w:lang w:val="en-GB"/>
-        </w:rPr>
-        <w:t xml:space="preserve">We will work on simple biotic </w:t>
-      </w:r>
-      <w:r>
-        <w:rPr>
-          <w:rFonts w:ascii="Garamond" w:hAnsi="Garamond"/>
-          <w:lang w:val="en-GB"/>
-        </w:rPr>
-        <w:t>variables</w:t>
-      </w:r>
-      <w:r>
-        <w:rPr>
-          <w:rFonts w:ascii="Garamond" w:hAnsi="Garamond"/>
-          <w:lang w:val="en-GB"/>
-        </w:rPr>
-        <w:t xml:space="preserve"> that are adequate on insular </w:t>
-      </w:r>
-      <w:r>
-        <w:rPr>
-          <w:rFonts w:ascii="Garamond" w:hAnsi="Garamond"/>
-          <w:lang w:val="en-GB"/>
-        </w:rPr>
-        <w:t>ecosystems</w:t>
-      </w:r>
-      <w:r>
-        <w:rPr>
-          <w:rFonts w:ascii="Garamond" w:hAnsi="Garamond"/>
-          <w:lang w:val="en-GB"/>
-        </w:rPr>
-        <w:t xml:space="preserve"> to describe bird community composition. </w:t>
-      </w:r>
-      <w:r>
-        <w:rPr>
-          <w:rFonts w:ascii="Garamond" w:hAnsi="Garamond"/>
-          <w:lang w:val="en-GB"/>
-        </w:rPr>
-        <w:t>Two gradients will be used, one for urbanisation (H</w:t>
-      </w:r>
-      <w:r>
-        <w:rPr>
-          <w:rFonts w:ascii="Garamond" w:hAnsi="Garamond"/>
-          <w:lang w:val="en-GB"/>
-        </w:rPr>
-        <w:t>SA</w:t>
-      </w:r>
-      <w:r>
-        <w:rPr>
-          <w:rFonts w:ascii="Garamond" w:hAnsi="Garamond"/>
-          <w:lang w:val="en-GB"/>
-        </w:rPr>
-        <w:t>% and habitat type) and the other for altitudinal gradients (Alt(m)). Another two variables will be used to describe the avian community, assess with bird point count (Richness and Avian Invasion Degree)</w:t>
+        <w:t xml:space="preserve">, 2025) Ici, bon </w:t>
+      </w:r>
+      <w:r>
+        <w:rPr>
+          <w:rFonts w:ascii="Garamond" w:hAnsi="Garamond"/>
+        </w:rPr>
+        <w:t>exemple</w:t>
+      </w:r>
+      <w:r>
+        <w:rPr>
+          <w:rFonts w:ascii="Garamond" w:hAnsi="Garamond"/>
+        </w:rPr>
+        <w:t xml:space="preserve"> de ca dépend ce qui est mieux dans les indices quoi, notamment en PCA et unique indice.</w:t>
+      </w:r>
+      <w:r>
+        <w:rPr>
+          <w:rFonts w:ascii="Garamond" w:hAnsi="Garamond"/>
+        </w:rPr>
+        <w:t xml:space="preserve"> </w:t>
+      </w:r>
+      <w:r>
+        <w:rPr>
+          <w:rFonts w:ascii="Garamond" w:hAnsi="Garamond"/>
+          <w:lang w:val="en-GB"/>
+        </w:rPr>
+        <w:t>Peut comparer avec Bradfer Lawrence notamment</w:t>
+      </w:r>
+      <w:r>
+        <w:rPr>
+          <w:rFonts w:ascii="Garamond" w:hAnsi="Garamond"/>
+          <w:lang w:val="en-GB"/>
+        </w:rPr>
+        <w:t>.</w:t>
+      </w:r>
+    </w:p>
+    <w:p>
+      <w:pPr>
+        <w:rPr>
+          <w:rFonts w:ascii="Garamond" w:hAnsi="Garamond"/>
+          <w:lang w:val="en-GB"/>
+        </w:rPr>
+      </w:pPr>
+      <w:r>
+        <w:rPr>
+          <w:rFonts w:ascii="Garamond" w:hAnsi="Garamond"/>
+          <w:lang w:val="en-GB"/>
+        </w:rPr>
+        <w:t>Vriability in the relationship fin with environmental variables.</w:t>
+      </w:r>
+    </w:p>
+    <w:p>
+      <w:pPr>
+        <w:rPr>
+          <w:rFonts w:ascii="Garamond" w:hAnsi="Garamond"/>
+          <w:lang w:val="en-GB"/>
+        </w:rPr>
+      </w:pPr>
+      <w:r>
+        <w:rPr>
+          <w:rFonts w:ascii="Garamond" w:hAnsi="Garamond"/>
+          <w:lang w:val="en-GB"/>
+        </w:rPr>
+        <w:t>For example, Eldridge et al. (2018) found relationships between bird species richness and acoustic indices were stronger in temperate regions compared to tropical regions, suggesting that the presence of multiple vocalising species interferes with our ability to identify correlations between soundscapes and environmental parameters (such as bird species richness) in tropical regions (Eldridge et al., 2018). Further, Chen et al. (2021) found that elevation strongly predicts acoustic diversity (Chen et al., 2021), largely supporting the literature which indicates that higher elevations exhibit lower species richness (Peters et al., 2016),</w:t>
+      </w:r>
+    </w:p>
+    <w:p>
+      <w:pPr>
+        <w:rPr>
+          <w:rFonts w:ascii="Garamond" w:hAnsi="Garamond"/>
+          <w:lang w:val="en-GB"/>
+        </w:rPr>
+      </w:pPr>
+    </w:p>
+    <w:p>
+      <w:pPr>
+        <w:rPr>
+          <w:rFonts w:ascii="Garamond" w:hAnsi="Garamond"/>
+          <w:lang w:val="en-GB"/>
+        </w:rPr>
+      </w:pPr>
+      <w:r>
+        <w:rPr>
+          <w:rFonts w:ascii="Garamond" w:hAnsi="Garamond"/>
+          <w:lang w:val="en-GB"/>
+        </w:rPr>
+        <w:t>However, the lack of standardised methodology in ecoacoustics (Gibb et al., 2019; Vella et al., 2022) often hinders the consistency and transferability of research findings across studies. While the link between sound and the emitter is undeniable, a gap exists in our understanding of how the soundscape reflects the broader ecological context.</w:t>
+      </w:r>
+    </w:p>
+    <w:p>
+      <w:pPr>
+        <w:rPr>
+          <w:rFonts w:ascii="Garamond" w:hAnsi="Garamond"/>
+          <w:lang w:val="en-GB"/>
+        </w:rPr>
+      </w:pPr>
+      <w:r>
+        <w:rPr>
+          <w:rFonts w:ascii="Garamond" w:hAnsi="Garamond"/>
+          <w:lang w:val="en-GB"/>
+        </w:rPr>
+        <w:t>Plus, d</w:t>
+      </w:r>
+      <w:r>
+        <w:rPr>
+          <w:rFonts w:ascii="Garamond" w:hAnsi="Garamond"/>
+          <w:lang w:val="en-GB"/>
+        </w:rPr>
+        <w:t>ifferent ecosystems hold distinct biotic and abiotic properties (Gibb et al., 2019) and will likely host unique soniferous biota and physical structures that impact sound (Gaudon et al., 2022).</w:t>
+      </w:r>
+    </w:p>
+    <w:p>
+      <w:pPr>
+        <w:rPr>
+          <w:rFonts w:ascii="Garamond" w:hAnsi="Garamond"/>
+          <w:sz w:val="26"/>
+          <w:szCs w:val="26"/>
+          <w:lang w:val="en-GB"/>
+        </w:rPr>
+      </w:pPr>
+      <w:r>
+        <w:rPr>
+          <w:rFonts w:ascii="Garamond" w:hAnsi="Garamond"/>
+          <w:sz w:val="26"/>
+          <w:szCs w:val="26"/>
+          <w:lang w:val="en-GB"/>
+        </w:rPr>
+        <w:t>Goal of this study</w:t>
+      </w:r>
+      <w:r>
+        <w:rPr>
+          <w:rFonts w:ascii="Garamond" w:hAnsi="Garamond"/>
+          <w:sz w:val="26"/>
+          <w:szCs w:val="26"/>
+          <w:lang w:val="en-GB"/>
+        </w:rPr>
+        <w:t>:</w:t>
       </w:r>
     </w:p>
     <w:p>
@@ -1684,116 +2807,550 @@
           <w:lang w:val="en-GB"/>
         </w:rPr>
       </w:pPr>
-      <w:commentRangeStart w:id="2"/>
-      <w:r>
-        <w:rPr>
-          <w:rFonts w:ascii="Garamond" w:hAnsi="Garamond"/>
-          <w:lang w:val="en-GB"/>
-        </w:rPr>
-        <w:t xml:space="preserve">In our case, we will continue in this direction, using simple insular, but highly invaded ecosystems, to work on native-exotic acoustic activity pattern. We aim to investigate how exotic bird species may </w:t>
-      </w:r>
-      <w:r>
-        <w:rPr>
-          <w:rFonts w:ascii="Garamond" w:hAnsi="Garamond"/>
-          <w:lang w:val="en-GB"/>
-        </w:rPr>
-        <w:t>change</w:t>
-      </w:r>
-      <w:r>
-        <w:rPr>
-          <w:rFonts w:ascii="Garamond" w:hAnsi="Garamond"/>
-          <w:lang w:val="en-GB"/>
-        </w:rPr>
-        <w:t xml:space="preserve"> and impact</w:t>
-      </w:r>
-      <w:r>
-        <w:rPr>
-          <w:rFonts w:ascii="Garamond" w:hAnsi="Garamond"/>
-          <w:lang w:val="en-GB"/>
-        </w:rPr>
-        <w:t xml:space="preserve"> the biotic soundscape for </w:t>
-      </w:r>
-      <w:r>
-        <w:rPr>
-          <w:rFonts w:ascii="Garamond" w:hAnsi="Garamond"/>
-          <w:lang w:val="en-GB"/>
-        </w:rPr>
-        <w:t xml:space="preserve">native </w:t>
-      </w:r>
-      <w:r>
-        <w:rPr>
-          <w:rFonts w:ascii="Garamond" w:hAnsi="Garamond"/>
-          <w:lang w:val="en-GB"/>
-        </w:rPr>
-        <w:t>birds</w:t>
-      </w:r>
-      <w:r>
-        <w:rPr>
-          <w:rFonts w:ascii="Garamond" w:hAnsi="Garamond"/>
-          <w:lang w:val="en-GB"/>
-        </w:rPr>
-        <w:t xml:space="preserve"> and precisely spot indices </w:t>
-      </w:r>
-      <w:r>
-        <w:rPr>
-          <w:rFonts w:ascii="Garamond" w:hAnsi="Garamond"/>
-          <w:lang w:val="en-GB"/>
-        </w:rPr>
-        <w:t xml:space="preserve">and variables </w:t>
-      </w:r>
-      <w:r>
-        <w:rPr>
-          <w:rFonts w:ascii="Garamond" w:hAnsi="Garamond"/>
-          <w:lang w:val="en-GB"/>
-        </w:rPr>
-        <w:t>that can highlight differences between both avian communities</w:t>
-      </w:r>
-      <w:commentRangeEnd w:id="2"/>
-      <w:r>
-        <w:rPr>
-          <w:rStyle w:val="Marquedecommentaire"/>
-          <w:rFonts w:ascii="Garamond" w:hAnsi="Garamond"/>
-          <w:sz w:val="24"/>
-          <w:szCs w:val="24"/>
-          <w:lang w:val="en-GB"/>
-        </w:rPr>
-        <w:commentReference w:id="2"/>
-      </w:r>
-    </w:p>
-    <w:p>
-      <w:pPr>
-        <w:rPr>
-          <w:rFonts w:ascii="Garamond" w:hAnsi="Garamond"/>
-          <w:lang w:val="en-GB"/>
-        </w:rPr>
-      </w:pPr>
-      <w:r>
-        <w:rPr>
-          <w:rFonts w:ascii="Garamond" w:hAnsi="Garamond"/>
-          <w:lang w:val="en-GB"/>
-        </w:rPr>
-        <w:t xml:space="preserve">Using </w:t>
-      </w:r>
-      <w:r>
-        <w:rPr>
-          <w:rFonts w:ascii="Garamond" w:hAnsi="Garamond"/>
-          <w:lang w:val="en-GB"/>
-        </w:rPr>
-        <w:t>the latter</w:t>
-      </w:r>
-      <w:r>
-        <w:rPr>
-          <w:rFonts w:ascii="Garamond" w:hAnsi="Garamond"/>
-          <w:lang w:val="en-GB"/>
-        </w:rPr>
-        <w:t xml:space="preserve"> this study tries to discriminate acoustic activity pattern between native and exotic species within an urbanisation gradient (UG), for potential monitoring aims of biodiversity and exotic species.</w:t>
-      </w:r>
-      <w:r>
-        <w:rPr>
-          <w:rFonts w:ascii="Garamond" w:hAnsi="Garamond"/>
-          <w:lang w:val="en-GB"/>
-        </w:rPr>
-        <w:t xml:space="preserve"> We begin by working with only data from Tahiti to assess dynamic pattern for highly invaded islands</w:t>
+      <w:r>
+        <w:rPr>
+          <w:rFonts w:ascii="Garamond" w:hAnsi="Garamond"/>
+          <w:lang w:val="en-GB"/>
+        </w:rPr>
+        <w:t>This study aims to discriminate acoustic activity pattern from avian communities using basic acoustic indices and considering a panel of adequate biotic and environmental variables.</w:t>
+      </w:r>
+    </w:p>
+    <w:p>
+      <w:pPr>
+        <w:rPr>
+          <w:rFonts w:ascii="Garamond" w:hAnsi="Garamond"/>
+          <w:lang w:val="en-GB"/>
+        </w:rPr>
+      </w:pPr>
+      <w:r>
+        <w:rPr>
+          <w:rFonts w:ascii="Garamond" w:hAnsi="Garamond"/>
+          <w:lang w:val="en-GB"/>
+        </w:rPr>
+        <w:t xml:space="preserve">It is conducted in </w:t>
+      </w:r>
+      <w:r>
+        <w:rPr>
+          <w:rFonts w:ascii="Garamond" w:hAnsi="Garamond"/>
+          <w:lang w:val="en-GB"/>
+        </w:rPr>
+        <w:t>Tahiti to assess</w:t>
+      </w:r>
+      <w:r>
+        <w:rPr>
+          <w:rFonts w:ascii="Garamond" w:hAnsi="Garamond"/>
+          <w:lang w:val="en-GB"/>
+        </w:rPr>
+        <w:t xml:space="preserve"> acoustic</w:t>
+      </w:r>
+      <w:r>
+        <w:rPr>
+          <w:rFonts w:ascii="Garamond" w:hAnsi="Garamond"/>
+          <w:lang w:val="en-GB"/>
+        </w:rPr>
+        <w:t xml:space="preserve"> dynamic pattern f</w:t>
+      </w:r>
+      <w:r>
+        <w:rPr>
+          <w:rFonts w:ascii="Garamond" w:hAnsi="Garamond"/>
+          <w:lang w:val="en-GB"/>
+        </w:rPr>
+        <w:t>rom the most</w:t>
+      </w:r>
+      <w:r>
+        <w:rPr>
+          <w:rFonts w:ascii="Garamond" w:hAnsi="Garamond"/>
+          <w:lang w:val="en-GB"/>
+        </w:rPr>
+        <w:t xml:space="preserve"> avian</w:t>
+      </w:r>
+      <w:r>
+        <w:rPr>
+          <w:rFonts w:ascii="Garamond" w:hAnsi="Garamond"/>
+          <w:lang w:val="en-GB"/>
+        </w:rPr>
+        <w:t xml:space="preserve"> invaded islands</w:t>
+      </w:r>
+      <w:r>
+        <w:rPr>
+          <w:rFonts w:ascii="Garamond" w:hAnsi="Garamond"/>
+          <w:lang w:val="en-GB"/>
+        </w:rPr>
+        <w:t xml:space="preserve"> of French Polynesia, and spot </w:t>
+      </w:r>
+      <w:r>
+        <w:rPr>
+          <w:rFonts w:ascii="Garamond" w:hAnsi="Garamond"/>
+          <w:lang w:val="en-GB"/>
+        </w:rPr>
+        <w:t xml:space="preserve">acoustic </w:t>
+      </w:r>
+      <w:r>
+        <w:rPr>
+          <w:rFonts w:ascii="Garamond" w:hAnsi="Garamond"/>
+          <w:lang w:val="en-GB"/>
+        </w:rPr>
+        <w:t xml:space="preserve">indices that reflects </w:t>
+      </w:r>
+      <w:r>
+        <w:rPr>
+          <w:rFonts w:ascii="Garamond" w:hAnsi="Garamond"/>
+          <w:lang w:val="en-GB"/>
+        </w:rPr>
+        <w:t xml:space="preserve">with </w:t>
+      </w:r>
+      <w:r>
+        <w:rPr>
+          <w:rFonts w:ascii="Garamond" w:hAnsi="Garamond"/>
+          <w:lang w:val="en-GB"/>
+        </w:rPr>
+        <w:t xml:space="preserve">the </w:t>
+      </w:r>
+      <w:r>
+        <w:rPr>
+          <w:rFonts w:ascii="Garamond" w:hAnsi="Garamond"/>
+          <w:lang w:val="en-GB"/>
+        </w:rPr>
+        <w:t>steps of</w:t>
+      </w:r>
+      <w:r>
+        <w:rPr>
+          <w:rFonts w:ascii="Garamond" w:hAnsi="Garamond"/>
+          <w:lang w:val="en-GB"/>
+        </w:rPr>
+        <w:t xml:space="preserve"> invasion process</w:t>
+      </w:r>
+      <w:r>
+        <w:rPr>
+          <w:rFonts w:ascii="Garamond" w:hAnsi="Garamond"/>
+          <w:lang w:val="en-GB"/>
+        </w:rPr>
+        <w:t xml:space="preserve"> and environmental variables</w:t>
+      </w:r>
+      <w:r>
+        <w:rPr>
+          <w:rFonts w:ascii="Garamond" w:hAnsi="Garamond"/>
+          <w:lang w:val="en-GB"/>
+        </w:rPr>
+        <w:t>. Indeed, p</w:t>
+      </w:r>
+      <w:r>
+        <w:rPr>
+          <w:rFonts w:ascii="Garamond" w:hAnsi="Garamond"/>
+          <w:lang w:val="en-GB"/>
+        </w:rPr>
+        <w:t>reliminary</w:t>
+      </w:r>
+      <w:r>
+        <w:rPr>
+          <w:rFonts w:ascii="Garamond" w:hAnsi="Garamond"/>
+          <w:lang w:val="en-GB"/>
+        </w:rPr>
+        <w:t xml:space="preserve"> work will be conducted only on Tahiti, to comprehend the fluctuation of indices </w:t>
+      </w:r>
+      <w:r>
+        <w:rPr>
+          <w:rFonts w:ascii="Garamond" w:hAnsi="Garamond"/>
+          <w:lang w:val="en-GB"/>
+        </w:rPr>
+        <w:t xml:space="preserve">within </w:t>
+      </w:r>
+      <w:r>
+        <w:rPr>
+          <w:rFonts w:ascii="Garamond" w:hAnsi="Garamond"/>
+          <w:lang w:val="en-GB"/>
+        </w:rPr>
+        <w:t>an</w:t>
+      </w:r>
+      <w:r>
+        <w:rPr>
+          <w:rFonts w:ascii="Garamond" w:hAnsi="Garamond"/>
+          <w:lang w:val="en-GB"/>
+        </w:rPr>
+        <w:t xml:space="preserve"> island where</w:t>
+      </w:r>
+      <w:r>
+        <w:rPr>
+          <w:rFonts w:ascii="Garamond" w:hAnsi="Garamond"/>
+          <w:lang w:val="en-GB"/>
+        </w:rPr>
+        <w:t xml:space="preserve"> a good quantity of data is </w:t>
+      </w:r>
+      <w:r>
+        <w:rPr>
+          <w:rFonts w:ascii="Garamond" w:hAnsi="Garamond"/>
+          <w:lang w:val="en-GB"/>
+        </w:rPr>
+        <w:t xml:space="preserve">available. </w:t>
+      </w:r>
+      <w:r>
+        <w:rPr>
+          <w:rFonts w:ascii="Garamond" w:hAnsi="Garamond"/>
+          <w:lang w:val="en-GB"/>
+        </w:rPr>
+        <w:t xml:space="preserve">First goals and hypothesis are so </w:t>
+      </w:r>
+      <w:r>
+        <w:rPr>
+          <w:rFonts w:ascii="Garamond" w:hAnsi="Garamond"/>
+          <w:lang w:val="en-GB"/>
+        </w:rPr>
+        <w:t>made</w:t>
+      </w:r>
+      <w:r>
+        <w:rPr>
+          <w:rFonts w:ascii="Garamond" w:hAnsi="Garamond"/>
+          <w:lang w:val="en-GB"/>
+        </w:rPr>
+        <w:t xml:space="preserve"> for Tahiti</w:t>
+      </w:r>
+      <w:r>
+        <w:rPr>
+          <w:rFonts w:ascii="Garamond" w:hAnsi="Garamond"/>
+          <w:lang w:val="en-GB"/>
+        </w:rPr>
+        <w:t xml:space="preserve"> hereafter</w:t>
+      </w:r>
+      <w:r>
+        <w:rPr>
+          <w:rFonts w:ascii="Garamond" w:hAnsi="Garamond"/>
+          <w:lang w:val="en-GB"/>
+        </w:rPr>
+        <w:t>.</w:t>
+      </w:r>
+    </w:p>
+    <w:p>
+      <w:pPr>
+        <w:rPr>
+          <w:rFonts w:ascii="Garamond" w:hAnsi="Garamond"/>
+          <w:sz w:val="26"/>
+          <w:szCs w:val="26"/>
+          <w:lang w:val="en-GB"/>
+        </w:rPr>
+      </w:pPr>
+      <w:r>
+        <w:rPr>
+          <w:rFonts w:ascii="Garamond" w:hAnsi="Garamond"/>
+          <w:sz w:val="26"/>
+          <w:szCs w:val="26"/>
+          <w:lang w:val="en-GB"/>
+        </w:rPr>
+        <w:t>Goals</w:t>
+      </w:r>
+    </w:p>
+    <w:p>
+      <w:pPr>
+        <w:rPr>
+          <w:rFonts w:ascii="Garamond" w:hAnsi="Garamond"/>
+          <w:highlight w:val="yellow"/>
+          <w:lang w:val="en-GB"/>
+        </w:rPr>
+      </w:pPr>
+      <w:r>
+        <w:rPr>
+          <w:rFonts w:ascii="Garamond" w:hAnsi="Garamond"/>
+          <w:highlight w:val="yellow"/>
+          <w:lang w:val="en-GB"/>
+        </w:rPr>
+        <w:t xml:space="preserve">1. </w:t>
+      </w:r>
+      <w:r>
+        <w:rPr>
+          <w:rFonts w:ascii="Garamond" w:hAnsi="Garamond"/>
+          <w:highlight w:val="yellow"/>
+          <w:lang w:val="en-GB"/>
+        </w:rPr>
+        <w:t>Work on assessing the avian community composition based on the point counts.</w:t>
+      </w:r>
+    </w:p>
+    <w:p>
+      <w:pPr>
+        <w:rPr>
+          <w:rFonts w:ascii="Garamond" w:hAnsi="Garamond"/>
+          <w:highlight w:val="yellow"/>
+          <w:lang w:val="en-GB"/>
+        </w:rPr>
+      </w:pPr>
+      <w:r>
+        <w:rPr>
+          <w:rFonts w:ascii="Garamond" w:hAnsi="Garamond"/>
+          <w:highlight w:val="yellow"/>
+          <w:lang w:val="en-GB"/>
+        </w:rPr>
+        <w:t xml:space="preserve">2. </w:t>
+      </w:r>
+      <w:r>
+        <w:rPr>
+          <w:rFonts w:ascii="Garamond" w:hAnsi="Garamond"/>
+          <w:highlight w:val="yellow"/>
+          <w:lang w:val="en-GB"/>
+        </w:rPr>
+        <w:t>Characterise</w:t>
+      </w:r>
+      <w:r>
+        <w:rPr>
+          <w:rFonts w:ascii="Garamond" w:hAnsi="Garamond"/>
+          <w:highlight w:val="yellow"/>
+          <w:lang w:val="en-GB"/>
+        </w:rPr>
+        <w:t xml:space="preserve"> on a </w:t>
+      </w:r>
+      <w:r>
+        <w:rPr>
+          <w:rFonts w:ascii="Garamond" w:hAnsi="Garamond"/>
+          <w:highlight w:val="yellow"/>
+          <w:lang w:val="en-GB"/>
+        </w:rPr>
+        <w:t>large</w:t>
+      </w:r>
+      <w:r>
+        <w:rPr>
+          <w:rFonts w:ascii="Garamond" w:hAnsi="Garamond"/>
+          <w:highlight w:val="yellow"/>
+          <w:lang w:val="en-GB"/>
+        </w:rPr>
+        <w:t xml:space="preserve"> spectrum the avian </w:t>
+      </w:r>
+      <w:r>
+        <w:rPr>
+          <w:rFonts w:ascii="Garamond" w:hAnsi="Garamond"/>
+          <w:highlight w:val="yellow"/>
+          <w:lang w:val="en-GB"/>
+        </w:rPr>
+        <w:t xml:space="preserve">acoustic </w:t>
+      </w:r>
+      <w:r>
+        <w:rPr>
+          <w:rFonts w:ascii="Garamond" w:hAnsi="Garamond"/>
+          <w:highlight w:val="yellow"/>
+          <w:lang w:val="en-GB"/>
+        </w:rPr>
+        <w:t xml:space="preserve">dynamism (complexity, diversity, </w:t>
+      </w:r>
+      <w:r>
+        <w:rPr>
+          <w:rFonts w:ascii="Garamond" w:hAnsi="Garamond"/>
+          <w:highlight w:val="yellow"/>
+          <w:lang w:val="en-GB"/>
+        </w:rPr>
+        <w:t>periodicity</w:t>
+      </w:r>
+      <w:r>
+        <w:rPr>
+          <w:rFonts w:ascii="Garamond" w:hAnsi="Garamond"/>
+          <w:highlight w:val="yellow"/>
+          <w:lang w:val="en-GB"/>
+        </w:rPr>
+        <w:t xml:space="preserve">) </w:t>
+      </w:r>
+      <w:r>
+        <w:rPr>
+          <w:rFonts w:ascii="Garamond" w:hAnsi="Garamond"/>
+          <w:highlight w:val="yellow"/>
+          <w:lang w:val="en-GB"/>
+        </w:rPr>
+        <w:t>throughout</w:t>
+      </w:r>
+      <w:r>
+        <w:rPr>
+          <w:rFonts w:ascii="Garamond" w:hAnsi="Garamond"/>
+          <w:highlight w:val="yellow"/>
+          <w:lang w:val="en-GB"/>
+        </w:rPr>
+        <w:t xml:space="preserve"> </w:t>
+      </w:r>
+      <w:r>
+        <w:rPr>
+          <w:rFonts w:ascii="Garamond" w:hAnsi="Garamond"/>
+          <w:highlight w:val="yellow"/>
+          <w:lang w:val="en-GB"/>
+        </w:rPr>
+        <w:t xml:space="preserve">acoustic </w:t>
+      </w:r>
+      <w:r>
+        <w:rPr>
+          <w:rFonts w:ascii="Garamond" w:hAnsi="Garamond"/>
+          <w:highlight w:val="yellow"/>
+          <w:lang w:val="en-GB"/>
+        </w:rPr>
+        <w:t>index</w:t>
+      </w:r>
+      <w:r>
+        <w:rPr>
+          <w:rFonts w:ascii="Garamond" w:hAnsi="Garamond"/>
+          <w:highlight w:val="yellow"/>
+          <w:lang w:val="en-GB"/>
+        </w:rPr>
+        <w:t xml:space="preserve"> link</w:t>
+      </w:r>
+      <w:r>
+        <w:rPr>
+          <w:rFonts w:ascii="Garamond" w:hAnsi="Garamond"/>
+          <w:highlight w:val="yellow"/>
+          <w:lang w:val="en-GB"/>
+        </w:rPr>
+        <w:t>ed</w:t>
+      </w:r>
+      <w:r>
+        <w:rPr>
+          <w:rFonts w:ascii="Garamond" w:hAnsi="Garamond"/>
+          <w:highlight w:val="yellow"/>
+          <w:lang w:val="en-GB"/>
+        </w:rPr>
+        <w:t xml:space="preserve"> with </w:t>
+      </w:r>
+      <w:r>
+        <w:rPr>
+          <w:rFonts w:ascii="Garamond" w:hAnsi="Garamond"/>
+          <w:highlight w:val="yellow"/>
+          <w:lang w:val="en-GB"/>
+        </w:rPr>
+        <w:t xml:space="preserve">environmental </w:t>
+      </w:r>
+      <w:r>
+        <w:rPr>
+          <w:rFonts w:ascii="Garamond" w:hAnsi="Garamond"/>
+          <w:highlight w:val="yellow"/>
+          <w:lang w:val="en-GB"/>
+        </w:rPr>
+        <w:t>anthropic</w:t>
+      </w:r>
+      <w:r>
+        <w:rPr>
+          <w:rFonts w:ascii="Garamond" w:hAnsi="Garamond"/>
+          <w:highlight w:val="yellow"/>
+          <w:lang w:val="en-GB"/>
+        </w:rPr>
+        <w:t>/biotic</w:t>
+      </w:r>
+      <w:r>
+        <w:rPr>
+          <w:rFonts w:ascii="Garamond" w:hAnsi="Garamond"/>
+          <w:highlight w:val="yellow"/>
+          <w:lang w:val="en-GB"/>
+        </w:rPr>
+        <w:t xml:space="preserve"> variables</w:t>
+      </w:r>
+    </w:p>
+    <w:p>
+      <w:pPr>
+        <w:rPr>
+          <w:rFonts w:ascii="Garamond" w:hAnsi="Garamond"/>
+          <w:lang w:val="en-GB"/>
+        </w:rPr>
+      </w:pPr>
+      <w:r>
+        <w:rPr>
+          <w:rFonts w:ascii="Garamond" w:hAnsi="Garamond"/>
+          <w:highlight w:val="yellow"/>
+          <w:lang w:val="en-GB"/>
+        </w:rPr>
+        <w:lastRenderedPageBreak/>
+        <w:t xml:space="preserve">3. </w:t>
+      </w:r>
+      <w:r>
+        <w:rPr>
+          <w:rFonts w:ascii="Garamond" w:hAnsi="Garamond"/>
+          <w:highlight w:val="yellow"/>
+          <w:lang w:val="en-GB"/>
+        </w:rPr>
+        <w:t>Examine several</w:t>
+      </w:r>
+      <w:r>
+        <w:rPr>
+          <w:rFonts w:ascii="Garamond" w:hAnsi="Garamond"/>
+          <w:highlight w:val="yellow"/>
+          <w:lang w:val="en-GB"/>
+        </w:rPr>
+        <w:t xml:space="preserve"> </w:t>
+      </w:r>
+      <w:r>
+        <w:rPr>
+          <w:rFonts w:ascii="Garamond" w:hAnsi="Garamond"/>
+          <w:highlight w:val="yellow"/>
+          <w:lang w:val="en-GB"/>
+        </w:rPr>
+        <w:t>acoustic</w:t>
+      </w:r>
+      <w:r>
+        <w:rPr>
+          <w:rFonts w:ascii="Garamond" w:hAnsi="Garamond"/>
+          <w:highlight w:val="yellow"/>
+          <w:lang w:val="en-GB"/>
+        </w:rPr>
+        <w:t xml:space="preserve"> indices</w:t>
+      </w:r>
+      <w:r>
+        <w:rPr>
+          <w:rFonts w:ascii="Garamond" w:hAnsi="Garamond"/>
+          <w:highlight w:val="yellow"/>
+          <w:lang w:val="en-GB"/>
+        </w:rPr>
+        <w:t xml:space="preserve"> </w:t>
+      </w:r>
+      <w:r>
+        <w:rPr>
+          <w:rFonts w:ascii="Garamond" w:hAnsi="Garamond"/>
+          <w:highlight w:val="yellow"/>
+          <w:lang w:val="en-GB"/>
+        </w:rPr>
+        <w:t>to</w:t>
+      </w:r>
+      <w:r>
+        <w:rPr>
+          <w:rFonts w:ascii="Garamond" w:hAnsi="Garamond"/>
+          <w:highlight w:val="yellow"/>
+          <w:lang w:val="en-GB"/>
+        </w:rPr>
+        <w:t xml:space="preserve"> emphasise differences</w:t>
+      </w:r>
+      <w:r>
+        <w:rPr>
+          <w:rFonts w:ascii="Garamond" w:hAnsi="Garamond"/>
+          <w:highlight w:val="yellow"/>
+          <w:lang w:val="en-GB"/>
+        </w:rPr>
+        <w:t xml:space="preserve"> and similarity within </w:t>
+      </w:r>
+      <w:r>
+        <w:rPr>
+          <w:rFonts w:ascii="Garamond" w:hAnsi="Garamond"/>
+          <w:highlight w:val="yellow"/>
+          <w:lang w:val="en-GB"/>
+        </w:rPr>
+        <w:t xml:space="preserve">the environment </w:t>
+      </w:r>
+      <w:r>
+        <w:rPr>
+          <w:rFonts w:ascii="Garamond" w:hAnsi="Garamond"/>
+          <w:highlight w:val="yellow"/>
+          <w:lang w:val="en-GB"/>
+        </w:rPr>
+        <w:t>and</w:t>
+      </w:r>
+      <w:r>
+        <w:rPr>
+          <w:rFonts w:ascii="Garamond" w:hAnsi="Garamond"/>
+          <w:highlight w:val="yellow"/>
+          <w:lang w:val="en-GB"/>
+        </w:rPr>
+        <w:t xml:space="preserve"> found appropriate acoustic indices </w:t>
+      </w:r>
+      <w:r>
+        <w:rPr>
+          <w:rFonts w:ascii="Garamond" w:hAnsi="Garamond"/>
+          <w:highlight w:val="yellow"/>
+          <w:lang w:val="en-GB"/>
+        </w:rPr>
+        <w:t>that</w:t>
+      </w:r>
+      <w:r>
+        <w:rPr>
+          <w:rFonts w:ascii="Garamond" w:hAnsi="Garamond"/>
+          <w:highlight w:val="yellow"/>
+          <w:lang w:val="en-GB"/>
+        </w:rPr>
+        <w:t xml:space="preserve"> correlate with some pattern of bird community in Tahiti.</w:t>
       </w:r>
     </w:p>
     <w:p>
@@ -1802,140 +3359,113 @@
           <w:rFonts w:ascii="Garamond" w:hAnsi="Garamond"/>
           <w:b/>
           <w:bCs/>
-        </w:rPr>
-      </w:pPr>
-      <w:r>
-        <w:rPr>
-          <w:rFonts w:ascii="Garamond" w:hAnsi="Garamond"/>
-        </w:rPr>
-        <w:t>Le fait qu’on s’intéresse s</w:t>
-      </w:r>
-      <w:r>
-        <w:rPr>
-          <w:rFonts w:ascii="Garamond" w:hAnsi="Garamond"/>
-        </w:rPr>
-        <w:t xml:space="preserve">eulement à une île au début pour comprendre </w:t>
-      </w:r>
-      <w:r>
-        <w:rPr>
-          <w:rFonts w:ascii="Garamond" w:hAnsi="Garamond"/>
-        </w:rPr>
-        <w:t>comment</w:t>
-      </w:r>
-      <w:r>
-        <w:rPr>
-          <w:rFonts w:ascii="Garamond" w:hAnsi="Garamond"/>
-        </w:rPr>
-        <w:t xml:space="preserve"> fonctionne les indices, et un endroit </w:t>
-      </w:r>
-      <w:r>
-        <w:rPr>
-          <w:rFonts w:ascii="Garamond" w:hAnsi="Garamond"/>
-        </w:rPr>
-        <w:t>où</w:t>
-      </w:r>
-      <w:r>
-        <w:rPr>
-          <w:rFonts w:ascii="Garamond" w:hAnsi="Garamond"/>
-        </w:rPr>
-        <w:t xml:space="preserve"> on a </w:t>
-      </w:r>
-      <w:r>
-        <w:rPr>
-          <w:rFonts w:ascii="Garamond" w:hAnsi="Garamond"/>
-        </w:rPr>
-        <w:t>de la donnée Donc</w:t>
-      </w:r>
-      <w:r>
-        <w:rPr>
-          <w:rFonts w:ascii="Garamond" w:hAnsi="Garamond"/>
-        </w:rPr>
-        <w:t xml:space="preserve"> qu’on va poser des objectifs, et </w:t>
-      </w:r>
-      <w:r>
-        <w:rPr>
-          <w:rFonts w:ascii="Garamond" w:hAnsi="Garamond"/>
-        </w:rPr>
-        <w:t>hypothèse</w:t>
-      </w:r>
-      <w:r>
-        <w:rPr>
-          <w:rFonts w:ascii="Garamond" w:hAnsi="Garamond"/>
-        </w:rPr>
-        <w:t xml:space="preserve"> à l’échelle d’une seule île</w:t>
-      </w:r>
-    </w:p>
-    <w:p>
-      <w:pPr>
-        <w:rPr>
-          <w:rFonts w:ascii="Garamond" w:hAnsi="Garamond"/>
-        </w:rPr>
-      </w:pPr>
-      <w:commentRangeStart w:id="3"/>
-      <w:commentRangeStart w:id="4"/>
-    </w:p>
-    <w:p>
-      <w:pPr>
-        <w:rPr>
-          <w:rFonts w:ascii="Garamond" w:hAnsi="Garamond"/>
-          <w:lang w:val="en-GB"/>
-        </w:rPr>
-      </w:pPr>
-      <w:r>
-        <w:rPr>
-          <w:rFonts w:ascii="Garamond" w:hAnsi="Garamond"/>
-          <w:lang w:val="en-GB"/>
-        </w:rPr>
-        <w:t xml:space="preserve">1. </w:t>
-      </w:r>
-      <w:r>
-        <w:rPr>
-          <w:rFonts w:ascii="Garamond" w:hAnsi="Garamond"/>
-          <w:lang w:val="en-GB"/>
-        </w:rPr>
-        <w:t>A</w:t>
-      </w:r>
-      <w:r>
-        <w:rPr>
-          <w:rFonts w:ascii="Garamond" w:hAnsi="Garamond"/>
-          <w:lang w:val="en-GB"/>
-        </w:rPr>
-        <w:t xml:space="preserve">nalyses several </w:t>
-      </w:r>
-      <w:r>
-        <w:rPr>
-          <w:rFonts w:ascii="Garamond" w:hAnsi="Garamond"/>
-          <w:lang w:val="en-GB"/>
-        </w:rPr>
-        <w:t>islands</w:t>
-      </w:r>
-      <w:r>
-        <w:rPr>
-          <w:rFonts w:ascii="Garamond" w:hAnsi="Garamond"/>
-          <w:lang w:val="en-GB"/>
-        </w:rPr>
-        <w:t xml:space="preserve"> to</w:t>
-      </w:r>
-      <w:r>
-        <w:rPr>
-          <w:rFonts w:ascii="Garamond" w:hAnsi="Garamond"/>
-          <w:lang w:val="en-GB"/>
-        </w:rPr>
-        <w:t xml:space="preserve"> separate the potential effect of the two main mixed variables </w:t>
-      </w:r>
-      <w:r>
-        <w:rPr>
-          <w:rFonts w:ascii="Garamond" w:hAnsi="Garamond"/>
-          <w:lang w:val="en-GB"/>
-        </w:rPr>
-        <w:t xml:space="preserve">on acoustic indices </w:t>
-      </w:r>
-      <w:r>
-        <w:rPr>
-          <w:rFonts w:ascii="Garamond" w:hAnsi="Garamond"/>
-          <w:lang w:val="en-GB"/>
-        </w:rPr>
-        <w:t>(urban gradient and avian invasion degree)</w:t>
+          <w:sz w:val="26"/>
+          <w:szCs w:val="26"/>
+          <w:lang w:val="en-GB"/>
+        </w:rPr>
+      </w:pPr>
+      <w:r>
+        <w:rPr>
+          <w:rFonts w:ascii="Garamond" w:hAnsi="Garamond"/>
+          <w:sz w:val="26"/>
+          <w:szCs w:val="26"/>
+          <w:lang w:val="en-GB"/>
+        </w:rPr>
+        <w:t>Questions:</w:t>
+      </w:r>
+    </w:p>
+    <w:p>
+      <w:pPr>
+        <w:rPr>
+          <w:rFonts w:ascii="Garamond" w:hAnsi="Garamond"/>
+          <w:lang w:val="en-GB"/>
+        </w:rPr>
+      </w:pPr>
+      <w:r>
+        <w:rPr>
+          <w:rFonts w:ascii="Garamond" w:hAnsi="Garamond"/>
+          <w:highlight w:val="lightGray"/>
+          <w:lang w:val="en-GB"/>
+        </w:rPr>
+        <w:t>1.</w:t>
+      </w:r>
+      <w:r>
+        <w:rPr>
+          <w:rFonts w:ascii="Garamond" w:hAnsi="Garamond"/>
+          <w:lang w:val="en-GB"/>
+        </w:rPr>
+        <w:tab/>
+      </w:r>
+      <w:r>
+        <w:rPr>
+          <w:rFonts w:ascii="Garamond" w:hAnsi="Garamond"/>
+          <w:lang w:val="en-GB"/>
+        </w:rPr>
+        <w:t xml:space="preserve">Which factor can influence avian </w:t>
+      </w:r>
+      <w:r>
+        <w:rPr>
+          <w:rFonts w:ascii="Garamond" w:hAnsi="Garamond"/>
+          <w:lang w:val="en-GB"/>
+        </w:rPr>
+        <w:t>richness and native/exotic community composition in throughout Tahiti?</w:t>
+      </w:r>
+    </w:p>
+    <w:p>
+      <w:pPr>
+        <w:rPr>
+          <w:rFonts w:ascii="Garamond" w:hAnsi="Garamond"/>
+          <w:lang w:val="en-GB"/>
+        </w:rPr>
+      </w:pPr>
+      <w:r>
+        <w:rPr>
+          <w:rFonts w:ascii="Garamond" w:hAnsi="Garamond"/>
+          <w:lang w:val="en-GB"/>
+        </w:rPr>
+        <w:t>2</w:t>
+      </w:r>
+      <w:r>
+        <w:rPr>
+          <w:rFonts w:ascii="Garamond" w:hAnsi="Garamond"/>
+          <w:lang w:val="en-GB"/>
+        </w:rPr>
+        <w:t>.a</w:t>
+      </w:r>
+      <w:r>
+        <w:rPr>
+          <w:rFonts w:ascii="Garamond" w:hAnsi="Garamond"/>
+          <w:lang w:val="en-GB"/>
+        </w:rPr>
+        <w:tab/>
+      </w:r>
+      <w:r>
+        <w:rPr>
+          <w:rFonts w:ascii="Garamond" w:hAnsi="Garamond"/>
+          <w:lang w:val="en-GB"/>
+        </w:rPr>
+        <w:t>Could the r</w:t>
+      </w:r>
+      <w:r>
+        <w:rPr>
+          <w:rFonts w:ascii="Garamond" w:hAnsi="Garamond"/>
+          <w:lang w:val="en-GB"/>
+        </w:rPr>
+        <w:t xml:space="preserve">elationship between soundscape and </w:t>
+      </w:r>
+      <w:r>
+        <w:rPr>
+          <w:rFonts w:ascii="Garamond" w:hAnsi="Garamond"/>
+          <w:lang w:val="en-GB"/>
+        </w:rPr>
+        <w:t xml:space="preserve">specific variables, temporal pattern or avian composition be outlined </w:t>
+      </w:r>
+      <w:r>
+        <w:rPr>
+          <w:rFonts w:ascii="Garamond" w:hAnsi="Garamond"/>
+          <w:lang w:val="en-GB"/>
+        </w:rPr>
+        <w:t>within acoustic indices</w:t>
       </w:r>
       <w:r>
         <w:rPr>
@@ -1944,155 +3474,147 @@
         </w:rPr>
         <w:t>.</w:t>
       </w:r>
-      <w:commentRangeEnd w:id="3"/>
-      <w:r>
-        <w:rPr>
-          <w:rStyle w:val="Marquedecommentaire"/>
-          <w:rFonts w:ascii="Garamond" w:hAnsi="Garamond"/>
-          <w:sz w:val="24"/>
-          <w:szCs w:val="24"/>
-          <w:lang w:val="en-GB"/>
-        </w:rPr>
-        <w:commentReference w:id="3"/>
-      </w:r>
-      <w:commentRangeEnd w:id="4"/>
-      <w:r>
-        <w:rPr>
-          <w:rStyle w:val="Marquedecommentaire"/>
-          <w:rFonts w:ascii="Garamond" w:hAnsi="Garamond"/>
-          <w:sz w:val="24"/>
-          <w:szCs w:val="24"/>
-          <w:lang w:val="en-GB"/>
-        </w:rPr>
-        <w:commentReference w:id="4"/>
-      </w:r>
-    </w:p>
-    <w:p>
-      <w:pPr>
-        <w:rPr>
-          <w:rFonts w:ascii="Garamond" w:hAnsi="Garamond"/>
-          <w:lang w:val="en-GB"/>
-        </w:rPr>
-      </w:pPr>
-      <w:r>
-        <w:rPr>
-          <w:rFonts w:ascii="Garamond" w:hAnsi="Garamond"/>
-          <w:lang w:val="en-GB"/>
-        </w:rPr>
-        <w:t xml:space="preserve">2. </w:t>
-      </w:r>
-      <w:r>
-        <w:rPr>
-          <w:rFonts w:ascii="Garamond" w:hAnsi="Garamond"/>
-          <w:lang w:val="en-GB"/>
-        </w:rPr>
-        <w:t>Characterise</w:t>
-      </w:r>
-      <w:r>
-        <w:rPr>
-          <w:rFonts w:ascii="Garamond" w:hAnsi="Garamond"/>
-          <w:lang w:val="en-GB"/>
-        </w:rPr>
-        <w:t xml:space="preserve"> on a </w:t>
-      </w:r>
-      <w:r>
-        <w:rPr>
-          <w:rFonts w:ascii="Garamond" w:hAnsi="Garamond"/>
-          <w:lang w:val="en-GB"/>
-        </w:rPr>
-        <w:t>large</w:t>
-      </w:r>
-      <w:r>
-        <w:rPr>
-          <w:rFonts w:ascii="Garamond" w:hAnsi="Garamond"/>
-          <w:lang w:val="en-GB"/>
-        </w:rPr>
-        <w:t xml:space="preserve"> spectrum the avian dynamism (complexity, diversity, </w:t>
-      </w:r>
-      <w:r>
-        <w:rPr>
-          <w:rFonts w:ascii="Garamond" w:hAnsi="Garamond"/>
-          <w:lang w:val="en-GB"/>
-        </w:rPr>
-        <w:t>periodicity</w:t>
-      </w:r>
-      <w:r>
-        <w:rPr>
-          <w:rFonts w:ascii="Garamond" w:hAnsi="Garamond"/>
-          <w:lang w:val="en-GB"/>
-        </w:rPr>
-        <w:t xml:space="preserve">) </w:t>
-      </w:r>
-      <w:r>
-        <w:rPr>
-          <w:rFonts w:ascii="Garamond" w:hAnsi="Garamond"/>
-          <w:lang w:val="en-GB"/>
-        </w:rPr>
-        <w:t>throughout</w:t>
-      </w:r>
-      <w:r>
-        <w:rPr>
-          <w:rFonts w:ascii="Garamond" w:hAnsi="Garamond"/>
-          <w:lang w:val="en-GB"/>
-        </w:rPr>
-        <w:t xml:space="preserve"> acoustic indices</w:t>
-      </w:r>
-      <w:r>
-        <w:rPr>
-          <w:rFonts w:ascii="Garamond" w:hAnsi="Garamond"/>
-          <w:lang w:val="en-GB"/>
-        </w:rPr>
-        <w:t xml:space="preserve"> link</w:t>
-      </w:r>
-      <w:r>
-        <w:rPr>
-          <w:rFonts w:ascii="Garamond" w:hAnsi="Garamond"/>
-          <w:lang w:val="en-GB"/>
-        </w:rPr>
-        <w:t>ed</w:t>
-      </w:r>
-      <w:r>
-        <w:rPr>
-          <w:rFonts w:ascii="Garamond" w:hAnsi="Garamond"/>
-          <w:lang w:val="en-GB"/>
-        </w:rPr>
-        <w:t xml:space="preserve"> with </w:t>
-      </w:r>
-      <w:r>
-        <w:rPr>
-          <w:rFonts w:ascii="Garamond" w:hAnsi="Garamond"/>
-          <w:lang w:val="en-GB"/>
-        </w:rPr>
-        <w:t>environmental antropic/biotic</w:t>
-      </w:r>
-      <w:r>
-        <w:rPr>
-          <w:rFonts w:ascii="Garamond" w:hAnsi="Garamond"/>
-          <w:lang w:val="en-GB"/>
-        </w:rPr>
-        <w:t xml:space="preserve"> variables</w:t>
-      </w:r>
-    </w:p>
-    <w:p>
-      <w:pPr>
-        <w:rPr>
-          <w:rFonts w:ascii="Garamond" w:hAnsi="Garamond"/>
-          <w:lang w:val="en-GB"/>
-        </w:rPr>
-      </w:pPr>
-      <w:r>
-        <w:rPr>
-          <w:rFonts w:ascii="Garamond" w:hAnsi="Garamond"/>
-          <w:lang w:val="en-GB"/>
-        </w:rPr>
-        <w:t xml:space="preserve">3. </w:t>
-      </w:r>
-      <w:r>
-        <w:rPr>
-          <w:rFonts w:ascii="Garamond" w:hAnsi="Garamond"/>
-          <w:lang w:val="en-GB"/>
-        </w:rPr>
-        <w:t>Examine several</w:t>
+    </w:p>
+    <w:p>
+      <w:pPr>
+        <w:rPr>
+          <w:rFonts w:ascii="Garamond" w:hAnsi="Garamond"/>
+          <w:lang w:val="en-GB"/>
+        </w:rPr>
+      </w:pPr>
+      <w:r>
+        <w:rPr>
+          <w:rFonts w:ascii="Garamond" w:hAnsi="Garamond"/>
+          <w:lang w:val="en-GB"/>
+        </w:rPr>
+        <w:t>2.b</w:t>
+      </w:r>
+      <w:r>
+        <w:rPr>
+          <w:rFonts w:ascii="Garamond" w:hAnsi="Garamond"/>
+          <w:lang w:val="en-GB"/>
+        </w:rPr>
+        <w:tab/>
+      </w:r>
+      <w:r>
+        <w:rPr>
+          <w:rFonts w:ascii="Garamond" w:hAnsi="Garamond"/>
+          <w:lang w:val="en-GB"/>
+        </w:rPr>
+        <w:t xml:space="preserve">Does </w:t>
+      </w:r>
+      <w:r>
+        <w:rPr>
+          <w:rFonts w:ascii="Garamond" w:hAnsi="Garamond"/>
+          <w:lang w:val="en-GB"/>
+        </w:rPr>
+        <w:t>invasiveness indicator variables shapes</w:t>
+      </w:r>
+      <w:r>
+        <w:rPr>
+          <w:rFonts w:ascii="Garamond" w:hAnsi="Garamond"/>
+          <w:lang w:val="en-GB"/>
+        </w:rPr>
+        <w:t xml:space="preserve"> the </w:t>
+      </w:r>
+      <w:r>
+        <w:rPr>
+          <w:rFonts w:ascii="Garamond" w:hAnsi="Garamond"/>
+          <w:lang w:val="en-GB"/>
+        </w:rPr>
+        <w:t xml:space="preserve">avian acoustic activity pattern </w:t>
+      </w:r>
+      <w:r>
+        <w:rPr>
+          <w:rFonts w:ascii="Garamond" w:hAnsi="Garamond"/>
+          <w:lang w:val="en-GB"/>
+        </w:rPr>
+        <w:t xml:space="preserve">highlighted by acoustic indices </w:t>
+      </w:r>
+      <w:r>
+        <w:rPr>
+          <w:rFonts w:ascii="Garamond" w:hAnsi="Garamond"/>
+          <w:lang w:val="en-GB"/>
+        </w:rPr>
+        <w:t xml:space="preserve">in </w:t>
+      </w:r>
+      <w:r>
+        <w:rPr>
+          <w:rFonts w:ascii="Garamond" w:hAnsi="Garamond"/>
+          <w:lang w:val="en-GB"/>
+        </w:rPr>
+        <w:t>Tahiti</w:t>
+      </w:r>
+      <w:r>
+        <w:rPr>
+          <w:rFonts w:ascii="Garamond" w:hAnsi="Garamond"/>
+          <w:lang w:val="en-GB"/>
+        </w:rPr>
+        <w:t>?</w:t>
+      </w:r>
+    </w:p>
+    <w:p>
+      <w:pPr>
+        <w:rPr>
+          <w:rFonts w:ascii="Garamond" w:hAnsi="Garamond"/>
+          <w:lang w:val="en-GB"/>
+        </w:rPr>
+      </w:pPr>
+      <w:r>
+        <w:rPr>
+          <w:rFonts w:ascii="Garamond" w:hAnsi="Garamond"/>
+          <w:lang w:val="en-GB"/>
+        </w:rPr>
+        <w:t>3.a</w:t>
+      </w:r>
+      <w:r>
+        <w:rPr>
+          <w:rFonts w:ascii="Garamond" w:hAnsi="Garamond"/>
+          <w:lang w:val="en-GB"/>
+        </w:rPr>
+        <w:tab/>
+      </w:r>
+      <w:r>
+        <w:rPr>
+          <w:rFonts w:ascii="Garamond" w:hAnsi="Garamond"/>
+          <w:lang w:val="en-GB"/>
+        </w:rPr>
+        <w:t xml:space="preserve">Which </w:t>
+      </w:r>
+      <w:r>
+        <w:rPr>
+          <w:rFonts w:ascii="Garamond" w:hAnsi="Garamond"/>
+          <w:lang w:val="en-GB"/>
+        </w:rPr>
+        <w:t xml:space="preserve">group or single </w:t>
+      </w:r>
+      <w:r>
+        <w:rPr>
+          <w:rFonts w:ascii="Garamond" w:hAnsi="Garamond"/>
+          <w:lang w:val="en-GB"/>
+        </w:rPr>
+        <w:t xml:space="preserve">acoustic indices </w:t>
+      </w:r>
+      <w:r>
+        <w:rPr>
+          <w:rFonts w:ascii="Garamond" w:hAnsi="Garamond"/>
+          <w:lang w:val="en-GB"/>
+        </w:rPr>
+        <w:t xml:space="preserve">are </w:t>
+      </w:r>
+      <w:r>
+        <w:rPr>
+          <w:rFonts w:ascii="Garamond" w:hAnsi="Garamond"/>
+          <w:lang w:val="en-GB"/>
+        </w:rPr>
+        <w:t>well</w:t>
+      </w:r>
+      <w:r>
+        <w:rPr>
+          <w:rFonts w:ascii="Garamond" w:hAnsi="Garamond"/>
+          <w:lang w:val="en-GB"/>
+        </w:rPr>
+        <w:t xml:space="preserve"> fitted to</w:t>
       </w:r>
       <w:r>
         <w:rPr>
@@ -2106,158 +3628,50 @@
           <w:rFonts w:ascii="Garamond" w:hAnsi="Garamond"/>
           <w:lang w:val="en-GB"/>
         </w:rPr>
-        <w:t>acoustic</w:t>
-      </w:r>
-      <w:r>
-        <w:rPr>
-          <w:rFonts w:ascii="Garamond" w:hAnsi="Garamond"/>
-          <w:lang w:val="en-GB"/>
-        </w:rPr>
-        <w:t xml:space="preserve"> indices</w:t>
-      </w:r>
-      <w:r>
-        <w:rPr>
-          <w:rFonts w:ascii="Garamond" w:hAnsi="Garamond"/>
-          <w:lang w:val="en-GB"/>
-        </w:rPr>
-        <w:t xml:space="preserve"> </w:t>
-      </w:r>
-      <w:r>
-        <w:rPr>
-          <w:rFonts w:ascii="Garamond" w:hAnsi="Garamond"/>
-          <w:lang w:val="en-GB"/>
-        </w:rPr>
-        <w:t>to</w:t>
-      </w:r>
-      <w:r>
-        <w:rPr>
-          <w:rFonts w:ascii="Garamond" w:hAnsi="Garamond"/>
-          <w:lang w:val="en-GB"/>
-        </w:rPr>
-        <w:t xml:space="preserve"> emphasise differences</w:t>
-      </w:r>
-      <w:r>
-        <w:rPr>
-          <w:rFonts w:ascii="Garamond" w:hAnsi="Garamond"/>
-          <w:lang w:val="en-GB"/>
-        </w:rPr>
-        <w:t xml:space="preserve"> and similarity within varying level of avian invasion degree</w:t>
-      </w:r>
-      <w:r>
-        <w:rPr>
-          <w:rFonts w:ascii="Garamond" w:hAnsi="Garamond"/>
-          <w:lang w:val="en-GB"/>
-        </w:rPr>
-        <w:t xml:space="preserve"> and </w:t>
-      </w:r>
-      <w:r>
-        <w:rPr>
-          <w:rFonts w:ascii="Garamond" w:hAnsi="Garamond"/>
-          <w:lang w:val="en-GB"/>
-        </w:rPr>
-        <w:t>habitat and</w:t>
-      </w:r>
-      <w:r>
-        <w:rPr>
-          <w:rFonts w:ascii="Garamond" w:hAnsi="Garamond"/>
-          <w:lang w:val="en-GB"/>
-        </w:rPr>
-        <w:t xml:space="preserve"> found appropriate acoustic indices which correlate with some pattern of bird community in Tahiti.</w:t>
-      </w:r>
-    </w:p>
-    <w:p>
-      <w:pPr>
-        <w:rPr>
-          <w:rFonts w:ascii="Garamond" w:hAnsi="Garamond"/>
-          <w:lang w:val="en-GB"/>
-        </w:rPr>
-      </w:pPr>
-    </w:p>
-    <w:p>
-      <w:pPr>
-        <w:rPr>
-          <w:rFonts w:ascii="Garamond" w:hAnsi="Garamond"/>
-          <w:b/>
-          <w:bCs/>
-          <w:lang w:val="en-GB"/>
-        </w:rPr>
-      </w:pPr>
-      <w:r>
-        <w:rPr>
-          <w:rFonts w:ascii="Garamond" w:hAnsi="Garamond"/>
-          <w:lang w:val="en-GB"/>
-        </w:rPr>
-        <w:t>Questions:</w:t>
-      </w:r>
-    </w:p>
-    <w:p>
-      <w:pPr>
-        <w:rPr>
-          <w:rFonts w:ascii="Garamond" w:hAnsi="Garamond"/>
-          <w:lang w:val="en-GB"/>
-        </w:rPr>
-      </w:pPr>
-      <w:r>
-        <w:rPr>
-          <w:rFonts w:ascii="Garamond" w:hAnsi="Garamond"/>
-          <w:highlight w:val="lightGray"/>
-          <w:lang w:val="en-GB"/>
-        </w:rPr>
-        <w:t>1. How are acoustic indices altered between islands and does both main variables</w:t>
-      </w:r>
-      <w:r>
-        <w:rPr>
-          <w:rFonts w:ascii="Garamond" w:hAnsi="Garamond"/>
-          <w:highlight w:val="lightGray"/>
-          <w:lang w:val="en-GB"/>
-        </w:rPr>
-        <w:t xml:space="preserve"> (H</w:t>
-      </w:r>
-      <w:r>
-        <w:rPr>
-          <w:rFonts w:ascii="Garamond" w:hAnsi="Garamond"/>
-          <w:highlight w:val="lightGray"/>
-          <w:lang w:val="en-GB"/>
-        </w:rPr>
-        <w:t>S</w:t>
-      </w:r>
-      <w:r>
-        <w:rPr>
-          <w:rFonts w:ascii="Garamond" w:hAnsi="Garamond"/>
-          <w:highlight w:val="lightGray"/>
-          <w:lang w:val="en-GB"/>
-        </w:rPr>
-        <w:t>A/AID)</w:t>
-      </w:r>
-      <w:r>
-        <w:rPr>
-          <w:rFonts w:ascii="Garamond" w:hAnsi="Garamond"/>
-          <w:highlight w:val="lightGray"/>
-          <w:lang w:val="en-GB"/>
-        </w:rPr>
-        <w:t xml:space="preserve"> play a role in it?</w:t>
-      </w:r>
-    </w:p>
-    <w:p>
-      <w:pPr>
-        <w:rPr>
-          <w:rFonts w:ascii="Garamond" w:hAnsi="Garamond"/>
-          <w:lang w:val="en-GB"/>
-        </w:rPr>
-      </w:pPr>
-      <w:r>
-        <w:rPr>
-          <w:rFonts w:ascii="Garamond" w:hAnsi="Garamond"/>
-          <w:lang w:val="en-GB"/>
-        </w:rPr>
-        <w:t>2</w:t>
-      </w:r>
-      <w:r>
-        <w:rPr>
-          <w:rFonts w:ascii="Garamond" w:hAnsi="Garamond"/>
-          <w:lang w:val="en-GB"/>
-        </w:rPr>
-        <w:t>.a</w:t>
+        <w:t>characterise</w:t>
+      </w:r>
+      <w:r>
+        <w:rPr>
+          <w:rFonts w:ascii="Garamond" w:hAnsi="Garamond"/>
+          <w:lang w:val="en-GB"/>
+        </w:rPr>
+        <w:t xml:space="preserve"> or predict</w:t>
+      </w:r>
+      <w:r>
+        <w:rPr>
+          <w:rFonts w:ascii="Garamond" w:hAnsi="Garamond"/>
+          <w:lang w:val="en-GB"/>
+        </w:rPr>
+        <w:t xml:space="preserve"> native and exotic </w:t>
+      </w:r>
+      <w:r>
+        <w:rPr>
+          <w:rFonts w:ascii="Garamond" w:hAnsi="Garamond"/>
+          <w:lang w:val="en-GB"/>
+        </w:rPr>
+        <w:t xml:space="preserve">bird </w:t>
+      </w:r>
+      <w:r>
+        <w:rPr>
+          <w:rFonts w:ascii="Garamond" w:hAnsi="Garamond"/>
+          <w:lang w:val="en-GB"/>
+        </w:rPr>
+        <w:t>community?</w:t>
+      </w:r>
+    </w:p>
+    <w:p>
+      <w:pPr>
+        <w:rPr>
+          <w:rFonts w:ascii="Garamond" w:hAnsi="Garamond"/>
+          <w:lang w:val="en-GB"/>
+        </w:rPr>
+      </w:pPr>
+      <w:r>
+        <w:rPr>
+          <w:rFonts w:ascii="Garamond" w:hAnsi="Garamond"/>
+          <w:lang w:val="en-GB"/>
+        </w:rPr>
+        <w:t>3.b</w:t>
       </w:r>
       <w:r>
         <w:rPr>
@@ -2266,177 +3680,43 @@
         </w:rPr>
         <w:tab/>
       </w:r>
-      <w:commentRangeStart w:id="5"/>
-      <w:r>
-        <w:rPr>
-          <w:rFonts w:ascii="Garamond" w:hAnsi="Garamond"/>
-          <w:lang w:val="en-GB"/>
-        </w:rPr>
-        <w:t>Can the potential impact of urbanisation and avian invasion degree be separated in the variability of acoustic indices or avian diversity?</w:t>
-      </w:r>
-    </w:p>
-    <w:p>
-      <w:pPr>
-        <w:rPr>
-          <w:rFonts w:ascii="Garamond" w:hAnsi="Garamond"/>
-          <w:lang w:val="en-GB"/>
-        </w:rPr>
-      </w:pPr>
-      <w:r>
-        <w:rPr>
-          <w:rFonts w:ascii="Garamond" w:hAnsi="Garamond"/>
-          <w:lang w:val="en-GB"/>
-        </w:rPr>
-        <w:t>2.b</w:t>
-      </w:r>
-      <w:r>
-        <w:rPr>
-          <w:rFonts w:ascii="Garamond" w:hAnsi="Garamond"/>
-          <w:lang w:val="en-GB"/>
-        </w:rPr>
-        <w:tab/>
-        <w:t>Could evidence of impact of avian invasion degree or urban gradients on avian acoustic activity pattern be outlined in Tahiti?</w:t>
-      </w:r>
-      <w:commentRangeEnd w:id="5"/>
-      <w:r>
-        <w:rPr>
-          <w:rStyle w:val="Marquedecommentaire"/>
-          <w:rFonts w:ascii="Garamond" w:hAnsi="Garamond"/>
-          <w:sz w:val="24"/>
-          <w:szCs w:val="24"/>
-          <w:lang w:val="en-GB"/>
-        </w:rPr>
-        <w:commentReference w:id="5"/>
-      </w:r>
-    </w:p>
-    <w:p>
-      <w:pPr>
-        <w:rPr>
-          <w:rFonts w:ascii="Garamond" w:hAnsi="Garamond"/>
-          <w:lang w:val="en-GB"/>
-        </w:rPr>
-      </w:pPr>
-      <w:r>
-        <w:rPr>
-          <w:rFonts w:ascii="Garamond" w:hAnsi="Garamond"/>
-          <w:lang w:val="en-GB"/>
-        </w:rPr>
-        <w:t>3.a</w:t>
-      </w:r>
-      <w:r>
-        <w:rPr>
-          <w:rFonts w:ascii="Garamond" w:hAnsi="Garamond"/>
-          <w:lang w:val="en-GB"/>
-        </w:rPr>
-        <w:tab/>
-      </w:r>
-      <w:r>
-        <w:rPr>
-          <w:rFonts w:ascii="Garamond" w:hAnsi="Garamond"/>
-          <w:lang w:val="en-GB"/>
-        </w:rPr>
-        <w:t xml:space="preserve">Which acoustic indices </w:t>
-      </w:r>
-      <w:r>
-        <w:rPr>
-          <w:rFonts w:ascii="Garamond" w:hAnsi="Garamond"/>
-          <w:lang w:val="en-GB"/>
-        </w:rPr>
-        <w:t xml:space="preserve">best </w:t>
-      </w:r>
-      <w:r>
-        <w:rPr>
-          <w:rFonts w:ascii="Garamond" w:hAnsi="Garamond"/>
-          <w:lang w:val="en-GB"/>
-        </w:rPr>
-        <w:t>characterise</w:t>
-      </w:r>
-      <w:r>
-        <w:rPr>
-          <w:rFonts w:ascii="Garamond" w:hAnsi="Garamond"/>
-          <w:lang w:val="en-GB"/>
-        </w:rPr>
-        <w:t xml:space="preserve"> native and exotic avian </w:t>
-      </w:r>
-      <w:r>
-        <w:rPr>
-          <w:rFonts w:ascii="Garamond" w:hAnsi="Garamond"/>
-          <w:lang w:val="en-GB"/>
-        </w:rPr>
-        <w:t xml:space="preserve">configuration and </w:t>
-      </w:r>
-      <w:r>
-        <w:rPr>
-          <w:rFonts w:ascii="Garamond" w:hAnsi="Garamond"/>
-          <w:lang w:val="en-GB"/>
-        </w:rPr>
-        <w:t>activity</w:t>
-      </w:r>
-      <w:r>
-        <w:rPr>
-          <w:rFonts w:ascii="Garamond" w:hAnsi="Garamond"/>
-          <w:lang w:val="en-GB"/>
-        </w:rPr>
-        <w:t xml:space="preserve"> </w:t>
-      </w:r>
-      <w:r>
-        <w:rPr>
-          <w:rFonts w:ascii="Garamond" w:hAnsi="Garamond"/>
-          <w:lang w:val="en-GB"/>
-        </w:rPr>
-        <w:t xml:space="preserve">on </w:t>
-      </w:r>
-      <w:r>
-        <w:rPr>
-          <w:rFonts w:ascii="Garamond" w:hAnsi="Garamond"/>
-          <w:lang w:val="en-GB"/>
-        </w:rPr>
-        <w:t>Tahiti?</w:t>
-      </w:r>
-    </w:p>
-    <w:p>
-      <w:pPr>
-        <w:rPr>
-          <w:rFonts w:ascii="Garamond" w:hAnsi="Garamond"/>
-          <w:lang w:val="en-GB"/>
-        </w:rPr>
-      </w:pPr>
-      <w:r>
-        <w:rPr>
-          <w:rFonts w:ascii="Garamond" w:hAnsi="Garamond"/>
-          <w:lang w:val="en-GB"/>
-        </w:rPr>
-        <w:t>3.b</w:t>
-      </w:r>
-      <w:r>
-        <w:rPr>
-          <w:rFonts w:ascii="Garamond" w:hAnsi="Garamond"/>
-          <w:lang w:val="en-GB"/>
-        </w:rPr>
-        <w:tab/>
-        <w:t>Are PCA adapted to match the native – exotic composition dynamism in our study.</w:t>
-      </w:r>
-      <w:r>
-        <w:rPr>
-          <w:rFonts w:ascii="Garamond" w:hAnsi="Garamond"/>
-          <w:lang w:val="en-GB"/>
-        </w:rPr>
-        <w:br/>
-      </w:r>
-    </w:p>
-    <w:p>
-      <w:pPr>
-        <w:rPr>
-          <w:rFonts w:ascii="Garamond" w:hAnsi="Garamond"/>
-          <w:lang w:val="en-GB"/>
-        </w:rPr>
-      </w:pPr>
-      <w:r>
-        <w:rPr>
-          <w:rFonts w:ascii="Garamond" w:hAnsi="Garamond"/>
-          <w:lang w:val="en-GB"/>
-        </w:rPr>
-        <w:t>Hypothesis:</w:t>
+      <w:r>
+        <w:rPr>
+          <w:rFonts w:ascii="Garamond" w:hAnsi="Garamond"/>
+          <w:lang w:val="en-GB"/>
+        </w:rPr>
+        <w:t>Are principal component analysis adapted too</w:t>
+      </w:r>
+      <w:r>
+        <w:rPr>
+          <w:rFonts w:ascii="Garamond" w:hAnsi="Garamond"/>
+          <w:lang w:val="en-GB"/>
+        </w:rPr>
+        <w:t>ls for robust acoustic pattern characterization?</w:t>
+      </w:r>
+    </w:p>
+    <w:p>
+      <w:pPr>
+        <w:rPr>
+          <w:rFonts w:ascii="Garamond" w:hAnsi="Garamond"/>
+          <w:lang w:val="en-GB"/>
+        </w:rPr>
+      </w:pPr>
+      <w:r>
+        <w:rPr>
+          <w:rFonts w:ascii="Garamond" w:hAnsi="Garamond"/>
+          <w:sz w:val="26"/>
+          <w:szCs w:val="26"/>
+          <w:lang w:val="en-GB"/>
+        </w:rPr>
+        <w:t>Hypothesis</w:t>
+      </w:r>
+      <w:r>
+        <w:rPr>
+          <w:rFonts w:ascii="Garamond" w:hAnsi="Garamond"/>
+          <w:lang w:val="en-GB"/>
+        </w:rPr>
+        <w:t>:</w:t>
       </w:r>
     </w:p>
     <w:p>
@@ -2451,72 +3731,29 @@
           <w:lang w:val="en-GB"/>
         </w:rPr>
       </w:pPr>
-      <w:commentRangeStart w:id="6"/>
-      <w:commentRangeStart w:id="7"/>
-      <w:r>
-        <w:rPr>
-          <w:rFonts w:ascii="Garamond" w:hAnsi="Garamond"/>
-          <w:lang w:val="en-GB"/>
-        </w:rPr>
-        <w:t xml:space="preserve">We assume that between island, the difference in urbanisation and avian </w:t>
-      </w:r>
-      <w:r>
-        <w:rPr>
-          <w:rFonts w:ascii="Garamond" w:hAnsi="Garamond"/>
-          <w:lang w:val="en-GB"/>
-        </w:rPr>
-        <w:t>diversity</w:t>
-      </w:r>
-      <w:r>
-        <w:rPr>
-          <w:rFonts w:ascii="Garamond" w:hAnsi="Garamond"/>
-          <w:lang w:val="en-GB"/>
-        </w:rPr>
-        <w:t xml:space="preserve"> and invasion degree will influence acoustic indices richness and variability.</w:t>
-      </w:r>
-      <w:r>
-        <w:rPr>
-          <w:rFonts w:ascii="Garamond" w:hAnsi="Garamond"/>
-          <w:lang w:val="en-GB"/>
-        </w:rPr>
-        <w:t xml:space="preserve"> The species that drives the indices could be different and from different origin between </w:t>
-      </w:r>
-      <w:r>
-        <w:rPr>
-          <w:rFonts w:ascii="Garamond" w:hAnsi="Garamond"/>
-          <w:lang w:val="en-GB"/>
-        </w:rPr>
-        <w:t>islands</w:t>
-      </w:r>
-      <w:r>
-        <w:rPr>
-          <w:rFonts w:ascii="Garamond" w:hAnsi="Garamond"/>
-          <w:lang w:val="en-GB"/>
-        </w:rPr>
-        <w:t>.</w:t>
-      </w:r>
-      <w:commentRangeEnd w:id="6"/>
-      <w:r>
-        <w:rPr>
-          <w:rStyle w:val="Marquedecommentaire"/>
-          <w:rFonts w:ascii="Garamond" w:hAnsi="Garamond"/>
-          <w:sz w:val="24"/>
-          <w:szCs w:val="24"/>
-          <w:lang w:val="en-GB"/>
-        </w:rPr>
-        <w:commentReference w:id="6"/>
-      </w:r>
-      <w:commentRangeEnd w:id="7"/>
-      <w:r>
-        <w:rPr>
-          <w:rStyle w:val="Marquedecommentaire"/>
-          <w:rFonts w:ascii="Garamond" w:hAnsi="Garamond"/>
-          <w:sz w:val="24"/>
-          <w:szCs w:val="24"/>
-          <w:lang w:val="en-GB"/>
-        </w:rPr>
-        <w:commentReference w:id="7"/>
-      </w:r>
+      <w:r>
+        <w:rPr>
+          <w:rFonts w:ascii="Garamond" w:hAnsi="Garamond"/>
+          <w:lang w:val="en-GB"/>
+        </w:rPr>
+        <w:t xml:space="preserve">Avian community composition is partially dependent on gradients such as urbanisation or altitudes. That where adequate resource availability for native or exotic birds, is fluctuating with resource abondance, biotic competition and </w:t>
+      </w:r>
+      <w:r>
+        <w:rPr>
+          <w:rFonts w:ascii="Garamond" w:hAnsi="Garamond"/>
+          <w:lang w:val="en-GB"/>
+        </w:rPr>
+        <w:t>resistance with environmental factors.</w:t>
+      </w:r>
+    </w:p>
+    <w:p>
+      <w:pPr>
+        <w:ind w:left="360"/>
+        <w:rPr>
+          <w:rFonts w:ascii="Garamond" w:hAnsi="Garamond"/>
+          <w:lang w:val="en-GB"/>
+        </w:rPr>
+      </w:pPr>
     </w:p>
     <w:p>
       <w:pPr>
@@ -2535,49 +3772,70 @@
           <w:rFonts w:ascii="Garamond" w:hAnsi="Garamond"/>
           <w:lang w:val="en-GB"/>
         </w:rPr>
-        <w:t>We assume that species richness</w:t>
-      </w:r>
-      <w:r>
-        <w:rPr>
-          <w:rFonts w:ascii="Garamond" w:hAnsi="Garamond"/>
-          <w:lang w:val="en-GB"/>
-        </w:rPr>
-        <w:t xml:space="preserve"> and community type can be differentiated throughout acoustic indices richness and variability. First, strong avian acoustic indices will emerge from places were exotic species diversity and abondance are more pronounced</w:t>
-      </w:r>
-      <w:r>
-        <w:rPr>
-          <w:rFonts w:ascii="Garamond" w:hAnsi="Garamond"/>
-          <w:lang w:val="en-GB"/>
-        </w:rPr>
-        <w:t>,</w:t>
-      </w:r>
-      <w:r>
-        <w:rPr>
-          <w:rFonts w:ascii="Garamond" w:hAnsi="Garamond"/>
-          <w:lang w:val="en-GB"/>
-        </w:rPr>
-        <w:t xml:space="preserve"> where higher variability in biotic sound intensity,</w:t>
-      </w:r>
-      <w:r>
-        <w:rPr>
-          <w:rFonts w:ascii="Garamond" w:hAnsi="Garamond"/>
-          <w:lang w:val="en-GB"/>
-        </w:rPr>
-        <w:t xml:space="preserve"> creating strong activity pattern</w:t>
-      </w:r>
-      <w:r>
-        <w:rPr>
-          <w:rFonts w:ascii="Garamond" w:hAnsi="Garamond"/>
-          <w:lang w:val="en-GB"/>
-        </w:rPr>
-        <w:t xml:space="preserve"> (i.e. urban areas)</w:t>
-      </w:r>
-      <w:r>
-        <w:rPr>
-          <w:rFonts w:ascii="Garamond" w:hAnsi="Garamond"/>
-          <w:lang w:val="en-GB"/>
-        </w:rPr>
-        <w:t>. Les variable site in acoustic indices will be determined by natively composed sites.</w:t>
+        <w:t>First, w</w:t>
+      </w:r>
+      <w:r>
+        <w:rPr>
+          <w:rFonts w:ascii="Garamond" w:hAnsi="Garamond"/>
+          <w:lang w:val="en-GB"/>
+        </w:rPr>
+        <w:t>e assume that species richness</w:t>
+      </w:r>
+      <w:r>
+        <w:rPr>
+          <w:rFonts w:ascii="Garamond" w:hAnsi="Garamond"/>
+          <w:lang w:val="en-GB"/>
+        </w:rPr>
+        <w:t xml:space="preserve"> and community can be differentiated throughout acoustic indices </w:t>
+      </w:r>
+      <w:r>
+        <w:rPr>
+          <w:rFonts w:ascii="Garamond" w:hAnsi="Garamond"/>
+          <w:lang w:val="en-GB"/>
+        </w:rPr>
+        <w:t>fluctuation. Index will calculate scores from complexed, high activity soundscapes in urbanised sites and from quieter,</w:t>
+      </w:r>
+      <w:r>
+        <w:rPr>
+          <w:rFonts w:ascii="Garamond" w:hAnsi="Garamond"/>
+          <w:lang w:val="en-GB"/>
+        </w:rPr>
+        <w:t xml:space="preserve"> degraded</w:t>
+      </w:r>
+      <w:r>
+        <w:rPr>
+          <w:rFonts w:ascii="Garamond" w:hAnsi="Garamond"/>
+          <w:lang w:val="en-GB"/>
+        </w:rPr>
+        <w:t xml:space="preserve"> native acoustic habitat</w:t>
+      </w:r>
+      <w:r>
+        <w:rPr>
+          <w:rFonts w:ascii="Garamond" w:hAnsi="Garamond"/>
+          <w:lang w:val="en-GB"/>
+        </w:rPr>
+        <w:t>.</w:t>
+      </w:r>
+      <w:r>
+        <w:rPr>
+          <w:rFonts w:ascii="Garamond" w:hAnsi="Garamond"/>
+          <w:lang w:val="en-GB"/>
+        </w:rPr>
+        <w:t xml:space="preserve"> Second, </w:t>
+      </w:r>
+      <w:r>
+        <w:rPr>
+          <w:rFonts w:ascii="Garamond" w:hAnsi="Garamond"/>
+          <w:lang w:val="en-GB"/>
+        </w:rPr>
+        <w:t>abiotic variable may create differences within indices, due to their calculation methods, and so their sensitivity to certain factor.</w:t>
+      </w:r>
+      <w:r>
+        <w:rPr>
+          <w:rFonts w:ascii="Garamond" w:hAnsi="Garamond"/>
+          <w:lang w:val="en-GB"/>
+        </w:rPr>
+        <w:t xml:space="preserve"> Some variables are important for affecting acoustic index calculation</w:t>
       </w:r>
     </w:p>
     <w:p>
@@ -2593,14 +3851,95 @@
           <w:rFonts w:ascii="Garamond" w:hAnsi="Garamond"/>
           <w:lang w:val="en-GB"/>
         </w:rPr>
-        <w:t xml:space="preserve">Are acoustic indices well fitted to reflect temporal pattern in the day and pattern amongst </w:t>
-      </w:r>
-      <w:r>
-        <w:rPr>
-          <w:rFonts w:ascii="Garamond" w:hAnsi="Garamond"/>
-          <w:lang w:val="en-GB"/>
-        </w:rPr>
-        <w:t>habitats</w:t>
+        <w:t xml:space="preserve">Third, </w:t>
+      </w:r>
+      <w:r>
+        <w:rPr>
+          <w:rFonts w:ascii="Garamond" w:hAnsi="Garamond"/>
+          <w:lang w:val="en-GB"/>
+        </w:rPr>
+        <w:t xml:space="preserve">soundscape may </w:t>
+      </w:r>
+      <w:r>
+        <w:rPr>
+          <w:rFonts w:ascii="Garamond" w:hAnsi="Garamond"/>
+          <w:lang w:val="en-GB"/>
+        </w:rPr>
+        <w:t xml:space="preserve">reflect </w:t>
+      </w:r>
+      <w:r>
+        <w:rPr>
+          <w:rFonts w:ascii="Garamond" w:hAnsi="Garamond"/>
+          <w:lang w:val="en-GB"/>
+        </w:rPr>
+        <w:t xml:space="preserve">a </w:t>
+      </w:r>
+      <w:r>
+        <w:rPr>
+          <w:rFonts w:ascii="Garamond" w:hAnsi="Garamond"/>
+          <w:lang w:val="en-GB"/>
+        </w:rPr>
+        <w:t xml:space="preserve">temporal pattern </w:t>
+      </w:r>
+      <w:r>
+        <w:rPr>
+          <w:rFonts w:ascii="Garamond" w:hAnsi="Garamond"/>
+          <w:lang w:val="en-GB"/>
+        </w:rPr>
+        <w:t xml:space="preserve">variation </w:t>
+      </w:r>
+      <w:r>
+        <w:rPr>
+          <w:rFonts w:ascii="Garamond" w:hAnsi="Garamond"/>
+          <w:lang w:val="en-GB"/>
+        </w:rPr>
+        <w:t xml:space="preserve">amongst </w:t>
+      </w:r>
+      <w:r>
+        <w:rPr>
+          <w:rFonts w:ascii="Garamond" w:hAnsi="Garamond"/>
+          <w:lang w:val="en-GB"/>
+        </w:rPr>
+        <w:t>sites</w:t>
+      </w:r>
+      <w:r>
+        <w:rPr>
+          <w:rFonts w:ascii="Garamond" w:hAnsi="Garamond"/>
+          <w:lang w:val="en-GB"/>
+        </w:rPr>
+        <w:t>, shows with acousitc indices calculations.</w:t>
+      </w:r>
+    </w:p>
+    <w:p>
+      <w:pPr>
+        <w:pStyle w:val="Paragraphedeliste"/>
+        <w:rPr>
+          <w:rFonts w:ascii="Garamond" w:hAnsi="Garamond"/>
+          <w:lang w:val="en-GB"/>
+        </w:rPr>
+      </w:pPr>
+    </w:p>
+    <w:p>
+      <w:pPr>
+        <w:pStyle w:val="Paragraphedeliste"/>
+        <w:rPr>
+          <w:rFonts w:ascii="Garamond" w:hAnsi="Garamond"/>
+          <w:lang w:val="en-GB"/>
+        </w:rPr>
+      </w:pPr>
+      <w:r>
+        <w:rPr>
+          <w:rFonts w:ascii="Garamond" w:hAnsi="Garamond"/>
+          <w:lang w:val="en-GB"/>
+        </w:rPr>
+        <w:t>Expectation for exotic species impact are complex to highlight intra-island. Evidence of modification of soundscape will require sufficient data availability</w:t>
+      </w:r>
+      <w:r>
+        <w:rPr>
+          <w:rFonts w:ascii="Garamond" w:hAnsi="Garamond"/>
+          <w:lang w:val="en-GB"/>
+        </w:rPr>
+        <w:t xml:space="preserve"> in recording and point count community assessment</w:t>
       </w:r>
       <w:r>
         <w:rPr>
@@ -2609,6 +3948,15 @@
         </w:rPr>
         <w:t>.</w:t>
       </w:r>
+    </w:p>
+    <w:p>
+      <w:pPr>
+        <w:pStyle w:val="Paragraphedeliste"/>
+        <w:rPr>
+          <w:rFonts w:ascii="Garamond" w:hAnsi="Garamond"/>
+          <w:lang w:val="en-GB"/>
+        </w:rPr>
+      </w:pPr>
     </w:p>
     <w:p>
       <w:pPr>
@@ -2627,21 +3975,45 @@
           <w:rFonts w:ascii="Garamond" w:hAnsi="Garamond"/>
           <w:lang w:val="en-GB"/>
         </w:rPr>
-        <w:t>We assume that s</w:t>
-      </w:r>
-      <w:r>
-        <w:rPr>
-          <w:rFonts w:ascii="Garamond" w:hAnsi="Garamond"/>
-          <w:lang w:val="en-GB"/>
-        </w:rPr>
-        <w:t xml:space="preserve">ome acoustic indices are </w:t>
-      </w:r>
-      <w:r>
-        <w:rPr>
-          <w:rFonts w:ascii="Garamond" w:hAnsi="Garamond"/>
-          <w:lang w:val="en-GB"/>
-        </w:rPr>
-        <w:t>well fitted</w:t>
+        <w:t>Some acoustic indices sensibility will perform better in response to fluctuations in avian richness or composition. The use of a PCA, considering a good variability index, could show a more global and stabilise characterisation of biotic factors.</w:t>
+      </w:r>
+    </w:p>
+    <w:p>
+      <w:pPr>
+        <w:rPr>
+          <w:rFonts w:ascii="Garamond" w:hAnsi="Garamond"/>
+          <w:lang w:val="en-GB"/>
+        </w:rPr>
+      </w:pPr>
+    </w:p>
+    <w:p>
+      <w:pPr>
+        <w:rPr>
+          <w:rFonts w:ascii="Garamond" w:hAnsi="Garamond"/>
+          <w:lang w:val="en-GB"/>
+        </w:rPr>
+      </w:pPr>
+      <w:r>
+        <w:rPr>
+          <w:rFonts w:ascii="Garamond" w:hAnsi="Garamond"/>
+          <w:lang w:val="en-GB"/>
+        </w:rPr>
+        <w:lastRenderedPageBreak/>
+        <w:t xml:space="preserve">Here, we put a foot in contributing to acknowledge if monitoring biodiversity through acoustic indices could be useful in </w:t>
+      </w:r>
+      <w:r>
+        <w:rPr>
+          <w:rFonts w:ascii="Garamond" w:hAnsi="Garamond"/>
+          <w:lang w:val="en-GB"/>
+        </w:rPr>
+        <w:t>pronounce</w:t>
+      </w:r>
+      <w:r>
+        <w:rPr>
+          <w:rFonts w:ascii="Garamond" w:hAnsi="Garamond"/>
+          <w:lang w:val="en-GB"/>
+        </w:rPr>
+        <w:t>d</w:t>
       </w:r>
       <w:r>
         <w:rPr>
@@ -2655,104 +4027,29 @@
           <w:rFonts w:ascii="Garamond" w:hAnsi="Garamond"/>
           <w:lang w:val="en-GB"/>
         </w:rPr>
-        <w:t>for the</w:t>
-      </w:r>
-      <w:r>
-        <w:rPr>
-          <w:rFonts w:ascii="Garamond" w:hAnsi="Garamond"/>
-          <w:lang w:val="en-GB"/>
-        </w:rPr>
-        <w:t xml:space="preserve"> avian composition </w:t>
-      </w:r>
-      <w:r>
-        <w:rPr>
-          <w:rFonts w:ascii="Garamond" w:hAnsi="Garamond"/>
-          <w:lang w:val="en-GB"/>
-        </w:rPr>
-        <w:t>of</w:t>
-      </w:r>
-      <w:r>
-        <w:rPr>
-          <w:rFonts w:ascii="Garamond" w:hAnsi="Garamond"/>
-          <w:lang w:val="en-GB"/>
-        </w:rPr>
-        <w:t xml:space="preserve"> French Polynesia</w:t>
-      </w:r>
-      <w:r>
-        <w:rPr>
-          <w:rFonts w:ascii="Garamond" w:hAnsi="Garamond"/>
-          <w:lang w:val="en-GB"/>
-        </w:rPr>
-        <w:t xml:space="preserve"> and its particularity of high diversity of exotic species. It will</w:t>
-      </w:r>
-      <w:r>
-        <w:rPr>
-          <w:rFonts w:ascii="Garamond" w:hAnsi="Garamond"/>
-          <w:lang w:val="en-GB"/>
-        </w:rPr>
-        <w:t xml:space="preserve"> permit to highlight </w:t>
-      </w:r>
-      <w:r>
-        <w:rPr>
-          <w:rFonts w:ascii="Garamond" w:hAnsi="Garamond"/>
-          <w:lang w:val="en-GB"/>
-        </w:rPr>
-        <w:t>with numbers, places dominated by exotic species and other places where native avian community are more preserved.</w:t>
-      </w:r>
-    </w:p>
-    <w:p>
-      <w:pPr>
-        <w:pStyle w:val="Paragraphedeliste"/>
-        <w:rPr>
-          <w:rFonts w:ascii="Garamond" w:hAnsi="Garamond"/>
-          <w:lang w:val="en-GB"/>
-        </w:rPr>
-      </w:pPr>
-      <w:r>
-        <w:rPr>
-          <w:rFonts w:ascii="Garamond" w:hAnsi="Garamond"/>
-          <w:lang w:val="en-GB"/>
-        </w:rPr>
-        <w:t xml:space="preserve">The use of a PCA one several AI may be less adapted to separate the two species category but is more consistent to characterise the avian diversity and composition in it’s entirety. </w:t>
-      </w:r>
-    </w:p>
-    <w:p>
-      <w:pPr>
-        <w:rPr>
-          <w:rFonts w:ascii="Garamond" w:hAnsi="Garamond"/>
-          <w:lang w:val="en-GB"/>
-        </w:rPr>
-      </w:pPr>
-      <w:r>
-        <w:rPr>
-          <w:rFonts w:ascii="Garamond" w:hAnsi="Garamond"/>
-          <w:lang w:val="en-GB"/>
-        </w:rPr>
-        <w:t>Here, we put a foot in contributing to acknowledge if monitoring biodiversity through acoustic indices could be useful in avian invaded ecosystems and pronounced exotic species richness.</w:t>
-      </w:r>
-    </w:p>
-    <w:p>
-      <w:pPr>
-        <w:rPr>
-          <w:rFonts w:ascii="Garamond" w:hAnsi="Garamond"/>
-          <w:lang w:val="en-GB"/>
-        </w:rPr>
-      </w:pPr>
-      <w:r>
-        <w:rPr>
-          <w:rFonts w:ascii="Garamond" w:hAnsi="Garamond"/>
-          <w:lang w:val="en-GB"/>
-        </w:rPr>
-        <w:t>, with that we will try to highlight differences in indices matching with UG and AID for Tahiti, using graphic methods and statistic models. We aim to highlight good AI for environment with strong presence of exotic bird, and few natives’ species</w:t>
-      </w:r>
-    </w:p>
-    <w:p>
-      <w:pPr>
-        <w:rPr>
-          <w:rFonts w:ascii="Garamond" w:hAnsi="Garamond"/>
-          <w:lang w:val="en-GB"/>
-        </w:rPr>
-      </w:pPr>
+        <w:t xml:space="preserve">avian invaded </w:t>
+      </w:r>
+      <w:r>
+        <w:rPr>
+          <w:rFonts w:ascii="Garamond" w:hAnsi="Garamond"/>
+          <w:lang w:val="en-GB"/>
+        </w:rPr>
+        <w:t xml:space="preserve">island </w:t>
+      </w:r>
+      <w:r>
+        <w:rPr>
+          <w:rFonts w:ascii="Garamond" w:hAnsi="Garamond"/>
+          <w:lang w:val="en-GB"/>
+        </w:rPr>
+        <w:t>ecosystems</w:t>
+      </w:r>
+      <w:r>
+        <w:rPr>
+          <w:rFonts w:ascii="Garamond" w:hAnsi="Garamond"/>
+          <w:lang w:val="en-GB"/>
+        </w:rPr>
+        <w:t>. With graphical methods and statistical modelling, global environmental variables in Tahiti will be used for the comprehension of indices fluctuation</w:t>
+      </w:r>
     </w:p>
     <w:p>
       <w:pPr>
@@ -2808,7 +4105,7 @@
           <w:lang w:val="en-GB"/>
         </w:rPr>
       </w:pPr>
-      <w:commentRangeStart w:id="8"/>
+      <w:commentRangeStart w:id="2"/>
       <w:r>
         <w:rPr>
           <w:rFonts w:ascii="Garamond" w:hAnsi="Garamond"/>
@@ -2877,7 +4174,21 @@
           <w:rFonts w:ascii="Garamond" w:hAnsi="Garamond"/>
           <w:lang w:val="en-GB"/>
         </w:rPr>
-        <w:t xml:space="preserve"> bird species, and forested area for terrestrial one. Some can be vastly found in the </w:t>
+        <w:t xml:space="preserve"> bird species, and forested area for terrestrial one. Some can be </w:t>
+      </w:r>
+      <w:r>
+        <w:rPr>
+          <w:rFonts w:ascii="Garamond" w:hAnsi="Garamond"/>
+          <w:lang w:val="en-GB"/>
+        </w:rPr>
+        <w:t>mostly</w:t>
+      </w:r>
+      <w:r>
+        <w:rPr>
+          <w:rFonts w:ascii="Garamond" w:hAnsi="Garamond"/>
+          <w:lang w:val="en-GB"/>
+        </w:rPr>
+        <w:t xml:space="preserve"> found in the </w:t>
       </w:r>
       <w:r>
         <w:rPr>
@@ -3008,7 +4319,14 @@
           <w:rFonts w:ascii="Garamond" w:hAnsi="Garamond"/>
           <w:lang w:val="en-GB"/>
         </w:rPr>
-        <w:t xml:space="preserve"> and are so considered endangered</w:t>
+        <w:t xml:space="preserve"> and are </w:t>
+      </w:r>
+      <w:r>
+        <w:rPr>
+          <w:rFonts w:ascii="Garamond" w:hAnsi="Garamond"/>
+          <w:lang w:val="en-GB"/>
+        </w:rPr>
+        <w:t>threatened by extinction</w:t>
       </w:r>
       <w:r>
         <w:rPr>
@@ -3103,7 +4421,7 @@
         </w:rPr>
         <w:t>.</w:t>
       </w:r>
-      <w:commentRangeEnd w:id="8"/>
+      <w:commentRangeEnd w:id="2"/>
       <w:r>
         <w:rPr>
           <w:rStyle w:val="Marquedecommentaire"/>
@@ -3112,7 +4430,7 @@
           <w:szCs w:val="24"/>
           <w:lang w:val="en-GB"/>
         </w:rPr>
-        <w:commentReference w:id="8"/>
+        <w:commentReference w:id="2"/>
       </w:r>
       <w:r>
         <w:rPr>
@@ -3129,7 +4447,7 @@
           <w:lang w:val="en-GB"/>
         </w:rPr>
       </w:pPr>
-      <w:commentRangeStart w:id="9"/>
+      <w:commentRangeStart w:id="3"/>
       <w:r>
         <w:rPr>
           <w:rFonts w:ascii="Garamond" w:hAnsi="Garamond"/>
@@ -3191,14 +4509,7 @@
           <w:rFonts w:ascii="Garamond" w:hAnsi="Garamond"/>
           <w:lang w:val="en-GB"/>
         </w:rPr>
-        <w:t>abundances</w:t>
-      </w:r>
-      <w:r>
-        <w:rPr>
-          <w:rFonts w:ascii="Garamond" w:hAnsi="Garamond"/>
-          <w:lang w:val="en-GB"/>
-        </w:rPr>
-        <w:t xml:space="preserve"> but are</w:t>
+        <w:t>abundances but are</w:t>
       </w:r>
       <w:r>
         <w:rPr>
@@ -3240,7 +4551,21 @@
           <w:rFonts w:ascii="Garamond" w:hAnsi="Garamond"/>
           <w:lang w:val="en-GB"/>
         </w:rPr>
-        <w:t xml:space="preserve">The most abundant and problematic species are the common myna “Acridotheres tristis” and the </w:t>
+        <w:t xml:space="preserve">The most abundant and problematic species are the </w:t>
+      </w:r>
+      <w:r>
+        <w:rPr>
+          <w:rFonts w:ascii="Garamond" w:hAnsi="Garamond"/>
+          <w:lang w:val="en-GB"/>
+        </w:rPr>
+        <w:t>C</w:t>
+      </w:r>
+      <w:r>
+        <w:rPr>
+          <w:rFonts w:ascii="Garamond" w:hAnsi="Garamond"/>
+          <w:lang w:val="en-GB"/>
+        </w:rPr>
+        <w:t xml:space="preserve">ommon myna “Acridotheres tristis” and the </w:t>
       </w:r>
       <w:r>
         <w:rPr>
@@ -3272,7 +4597,7 @@
         </w:rPr>
         <w:t>”.</w:t>
       </w:r>
-      <w:commentRangeEnd w:id="9"/>
+      <w:commentRangeEnd w:id="3"/>
       <w:r>
         <w:rPr>
           <w:rStyle w:val="Marquedecommentaire"/>
@@ -3281,29 +4606,22 @@
           <w:szCs w:val="24"/>
           <w:lang w:val="en-GB"/>
         </w:rPr>
-        <w:commentReference w:id="9"/>
-      </w:r>
-    </w:p>
-    <w:p>
-      <w:pPr>
-        <w:rPr>
-          <w:rFonts w:ascii="Garamond" w:hAnsi="Garamond"/>
-          <w:lang w:val="en-GB"/>
-        </w:rPr>
-      </w:pPr>
-      <w:r>
-        <w:rPr>
-          <w:rFonts w:ascii="Garamond" w:hAnsi="Garamond"/>
-          <w:lang w:val="en-GB"/>
-        </w:rPr>
-        <w:t>As these species are d</w:t>
-      </w:r>
-      <w:r>
-        <w:rPr>
-          <w:rFonts w:ascii="Garamond" w:hAnsi="Garamond"/>
-          <w:lang w:val="en-GB"/>
-        </w:rPr>
-        <w:t xml:space="preserve">ependant of forested landscape, their repartition </w:t>
+        <w:commentReference w:id="3"/>
+      </w:r>
+    </w:p>
+    <w:p>
+      <w:pPr>
+        <w:rPr>
+          <w:rFonts w:ascii="Garamond" w:hAnsi="Garamond"/>
+          <w:lang w:val="en-GB"/>
+        </w:rPr>
+      </w:pPr>
+      <w:r>
+        <w:rPr>
+          <w:rFonts w:ascii="Garamond" w:hAnsi="Garamond"/>
+          <w:lang w:val="en-GB"/>
+        </w:rPr>
+        <w:t xml:space="preserve">As these species are dependant of forested landscape, their repartition </w:t>
       </w:r>
       <w:r>
         <w:rPr>
@@ -3375,19 +4693,36 @@
           <w:rFonts w:ascii="Garamond" w:hAnsi="Garamond"/>
           <w:i/>
           <w:iCs/>
-        </w:rPr>
-      </w:pPr>
-      <w:r>
-        <w:rPr>
-          <w:rFonts w:ascii="Garamond" w:hAnsi="Garamond"/>
-        </w:rPr>
-        <w:t>Expliquer la r</w:t>
-      </w:r>
-      <w:r>
-        <w:rPr>
-          <w:rFonts w:ascii="Garamond" w:hAnsi="Garamond"/>
-        </w:rPr>
-        <w:t>épartition des oiseaux sur Tahiti</w:t>
+          <w:lang w:val="en-GB"/>
+        </w:rPr>
+      </w:pPr>
+      <w:r>
+        <w:rPr>
+          <w:rFonts w:ascii="Garamond" w:hAnsi="Garamond"/>
+          <w:lang w:val="en-GB"/>
+        </w:rPr>
+        <w:t xml:space="preserve">Exotic bird are them more cnstraigned in there </w:t>
+      </w:r>
+      <w:r>
+        <w:rPr>
+          <w:rFonts w:ascii="Garamond" w:hAnsi="Garamond"/>
+          <w:lang w:val="en-GB"/>
+        </w:rPr>
+        <w:t xml:space="preserve">habitat selection, often dependant of </w:t>
+      </w:r>
+      <w:r>
+        <w:rPr>
+          <w:rFonts w:ascii="Garamond" w:hAnsi="Garamond"/>
+          <w:lang w:val="en-GB"/>
+        </w:rPr>
+        <w:t xml:space="preserve">anthropized sites. </w:t>
+      </w:r>
+      <w:r>
+        <w:rPr>
+          <w:rFonts w:ascii="Garamond" w:hAnsi="Garamond"/>
+          <w:lang w:val="en-GB"/>
+        </w:rPr>
+        <w:t>Expliquer la répartition des oiseaux sur Tahiti</w:t>
       </w:r>
     </w:p>
     <w:p>
@@ -3781,6 +5116,7 @@
           <w:rFonts w:ascii="Garamond" w:hAnsi="Garamond"/>
           <w:lang w:val="en-GB"/>
         </w:rPr>
+        <w:lastRenderedPageBreak/>
         <w:t xml:space="preserve">For the </w:t>
       </w:r>
       <w:r>
@@ -3826,14 +5162,13 @@
           <w:lang w:val="en-GB"/>
         </w:rPr>
       </w:pPr>
-      <w:commentRangeStart w:id="10"/>
+      <w:commentRangeStart w:id="4"/>
       <w:r>
         <w:rPr>
           <w:rFonts w:ascii="Garamond" w:hAnsi="Garamond"/>
           <w:noProof/>
           <w:lang w:val="en-GB"/>
         </w:rPr>
-        <w:lastRenderedPageBreak/>
         <w:drawing>
           <wp:inline distT="0" distB="0" distL="0" distR="0" wp14:anchorId="55E1FBE5" wp14:editId="31D9186C">
             <wp:extent cx="5760720" cy="3526155"/>
@@ -3850,7 +5185,7 @@
                     <pic:cNvPicPr/>
                   </pic:nvPicPr>
                   <pic:blipFill>
-                    <a:blip r:embed="rId15"/>
+                    <a:blip r:embed="rId14"/>
                     <a:stretch>
                       <a:fillRect/>
                     </a:stretch>
@@ -3870,7 +5205,7 @@
           </wp:inline>
         </w:drawing>
       </w:r>
-      <w:commentRangeEnd w:id="10"/>
+      <w:commentRangeEnd w:id="4"/>
       <w:r>
         <w:rPr>
           <w:rStyle w:val="Marquedecommentaire"/>
@@ -3879,7 +5214,7 @@
           <w:szCs w:val="24"/>
           <w:lang w:val="en-GB"/>
         </w:rPr>
-        <w:commentReference w:id="10"/>
+        <w:commentReference w:id="4"/>
       </w:r>
     </w:p>
     <w:p>
@@ -3921,14 +5256,35 @@
           <w:rFonts w:ascii="Garamond" w:hAnsi="Garamond"/>
           <w:lang w:val="en-GB"/>
         </w:rPr>
-        <w:t xml:space="preserve">Bird point count of 10 minutes </w:t>
-      </w:r>
-      <w:r>
-        <w:rPr>
-          <w:rFonts w:ascii="Garamond" w:hAnsi="Garamond"/>
-          <w:lang w:val="en-GB"/>
-        </w:rPr>
-        <w:t>was</w:t>
+        <w:t>Bird point count</w:t>
+      </w:r>
+      <w:r>
+        <w:rPr>
+          <w:rFonts w:ascii="Garamond" w:hAnsi="Garamond"/>
+          <w:lang w:val="en-GB"/>
+        </w:rPr>
+        <w:t>s</w:t>
+      </w:r>
+      <w:r>
+        <w:rPr>
+          <w:rFonts w:ascii="Garamond" w:hAnsi="Garamond"/>
+          <w:lang w:val="en-GB"/>
+        </w:rPr>
+        <w:t xml:space="preserve"> of 10 minutes </w:t>
+      </w:r>
+      <w:r>
+        <w:rPr>
+          <w:rFonts w:ascii="Garamond" w:hAnsi="Garamond"/>
+          <w:lang w:val="en-GB"/>
+        </w:rPr>
+        <w:t>w</w:t>
+      </w:r>
+      <w:r>
+        <w:rPr>
+          <w:rFonts w:ascii="Garamond" w:hAnsi="Garamond"/>
+          <w:lang w:val="en-GB"/>
+        </w:rPr>
+        <w:t>ere</w:t>
       </w:r>
       <w:r>
         <w:rPr>
@@ -3949,14 +5305,14 @@
           <w:rFonts w:ascii="Garamond" w:hAnsi="Garamond"/>
           <w:lang w:val="en-GB"/>
         </w:rPr>
-        <w:t>101</w:t>
-      </w:r>
-      <w:r>
-        <w:rPr>
-          <w:rFonts w:ascii="Garamond" w:hAnsi="Garamond"/>
-          <w:lang w:val="en-GB"/>
-        </w:rPr>
-        <w:t xml:space="preserve"> point count has been realized, with debut.</w:t>
+        <w:t>101-point</w:t>
+      </w:r>
+      <w:r>
+        <w:rPr>
+          <w:rFonts w:ascii="Garamond" w:hAnsi="Garamond"/>
+          <w:lang w:val="en-GB"/>
+        </w:rPr>
+        <w:t xml:space="preserve"> count has been realized, with debut.</w:t>
       </w:r>
       <w:r>
         <w:rPr>
@@ -3999,14 +5355,7 @@
           <w:rFonts w:ascii="Garamond" w:hAnsi="Garamond"/>
           <w:lang w:val="en-GB"/>
         </w:rPr>
-        <w:t xml:space="preserve">Bird point count can be used to obtain data species occupancies, site richness and community diversity for instance. </w:t>
-      </w:r>
-      <w:r>
-        <w:rPr>
-          <w:rFonts w:ascii="Garamond" w:hAnsi="Garamond"/>
-          <w:lang w:val="en-GB"/>
-        </w:rPr>
-        <w:t xml:space="preserve">(Gibb </w:t>
+        <w:t xml:space="preserve">Bird point count can be used to obtain data species occupancies, site richness and community diversity for instance. (Gibb </w:t>
       </w:r>
       <w:r>
         <w:rPr>
@@ -4022,14 +5371,7 @@
           <w:rFonts w:ascii="Garamond" w:hAnsi="Garamond"/>
           <w:lang w:val="en-GB"/>
         </w:rPr>
-        <w:t>, 2019)</w:t>
-      </w:r>
-      <w:r>
-        <w:rPr>
-          <w:rFonts w:ascii="Garamond" w:hAnsi="Garamond"/>
-          <w:lang w:val="en-GB"/>
-        </w:rPr>
-        <w:t>. Here we used precisely, the bird richness (ranging between 3 and 10) and the ratio of native species on exotic (ranging from 0 to 0.5). Without marine species, 13 bird species were captured using ARU, of which ten are exotic.</w:t>
+        <w:t>, 2019). Here we used precisely, the bird richness (ranging between 3 and 10) and the ratio of native species on exotic (ranging from 0 to 0.5). Without marine species, 13 bird species were captured using ARU, of which ten are exotic.</w:t>
       </w:r>
     </w:p>
     <w:p>
@@ -4057,15 +5399,9 @@
         <w:rPr>
           <w:rFonts w:ascii="Garamond" w:hAnsi="Garamond"/>
         </w:rPr>
-        <w:t>Azimut et</w:t>
-      </w:r>
-      <w:r>
-        <w:rPr>
-          <w:rFonts w:ascii="Garamond" w:hAnsi="Garamond"/>
-        </w:rPr>
-        <w:t xml:space="preserve"> orientation par rapport au centre des îles : </w:t>
-      </w:r>
-      <w:hyperlink r:id="rId16" w:history="1">
+        <w:t xml:space="preserve">Azimut et orientation par rapport au centre des îles : </w:t>
+      </w:r>
+      <w:hyperlink r:id="rId15" w:history="1">
         <w:r>
           <w:rPr>
             <w:rStyle w:val="Lienhypertexte"/>
@@ -4085,47 +5421,45 @@
       <w:pPr>
         <w:rPr>
           <w:rFonts w:ascii="Garamond" w:hAnsi="Garamond"/>
-        </w:rPr>
-      </w:pPr>
-      <w:r>
-        <w:rPr>
-          <w:rFonts w:ascii="Garamond" w:hAnsi="Garamond"/>
-        </w:rPr>
-        <w:t>Précipitation: sais pas encore si moyenne e la semaine/mois ou jour précis</w:t>
-      </w:r>
-    </w:p>
-    <w:p>
-      <w:pPr>
-        <w:rPr>
-          <w:rFonts w:ascii="Garamond" w:hAnsi="Garamond"/>
-        </w:rPr>
-      </w:pPr>
-      <w:r>
-        <w:rPr>
-          <w:rFonts w:ascii="Garamond" w:hAnsi="Garamond"/>
-        </w:rPr>
-        <w:t>Température</w:t>
-      </w:r>
-    </w:p>
-    <w:p>
-      <w:pPr>
-        <w:rPr>
-          <w:rFonts w:ascii="Garamond" w:hAnsi="Garamond"/>
-        </w:rPr>
-      </w:pPr>
-      <w:r>
-        <w:rPr>
-          <w:rFonts w:ascii="Garamond" w:hAnsi="Garamond"/>
-        </w:rPr>
-        <w:t>Lever du jour/Coucher d</w:t>
-      </w:r>
-      <w:r>
-        <w:rPr>
-          <w:rFonts w:ascii="Garamond" w:hAnsi="Garamond"/>
-        </w:rPr>
-        <w:t xml:space="preserve">u Jour et Longueur de Jour : </w:t>
-      </w:r>
-      <w:hyperlink r:id="rId17" w:history="1">
+          <w:lang w:val="en-GB"/>
+        </w:rPr>
+      </w:pPr>
+      <w:r>
+        <w:rPr>
+          <w:rFonts w:ascii="Garamond" w:hAnsi="Garamond"/>
+          <w:lang w:val="en-GB"/>
+        </w:rPr>
+        <w:t>Daily rainfall and temperature data from MeteoFrance</w:t>
+      </w:r>
+      <w:r>
+        <w:rPr>
+          <w:rFonts w:ascii="Garamond" w:hAnsi="Garamond"/>
+          <w:lang w:val="en-GB"/>
+        </w:rPr>
+        <w:t xml:space="preserve"> : Can affect bird activity due too..</w:t>
+      </w:r>
+    </w:p>
+    <w:p>
+      <w:pPr>
+        <w:rPr>
+          <w:rFonts w:ascii="Garamond" w:hAnsi="Garamond"/>
+          <w:lang w:val="en-GB"/>
+        </w:rPr>
+      </w:pPr>
+    </w:p>
+    <w:p>
+      <w:pPr>
+        <w:rPr>
+          <w:rFonts w:ascii="Garamond" w:hAnsi="Garamond"/>
+        </w:rPr>
+      </w:pPr>
+      <w:r>
+        <w:rPr>
+          <w:rFonts w:ascii="Garamond" w:hAnsi="Garamond"/>
+        </w:rPr>
+        <w:t xml:space="preserve">Lever du jour/Coucher du Jour et Longueur de Jour : </w:t>
+      </w:r>
+      <w:hyperlink r:id="rId16" w:history="1">
         <w:r>
           <w:rPr>
             <w:rStyle w:val="Lienhypertexte"/>
@@ -4152,6 +5486,96 @@
       <w:pPr>
         <w:rPr>
           <w:rFonts w:ascii="Garamond" w:hAnsi="Garamond"/>
+          <w:color w:val="B0F2B6"/>
+          <w:lang w:val="en-GB"/>
+        </w:rPr>
+      </w:pPr>
+      <w:r>
+        <w:rPr>
+          <w:rFonts w:ascii="Garamond" w:hAnsi="Garamond"/>
+          <w:lang w:val="en-GB"/>
+        </w:rPr>
+        <w:t>H</w:t>
+      </w:r>
+      <w:r>
+        <w:rPr>
+          <w:rFonts w:ascii="Garamond" w:hAnsi="Garamond"/>
+          <w:lang w:val="en-GB"/>
+        </w:rPr>
+        <w:t xml:space="preserve">our : Estimating dial pattern of bird activity through sounds, can aid to comprehend community dial activity shift, behaviour adaptation to </w:t>
+      </w:r>
+      <w:r>
+        <w:rPr>
+          <w:rFonts w:ascii="Garamond" w:hAnsi="Garamond"/>
+          <w:lang w:val="en-GB"/>
+        </w:rPr>
+        <w:t>anthropogenic and natural disturbances</w:t>
+      </w:r>
+      <w:r>
+        <w:rPr>
+          <w:rFonts w:ascii="Garamond" w:hAnsi="Garamond"/>
+          <w:lang w:val="en-GB"/>
+        </w:rPr>
+        <w:t xml:space="preserve">, as </w:t>
+      </w:r>
+      <w:r>
+        <w:rPr>
+          <w:rFonts w:ascii="Garamond" w:hAnsi="Garamond"/>
+          <w:lang w:val="en-GB"/>
+        </w:rPr>
+        <w:lastRenderedPageBreak/>
+        <w:t xml:space="preserve">well as mechanisms of coexistence within the acoustic niche hypothesis </w:t>
+      </w:r>
+      <w:r>
+        <w:rPr>
+          <w:rFonts w:ascii="Garamond" w:hAnsi="Garamond"/>
+          <w:lang w:val="en-GB"/>
+        </w:rPr>
+        <w:t xml:space="preserve">(bib acousitc niche hypothesis, </w:t>
+      </w:r>
+      <w:r>
+        <w:rPr>
+          <w:rFonts w:ascii="Garamond" w:hAnsi="Garamond"/>
+          <w:lang w:val="en-GB"/>
+        </w:rPr>
+        <w:t xml:space="preserve">(Iannarilli </w:t>
+      </w:r>
+      <w:r>
+        <w:rPr>
+          <w:rFonts w:ascii="Garamond" w:hAnsi="Garamond"/>
+          <w:i/>
+          <w:iCs/>
+          <w:lang w:val="en-GB"/>
+        </w:rPr>
+        <w:t>et al.</w:t>
+      </w:r>
+      <w:r>
+        <w:rPr>
+          <w:rFonts w:ascii="Garamond" w:hAnsi="Garamond"/>
+          <w:lang w:val="en-GB"/>
+        </w:rPr>
+        <w:t>, 2025)</w:t>
+      </w:r>
+    </w:p>
+    <w:p>
+      <w:pPr>
+        <w:rPr>
+          <w:rFonts w:ascii="Garamond" w:hAnsi="Garamond"/>
+          <w:lang w:val="en-GB"/>
+        </w:rPr>
+      </w:pPr>
+      <w:r>
+        <w:rPr>
+          <w:rFonts w:ascii="Garamond" w:hAnsi="Garamond"/>
+          <w:lang w:val="en-GB"/>
+        </w:rPr>
+        <w:t>Animal diel activity patterns can aid understanding of (a) how species behaviourally adapt to anthropogenic and natural disturbances, (b) mechanisms of species co-existence through temporal partitioning, and (c) community or ecosystem effects of diel activity shifts.  2. Activity patterns often vary spatially,</w:t>
+      </w:r>
+    </w:p>
+    <w:p>
+      <w:pPr>
+        <w:rPr>
+          <w:rFonts w:ascii="Garamond" w:hAnsi="Garamond"/>
           <w:b/>
           <w:bCs/>
           <w:lang w:val="en-GB"/>
@@ -4223,29 +5647,7 @@
           <w:rFonts w:ascii="Garamond" w:hAnsi="Garamond"/>
           <w:lang w:val="en-GB"/>
         </w:rPr>
-        <w:t xml:space="preserve">. The ARU utilised were Song Meter recorders disposing of 3 or 4 battery placements </w:t>
-      </w:r>
-      <w:r>
-        <w:rPr>
-          <w:rFonts w:ascii="Garamond" w:hAnsi="Garamond"/>
-          <w:lang w:val="en-GB"/>
-        </w:rPr>
-        <w:t xml:space="preserve">(ARU ; Song </w:t>
-      </w:r>
-      <w:r>
-        <w:rPr>
-          <w:rFonts w:ascii="Garamond" w:hAnsi="Garamond"/>
-          <w:lang w:val="en-GB"/>
-        </w:rPr>
-        <w:lastRenderedPageBreak/>
-        <w:t>Meter Micro, Wildlife Acoustics, Inc., Concord, MA, USA)</w:t>
-      </w:r>
-      <w:r>
-        <w:rPr>
-          <w:rFonts w:ascii="Garamond" w:hAnsi="Garamond"/>
-          <w:lang w:val="en-GB"/>
-        </w:rPr>
-        <w:t>, for a sampling rate of</w:t>
+        <w:t>. The ARU utilised were Song Meter recorders disposing of 3 or 4 battery placements (ARU ; Song Meter Micro, Wildlife Acoustics, Inc., Concord, MA, USA), for a sampling rate of</w:t>
       </w:r>
       <w:r>
         <w:rPr>
@@ -4316,6 +5718,7 @@
       <w:r>
         <w:rPr>
           <w:rFonts w:ascii="Garamond" w:hAnsi="Garamond"/>
+          <w:noProof/>
           <w:lang w:val="en-GB"/>
         </w:rPr>
         <w:drawing>
@@ -4350,7 +5753,7 @@
                     <pic:cNvPicPr/>
                   </pic:nvPicPr>
                   <pic:blipFill>
-                    <a:blip r:embed="rId18">
+                    <a:blip r:embed="rId17">
                       <a:extLst>
                         <a:ext uri="{28A0092B-C50C-407E-A947-70E740481C1C}">
                           <a14:useLocalDpi xmlns:a14="http://schemas.microsoft.com/office/drawing/2010/main" val="0"/>
@@ -4479,6 +5882,13 @@
           <w:lang w:val="en-GB"/>
         </w:rPr>
       </w:pPr>
+      <w:r>
+        <w:rPr>
+          <w:rFonts w:ascii="Garamond" w:hAnsi="Garamond"/>
+          <w:lang w:val="en-GB"/>
+        </w:rPr>
+        <w:t>Fourrier 512 classical</w:t>
+      </w:r>
     </w:p>
     <w:p>
       <w:pPr>
@@ -4564,14 +5974,16 @@
           <w:lang w:val="en-GB"/>
         </w:rPr>
       </w:pPr>
-      <w:commentRangeStart w:id="11"/>
-      <w:r>
-        <w:rPr>
+      <w:commentRangeStart w:id="5"/>
+      <w:r>
+        <w:rPr>
+          <w:rFonts w:ascii="Garamond" w:hAnsi="Garamond"/>
           <w:noProof/>
           <w:lang w:val="en-GB"/>
         </w:rPr>
+        <w:lastRenderedPageBreak/>
         <w:drawing>
-          <wp:anchor distT="0" distB="0" distL="114300" distR="114300" simplePos="0" relativeHeight="251672576" behindDoc="1" locked="0" layoutInCell="1" allowOverlap="1" wp14:anchorId="55938DBA" wp14:editId="7CE545D8">
+          <wp:anchor distT="0" distB="0" distL="114300" distR="114300" simplePos="0" relativeHeight="251672576" behindDoc="1" locked="0" layoutInCell="1" allowOverlap="1" wp14:anchorId="55938DBA" wp14:editId="6090F862">
             <wp:simplePos x="0" y="0"/>
             <wp:positionH relativeFrom="column">
               <wp:posOffset>2129155</wp:posOffset>
@@ -4602,7 +6014,7 @@
                     <pic:cNvPicPr/>
                   </pic:nvPicPr>
                   <pic:blipFill>
-                    <a:blip r:embed="rId19" cstate="print">
+                    <a:blip r:embed="rId18" cstate="print">
                       <a:extLst>
                         <a:ext uri="{28A0092B-C50C-407E-A947-70E740481C1C}">
                           <a14:useLocalDpi xmlns:a14="http://schemas.microsoft.com/office/drawing/2010/main" val="0"/>
@@ -4628,19 +6040,21 @@
           </wp:anchor>
         </w:drawing>
       </w:r>
-      <w:commentRangeEnd w:id="11"/>
+      <w:commentRangeEnd w:id="5"/>
       <w:r>
         <w:rPr>
           <w:rStyle w:val="Marquedecommentaire"/>
+          <w:rFonts w:ascii="Garamond" w:hAnsi="Garamond"/>
           <w:noProof/>
           <w:sz w:val="24"/>
           <w:szCs w:val="24"/>
           <w:lang w:val="en-GB"/>
         </w:rPr>
-        <w:commentReference w:id="11"/>
-      </w:r>
-      <w:r>
-        <w:rPr>
+        <w:commentReference w:id="5"/>
+      </w:r>
+      <w:r>
+        <w:rPr>
+          <w:rFonts w:ascii="Garamond" w:hAnsi="Garamond"/>
           <w:noProof/>
           <w:lang w:val="en-GB"/>
         </w:rPr>
@@ -4676,7 +6090,7 @@
                     <pic:cNvPicPr/>
                   </pic:nvPicPr>
                   <pic:blipFill>
-                    <a:blip r:embed="rId20">
+                    <a:blip r:embed="rId19">
                       <a:extLst>
                         <a:ext uri="{28A0092B-C50C-407E-A947-70E740481C1C}">
                           <a14:useLocalDpi xmlns:a14="http://schemas.microsoft.com/office/drawing/2010/main" val="0"/>
@@ -4916,7 +6330,6 @@
           <w:noProof/>
           <w:lang w:val="en-GB"/>
         </w:rPr>
-        <w:lastRenderedPageBreak/>
         <w:drawing>
           <wp:anchor distT="0" distB="0" distL="114300" distR="114300" simplePos="0" relativeHeight="251677696" behindDoc="1" locked="0" layoutInCell="1" allowOverlap="1" wp14:anchorId="01DDC4EC" wp14:editId="7EB6353B">
             <wp:simplePos x="0" y="0"/>
@@ -4949,7 +6362,7 @@
                     <pic:cNvPicPr/>
                   </pic:nvPicPr>
                   <pic:blipFill>
-                    <a:blip r:embed="rId21">
+                    <a:blip r:embed="rId20">
                       <a:extLst>
                         <a:ext uri="{28A0092B-C50C-407E-A947-70E740481C1C}">
                           <a14:useLocalDpi xmlns:a14="http://schemas.microsoft.com/office/drawing/2010/main" val="0"/>
@@ -5008,11 +6421,13 @@
       </w:pPr>
       <w:r>
         <w:rPr>
+          <w:rFonts w:ascii="Garamond" w:hAnsi="Garamond"/>
           <w:noProof/>
           <w:lang w:val="en-GB"/>
         </w:rPr>
+        <w:lastRenderedPageBreak/>
         <w:drawing>
-          <wp:anchor distT="0" distB="0" distL="114300" distR="114300" simplePos="0" relativeHeight="251674624" behindDoc="1" locked="0" layoutInCell="1" allowOverlap="1" wp14:anchorId="5A656826" wp14:editId="50BCFA90">
+          <wp:anchor distT="0" distB="0" distL="114300" distR="114300" simplePos="0" relativeHeight="251674624" behindDoc="1" locked="0" layoutInCell="1" allowOverlap="1" wp14:anchorId="5A656826" wp14:editId="016A2819">
             <wp:simplePos x="0" y="0"/>
             <wp:positionH relativeFrom="column">
               <wp:posOffset>-746760</wp:posOffset>
@@ -5043,7 +6458,7 @@
                     <pic:cNvPicPr/>
                   </pic:nvPicPr>
                   <pic:blipFill>
-                    <a:blip r:embed="rId22" cstate="print">
+                    <a:blip r:embed="rId21" cstate="print">
                       <a:extLst>
                         <a:ext uri="{28A0092B-C50C-407E-A947-70E740481C1C}">
                           <a14:useLocalDpi xmlns:a14="http://schemas.microsoft.com/office/drawing/2010/main" val="0"/>
@@ -5077,11 +6492,12 @@
       </w:r>
       <w:r>
         <w:rPr>
+          <w:rFonts w:ascii="Garamond" w:hAnsi="Garamond"/>
           <w:noProof/>
           <w:lang w:val="en-GB"/>
         </w:rPr>
         <w:drawing>
-          <wp:anchor distT="0" distB="0" distL="114300" distR="114300" simplePos="0" relativeHeight="251675648" behindDoc="1" locked="0" layoutInCell="1" allowOverlap="1" wp14:anchorId="58EE1DDE" wp14:editId="718D31D0">
+          <wp:anchor distT="0" distB="0" distL="114300" distR="114300" simplePos="0" relativeHeight="251675648" behindDoc="1" locked="0" layoutInCell="1" allowOverlap="1" wp14:anchorId="58EE1DDE" wp14:editId="5B164BE3">
             <wp:simplePos x="0" y="0"/>
             <wp:positionH relativeFrom="column">
               <wp:posOffset>1604645</wp:posOffset>
@@ -5112,7 +6528,7 @@
                     <pic:cNvPicPr/>
                   </pic:nvPicPr>
                   <pic:blipFill>
-                    <a:blip r:embed="rId23" cstate="print">
+                    <a:blip r:embed="rId22" cstate="print">
                       <a:extLst>
                         <a:ext uri="{28A0092B-C50C-407E-A947-70E740481C1C}">
                           <a14:useLocalDpi xmlns:a14="http://schemas.microsoft.com/office/drawing/2010/main" val="0"/>
@@ -5146,6 +6562,7 @@
       </w:r>
       <w:r>
         <w:rPr>
+          <w:rFonts w:ascii="Garamond" w:hAnsi="Garamond"/>
           <w:noProof/>
           <w:lang w:val="en-GB"/>
         </w:rPr>
@@ -5181,7 +6598,7 @@
                     <pic:cNvPicPr/>
                   </pic:nvPicPr>
                   <pic:blipFill>
-                    <a:blip r:embed="rId24" cstate="print">
+                    <a:blip r:embed="rId23" cstate="print">
                       <a:extLst>
                         <a:ext uri="{28A0092B-C50C-407E-A947-70E740481C1C}">
                           <a14:useLocalDpi xmlns:a14="http://schemas.microsoft.com/office/drawing/2010/main" val="0"/>
@@ -5378,7 +6795,6 @@
           <w:rFonts w:ascii="Garamond" w:hAnsi="Garamond"/>
           <w:lang w:val="en-GB"/>
         </w:rPr>
-        <w:lastRenderedPageBreak/>
         <w:t>For ACI, the means between frequency bins was used for each 5m files analysis, to only have one measure per files.</w:t>
       </w:r>
     </w:p>
@@ -5394,63 +6810,7 @@
           <w:rFonts w:ascii="Garamond" w:hAnsi="Garamond"/>
           <w:lang w:val="en-GB"/>
         </w:rPr>
-        <w:t>The files were filtered to uses only days recording</w:t>
-      </w:r>
-      <w:r>
-        <w:rPr>
-          <w:rFonts w:ascii="Garamond" w:hAnsi="Garamond"/>
-          <w:lang w:val="en-GB"/>
-        </w:rPr>
-        <w:t>, as limited night activity is expected for diurnal bird’s species</w:t>
-      </w:r>
-      <w:r>
-        <w:rPr>
-          <w:rFonts w:ascii="Garamond" w:hAnsi="Garamond"/>
-          <w:lang w:val="en-GB"/>
-        </w:rPr>
-        <w:t>. So,</w:t>
-      </w:r>
-      <w:r>
-        <w:rPr>
-          <w:rFonts w:ascii="Garamond" w:hAnsi="Garamond"/>
-          <w:lang w:val="en-GB"/>
-        </w:rPr>
-        <w:t xml:space="preserve"> analysis focus on</w:t>
-      </w:r>
-      <w:r>
-        <w:rPr>
-          <w:rFonts w:ascii="Garamond" w:hAnsi="Garamond"/>
-          <w:lang w:val="en-GB"/>
-        </w:rPr>
-        <w:t xml:space="preserve"> </w:t>
-      </w:r>
-      <w:r>
-        <w:rPr>
-          <w:rFonts w:ascii="Garamond" w:hAnsi="Garamond"/>
-          <w:lang w:val="en-GB"/>
-        </w:rPr>
-        <w:t xml:space="preserve">files recorded and </w:t>
-      </w:r>
-      <w:r>
-        <w:rPr>
-          <w:rFonts w:ascii="Garamond" w:hAnsi="Garamond"/>
-          <w:lang w:val="en-GB"/>
-        </w:rPr>
-        <w:t>ending between 05:00 h and 19:00 h were</w:t>
-      </w:r>
-      <w:r>
-        <w:rPr>
-          <w:rFonts w:ascii="Garamond" w:hAnsi="Garamond"/>
-          <w:lang w:val="en-GB"/>
-        </w:rPr>
-        <w:t xml:space="preserve"> </w:t>
-      </w:r>
-      <w:r>
-        <w:rPr>
-          <w:rFonts w:ascii="Garamond" w:hAnsi="Garamond"/>
-          <w:lang w:val="en-GB"/>
-        </w:rPr>
-        <w:t>kept</w:t>
+        <w:t>The files were filtered to uses only days recording, as limited night activity is expected for diurnal bird’s species. So, analysis focus on files recorded and ending between 05:00 h and 19:00 h were kept</w:t>
       </w:r>
       <w:r>
         <w:rPr>
@@ -5471,21 +6831,28 @@
           <w:rFonts w:ascii="Garamond" w:hAnsi="Garamond"/>
           <w:lang w:val="en-GB"/>
         </w:rPr>
-        <w:t xml:space="preserve"> </w:t>
-      </w:r>
-      <w:r>
-        <w:rPr>
-          <w:rFonts w:ascii="Garamond" w:hAnsi="Garamond"/>
-          <w:lang w:val="en-GB"/>
-        </w:rPr>
-        <w:t>This filtering of daytime and using only 5 minutes per hour permit to facilitate the analysis and processing effort.</w:t>
-      </w:r>
-      <w:r>
-        <w:rPr>
-          <w:rFonts w:ascii="Garamond" w:hAnsi="Garamond"/>
-          <w:lang w:val="en-GB"/>
-        </w:rPr>
-        <w:t xml:space="preserve"> Files delimited with 30 minutes wave files, were calculated on one files not two, to be comparable with one hour waves files.</w:t>
+        <w:t xml:space="preserve"> This filtering of daytime and using only 5 minutes per hour permit to facilitate the analysis and processing effort.</w:t>
+      </w:r>
+      <w:r>
+        <w:rPr>
+          <w:rFonts w:ascii="Garamond" w:hAnsi="Garamond"/>
+          <w:lang w:val="en-GB"/>
+        </w:rPr>
+        <w:t xml:space="preserve"> Files delimited with 30 minutes wave files, were calculated on one files not two, to be comparable with </w:t>
+      </w:r>
+      <w:r>
+        <w:rPr>
+          <w:rFonts w:ascii="Garamond" w:hAnsi="Garamond"/>
+          <w:lang w:val="en-GB"/>
+        </w:rPr>
+        <w:t>one-hour</w:t>
+      </w:r>
+      <w:r>
+        <w:rPr>
+          <w:rFonts w:ascii="Garamond" w:hAnsi="Garamond"/>
+          <w:lang w:val="en-GB"/>
+        </w:rPr>
+        <w:t xml:space="preserve"> waves files.</w:t>
       </w:r>
       <w:r>
         <w:rPr>
@@ -5606,28 +6973,24 @@
           <w:rFonts w:ascii="Garamond" w:hAnsi="Garamond"/>
           <w:lang w:val="en-GB"/>
         </w:rPr>
-        <w:t xml:space="preserve">For all AI, studies show that </w:t>
-      </w:r>
-      <w:r>
-        <w:rPr>
-          <w:rFonts w:ascii="Garamond" w:hAnsi="Garamond"/>
-          <w:lang w:val="en-GB"/>
-        </w:rPr>
-        <w:t xml:space="preserve">in urban environment, for classical AI positively correlated with biophonic sound, are also correlated with anthropogenic noises, showing some </w:t>
-      </w:r>
-      <w:r>
-        <w:rPr>
-          <w:rFonts w:ascii="Garamond" w:hAnsi="Garamond"/>
-          <w:lang w:val="en-GB"/>
-        </w:rPr>
-        <w:t>bias</w:t>
-      </w:r>
-      <w:r>
-        <w:rPr>
-          <w:rFonts w:ascii="Garamond" w:hAnsi="Garamond"/>
-          <w:lang w:val="en-GB"/>
-        </w:rPr>
-        <w:t xml:space="preserve"> in urban environments for stronger AI values (Fairbrass </w:t>
+        <w:t xml:space="preserve">For better description and tests, use the website to have basic indices described : </w:t>
+      </w:r>
+      <w:hyperlink r:id="rId24" w:history="1">
+        <w:r>
+          <w:rPr>
+            <w:rStyle w:val="Lienhypertexte"/>
+            <w:rFonts w:ascii="Garamond" w:hAnsi="Garamond"/>
+            <w:lang w:val="en-GB"/>
+          </w:rPr>
+          <w:t>https://ecohack.shinyapps.io/Acoustic_Index_Users_Guide/</w:t>
+        </w:r>
+      </w:hyperlink>
+      <w:r>
+        <w:rPr>
+          <w:rFonts w:ascii="Garamond" w:hAnsi="Garamond"/>
+          <w:lang w:val="en-GB"/>
+        </w:rPr>
+        <w:t xml:space="preserve">  (Bradfer-Lawrence </w:t>
       </w:r>
       <w:r>
         <w:rPr>
@@ -5643,32 +7006,93 @@
           <w:rFonts w:ascii="Garamond" w:hAnsi="Garamond"/>
           <w:lang w:val="en-GB"/>
         </w:rPr>
-        <w:t>, 2017).</w:t>
-      </w:r>
-    </w:p>
-    <w:p>
-      <w:pPr>
-        <w:rPr>
-          <w:rFonts w:ascii="Garamond" w:hAnsi="Garamond"/>
-        </w:rPr>
-      </w:pPr>
-      <w:r>
-        <w:rPr>
-          <w:rFonts w:ascii="Garamond" w:hAnsi="Garamond"/>
-        </w:rPr>
-        <w:t xml:space="preserve">Saturation pourrait être intéressant à regarder : (Burivalova </w:t>
+        <w:t>, 2025)</w:t>
+      </w:r>
+    </w:p>
+    <w:p>
+      <w:pPr>
+        <w:rPr>
+          <w:rFonts w:ascii="Garamond" w:hAnsi="Garamond"/>
+          <w:lang w:val="en-GB"/>
+        </w:rPr>
+      </w:pPr>
+    </w:p>
+    <w:p>
+      <w:pPr>
+        <w:rPr>
+          <w:rFonts w:ascii="Garamond" w:hAnsi="Garamond"/>
+          <w:lang w:val="en-GB"/>
+        </w:rPr>
+      </w:pPr>
+      <w:r>
+        <w:rPr>
+          <w:rFonts w:ascii="Garamond" w:hAnsi="Garamond"/>
+          <w:lang w:val="en-GB"/>
+        </w:rPr>
+        <w:lastRenderedPageBreak/>
+        <w:t xml:space="preserve">For all AI, studies show that </w:t>
+      </w:r>
+      <w:r>
+        <w:rPr>
+          <w:rFonts w:ascii="Garamond" w:hAnsi="Garamond"/>
+          <w:lang w:val="en-GB"/>
+        </w:rPr>
+        <w:t xml:space="preserve">in urban environment, for classical AI positively correlated with biophonic sound, are also correlated with anthropogenic noises, showing some </w:t>
+      </w:r>
+      <w:r>
+        <w:rPr>
+          <w:rFonts w:ascii="Garamond" w:hAnsi="Garamond"/>
+          <w:lang w:val="en-GB"/>
+        </w:rPr>
+        <w:t>bias</w:t>
+      </w:r>
+      <w:r>
+        <w:rPr>
+          <w:rFonts w:ascii="Garamond" w:hAnsi="Garamond"/>
+          <w:lang w:val="en-GB"/>
+        </w:rPr>
+        <w:t xml:space="preserve"> in urban environments for stronger AI values (Fairbrass </w:t>
       </w:r>
       <w:r>
         <w:rPr>
           <w:rFonts w:ascii="Garamond" w:hAnsi="Garamond"/>
           <w:i/>
           <w:iCs/>
+          <w:lang w:val="en-GB"/>
         </w:rPr>
         <w:t>et al.</w:t>
       </w:r>
       <w:r>
         <w:rPr>
           <w:rFonts w:ascii="Garamond" w:hAnsi="Garamond"/>
+          <w:lang w:val="en-GB"/>
+        </w:rPr>
+        <w:t>, 2017).</w:t>
+      </w:r>
+    </w:p>
+    <w:p>
+      <w:pPr>
+        <w:rPr>
+          <w:rFonts w:ascii="Garamond" w:hAnsi="Garamond"/>
+        </w:rPr>
+      </w:pPr>
+      <w:r>
+        <w:rPr>
+          <w:rFonts w:ascii="Garamond" w:hAnsi="Garamond"/>
+        </w:rPr>
+        <w:t xml:space="preserve">Saturation pourrait être intéressant à regarder : (Burivalova </w:t>
+      </w:r>
+      <w:r>
+        <w:rPr>
+          <w:rFonts w:ascii="Garamond" w:hAnsi="Garamond"/>
+          <w:i/>
+          <w:iCs/>
+        </w:rPr>
+        <w:t>et al.</w:t>
+      </w:r>
+      <w:r>
+        <w:rPr>
+          <w:rFonts w:ascii="Garamond" w:hAnsi="Garamond"/>
         </w:rPr>
         <w:t>, 2019)</w:t>
       </w:r>
@@ -5680,7 +7104,7 @@
           <w:lang w:val="en-GB"/>
         </w:rPr>
       </w:pPr>
-      <w:commentRangeStart w:id="12"/>
+      <w:commentRangeStart w:id="6"/>
       <w:r>
         <w:rPr>
           <w:rFonts w:ascii="Garamond" w:hAnsi="Garamond"/>
@@ -5688,7 +7112,7 @@
         </w:rPr>
         <w:t>The acoustic complexity index was developed based on the observation that many biotic sounds, such as bird songs, are characterized by an intrinsic variability of intensities, while human-generated noise is often constant in intensity (</w:t>
       </w:r>
-      <w:bookmarkStart w:id="13" w:name="bbib0180"/>
+      <w:bookmarkStart w:id="7" w:name="bbib0180"/>
       <w:r>
         <w:rPr>
           <w:rFonts w:ascii="Garamond" w:hAnsi="Garamond"/>
@@ -5744,7 +7168,7 @@
           <w:t>Pieretti et al. (2011)</w:t>
         </w:r>
       </w:hyperlink>
-      <w:bookmarkEnd w:id="13"/>
+      <w:bookmarkEnd w:id="7"/>
       <w:r>
         <w:rPr>
           <w:rFonts w:ascii="Garamond" w:hAnsi="Garamond"/>
@@ -5752,7 +7176,7 @@
         </w:rPr>
         <w:t> found that this index correlates with the number of bird vocalizations, while efficiently filtering airplane noise. The acoustic complexity index has been used to describe avian soundscapes (</w:t>
       </w:r>
-      <w:bookmarkStart w:id="14" w:name="bbib0075"/>
+      <w:bookmarkStart w:id="8" w:name="bbib0075"/>
       <w:r>
         <w:rPr>
           <w:rFonts w:ascii="Garamond" w:hAnsi="Garamond"/>
@@ -5791,7 +7215,7 @@
         </w:rPr>
         <w:fldChar w:fldCharType="end"/>
       </w:r>
-      <w:bookmarkEnd w:id="14"/>
+      <w:bookmarkEnd w:id="8"/>
       <w:r>
         <w:rPr>
           <w:rFonts w:ascii="Garamond" w:hAnsi="Garamond"/>
@@ -5799,7 +7223,7 @@
         </w:rPr>
         <w:t xml:space="preserve">), relate avian soundscapes </w:t>
       </w:r>
-      <w:commentRangeEnd w:id="12"/>
+      <w:commentRangeEnd w:id="6"/>
       <w:r>
         <w:rPr>
           <w:rStyle w:val="Marquedecommentaire"/>
@@ -5808,7 +7232,7 @@
           <w:szCs w:val="24"/>
           <w:lang w:val="en-GB"/>
         </w:rPr>
-        <w:commentReference w:id="12"/>
+        <w:commentReference w:id="6"/>
       </w:r>
       <w:r>
         <w:rPr>
@@ -5817,7 +7241,7 @@
         </w:rPr>
         <w:t>to vegetation complexity (</w:t>
       </w:r>
-      <w:bookmarkStart w:id="15" w:name="bbib0070"/>
+      <w:bookmarkStart w:id="9" w:name="bbib0070"/>
       <w:r>
         <w:rPr>
           <w:rFonts w:ascii="Garamond" w:hAnsi="Garamond"/>
@@ -5856,7 +7280,7 @@
         </w:rPr>
         <w:fldChar w:fldCharType="end"/>
       </w:r>
-      <w:bookmarkEnd w:id="15"/>
+      <w:bookmarkEnd w:id="9"/>
       <w:r>
         <w:rPr>
           <w:rFonts w:ascii="Garamond" w:hAnsi="Garamond"/>
@@ -5864,7 +7288,7 @@
         </w:rPr>
         <w:t>) and describe the influence of traffic noise (</w:t>
       </w:r>
-      <w:bookmarkStart w:id="16" w:name="bbib0175"/>
+      <w:bookmarkStart w:id="10" w:name="bbib0175"/>
       <w:r>
         <w:rPr>
           <w:rFonts w:ascii="Garamond" w:hAnsi="Garamond"/>
@@ -5903,7 +7327,7 @@
         </w:rPr>
         <w:fldChar w:fldCharType="end"/>
       </w:r>
-      <w:bookmarkEnd w:id="16"/>
+      <w:bookmarkEnd w:id="10"/>
       <w:r>
         <w:rPr>
           <w:rFonts w:ascii="Garamond" w:hAnsi="Garamond"/>
@@ -5971,7 +7395,7 @@
         </w:rPr>
         <w:t>Similarly, </w:t>
       </w:r>
-      <w:bookmarkStart w:id="17" w:name="bbib0030"/>
+      <w:bookmarkStart w:id="11" w:name="bbib0030"/>
       <w:r>
         <w:rPr>
           <w:rFonts w:ascii="Garamond" w:hAnsi="Garamond"/>
@@ -6010,7 +7434,7 @@
         </w:rPr>
         <w:fldChar w:fldCharType="end"/>
       </w:r>
-      <w:bookmarkEnd w:id="17"/>
+      <w:bookmarkEnd w:id="11"/>
       <w:r>
         <w:rPr>
           <w:rFonts w:ascii="Garamond" w:hAnsi="Garamond"/>
@@ -6068,14 +7492,42 @@
           <w:rFonts w:ascii="Garamond" w:hAnsi="Garamond"/>
           <w:lang w:val="en-GB"/>
         </w:rPr>
-        <w:t>places,</w:t>
-      </w:r>
-      <w:r>
-        <w:rPr>
-          <w:rFonts w:ascii="Garamond" w:hAnsi="Garamond"/>
-          <w:lang w:val="en-GB"/>
-        </w:rPr>
-        <w:t xml:space="preserve"> I guess. </w:t>
+        <w:t>places</w:t>
+      </w:r>
+      <w:r>
+        <w:rPr>
+          <w:rFonts w:ascii="Garamond" w:hAnsi="Garamond"/>
+          <w:lang w:val="en-GB"/>
+        </w:rPr>
+        <w:t xml:space="preserve"> (amplitude between twio bins</w:t>
+      </w:r>
+      <w:r>
+        <w:rPr>
+          <w:rFonts w:ascii="Garamond" w:hAnsi="Garamond"/>
+          <w:lang w:val="en-GB"/>
+        </w:rPr>
+        <w:t>,</w:t>
+      </w:r>
+      <w:r>
+        <w:rPr>
+          <w:rFonts w:ascii="Garamond" w:hAnsi="Garamond"/>
+          <w:lang w:val="en-GB"/>
+        </w:rPr>
+        <w:t xml:space="preserve"> I guess</w:t>
+      </w:r>
+      <w:r>
+        <w:rPr>
+          <w:rFonts w:ascii="Garamond" w:hAnsi="Garamond"/>
+          <w:lang w:val="en-GB"/>
+        </w:rPr>
+        <w:t>, so higher value</w:t>
+      </w:r>
+      <w:r>
+        <w:rPr>
+          <w:rFonts w:ascii="Garamond" w:hAnsi="Garamond"/>
+          <w:lang w:val="en-GB"/>
+        </w:rPr>
+        <w:t xml:space="preserve">. </w:t>
       </w:r>
       <w:r>
         <w:rPr>
@@ -6106,7 +7558,7 @@
         </w:rPr>
         <w:t>Acoustic diversity indices have also been developed to facilitate automated surveying of ecosystems for rapid biodiversity appraisal (</w:t>
       </w:r>
-      <w:bookmarkStart w:id="18" w:name="bbib0230"/>
+      <w:bookmarkStart w:id="12" w:name="bbib0230"/>
       <w:r>
         <w:rPr>
           <w:rFonts w:ascii="Garamond" w:hAnsi="Garamond"/>
@@ -6153,7 +7605,7 @@
         </w:rPr>
         <w:t>, </w:t>
       </w:r>
-      <w:bookmarkStart w:id="19" w:name="bbib0235"/>
+      <w:bookmarkStart w:id="13" w:name="bbib0235"/>
       <w:r>
         <w:rPr>
           <w:rFonts w:ascii="Garamond" w:hAnsi="Garamond"/>
@@ -6193,7 +7645,7 @@
         </w:rPr>
         <w:fldChar w:fldCharType="end"/>
       </w:r>
-      <w:bookmarkEnd w:id="19"/>
+      <w:bookmarkEnd w:id="13"/>
       <w:r>
         <w:rPr>
           <w:rFonts w:ascii="Garamond" w:hAnsi="Garamond"/>
@@ -6214,7 +7666,6 @@
           <w:rFonts w:ascii="Garamond" w:hAnsi="Garamond"/>
           <w:lang w:val="en-GB"/>
         </w:rPr>
-        <w:lastRenderedPageBreak/>
         <w:t>Hyp ADI:</w:t>
       </w:r>
       <w:r>
@@ -6222,14 +7673,77 @@
           <w:rFonts w:ascii="Garamond" w:hAnsi="Garamond"/>
           <w:lang w:val="en-GB"/>
         </w:rPr>
-        <w:t xml:space="preserve"> </w:t>
-      </w:r>
-      <w:r>
-        <w:rPr>
-          <w:rFonts w:ascii="Garamond" w:hAnsi="Garamond"/>
-          <w:lang w:val="en-GB"/>
-        </w:rPr>
-        <w:t>Highest value from anthropic noise dominated, as their will be more covered in the frenquency bands. Lowest value should come from forest places, where vocalisation are less consistent, and more dispartiate?.</w:t>
+        <w:t xml:space="preserve"> Highest value from anthropic noise </w:t>
+      </w:r>
+      <w:r>
+        <w:rPr>
+          <w:rFonts w:ascii="Garamond" w:hAnsi="Garamond"/>
+          <w:lang w:val="en-GB"/>
+        </w:rPr>
+        <w:t>dominated, and maybe exotic bird dominate (more vocalisation),</w:t>
+      </w:r>
+      <w:r>
+        <w:rPr>
+          <w:rFonts w:ascii="Garamond" w:hAnsi="Garamond"/>
+          <w:lang w:val="en-GB"/>
+        </w:rPr>
+        <w:t xml:space="preserve"> as their will be more covered in the </w:t>
+      </w:r>
+      <w:r>
+        <w:rPr>
+          <w:rFonts w:ascii="Garamond" w:hAnsi="Garamond"/>
+          <w:lang w:val="en-GB"/>
+        </w:rPr>
+        <w:t>frequency</w:t>
+      </w:r>
+      <w:r>
+        <w:rPr>
+          <w:rFonts w:ascii="Garamond" w:hAnsi="Garamond"/>
+          <w:lang w:val="en-GB"/>
+        </w:rPr>
+        <w:t xml:space="preserve"> bands</w:t>
+      </w:r>
+      <w:r>
+        <w:rPr>
+          <w:rFonts w:ascii="Garamond" w:hAnsi="Garamond"/>
+          <w:lang w:val="en-GB"/>
+        </w:rPr>
+        <w:t xml:space="preserve"> (saturated)</w:t>
+      </w:r>
+      <w:r>
+        <w:rPr>
+          <w:rFonts w:ascii="Garamond" w:hAnsi="Garamond"/>
+          <w:lang w:val="en-GB"/>
+        </w:rPr>
+        <w:t xml:space="preserve">. Lowest value should come from forest places, where vocalisation </w:t>
+      </w:r>
+      <w:r>
+        <w:rPr>
+          <w:rFonts w:ascii="Garamond" w:hAnsi="Garamond"/>
+          <w:lang w:val="en-GB"/>
+        </w:rPr>
+        <w:t>is</w:t>
+      </w:r>
+      <w:r>
+        <w:rPr>
+          <w:rFonts w:ascii="Garamond" w:hAnsi="Garamond"/>
+          <w:lang w:val="en-GB"/>
+        </w:rPr>
+        <w:t xml:space="preserve"> less consistent</w:t>
+      </w:r>
+      <w:r>
+        <w:rPr>
+          <w:rFonts w:ascii="Garamond" w:hAnsi="Garamond"/>
+          <w:lang w:val="en-GB"/>
+        </w:rPr>
+        <w:t xml:space="preserve"> and more dispartiate but background noise is still present</w:t>
+      </w:r>
+      <w:r>
+        <w:rPr>
+          <w:rFonts w:ascii="Garamond" w:hAnsi="Garamond"/>
+          <w:lang w:val="en-GB"/>
+        </w:rPr>
+        <w:t>.</w:t>
       </w:r>
     </w:p>
     <w:p>
@@ -6290,7 +7804,7 @@
           <w:t>Sueur et al., 2008b</w:t>
         </w:r>
       </w:hyperlink>
-      <w:bookmarkEnd w:id="18"/>
+      <w:bookmarkEnd w:id="12"/>
       <w:r>
         <w:rPr>
           <w:rFonts w:ascii="Garamond" w:hAnsi="Garamond"/>
@@ -6349,7 +7863,7 @@
         </w:rPr>
         <w:t>. The acoustic diversity index (</w:t>
       </w:r>
-      <w:bookmarkStart w:id="20" w:name="bbib0255"/>
+      <w:bookmarkStart w:id="14" w:name="bbib0255"/>
       <w:r>
         <w:rPr>
           <w:rFonts w:ascii="Garamond" w:hAnsi="Garamond"/>
@@ -6406,7 +7920,7 @@
           <w:t>Villanueva-Rivera et al., 2011</w:t>
         </w:r>
       </w:hyperlink>
-      <w:bookmarkEnd w:id="20"/>
+      <w:bookmarkEnd w:id="14"/>
       <w:r>
         <w:rPr>
           <w:rFonts w:ascii="Garamond" w:hAnsi="Garamond"/>
@@ -6450,6 +7964,7 @@
           <w:rFonts w:ascii="Garamond" w:hAnsi="Garamond"/>
           <w:lang w:val="en-GB"/>
         </w:rPr>
+        <w:lastRenderedPageBreak/>
         <w:t>Hyp AEI</w:t>
       </w:r>
       <w:r>
@@ -6457,21 +7972,28 @@
           <w:rFonts w:ascii="Garamond" w:hAnsi="Garamond"/>
           <w:lang w:val="en-GB"/>
         </w:rPr>
-        <w:t xml:space="preserve">, saturated places will have lowest value, more intensity difference between two frequency bins will create higher values, hard to know if exotics places will show great differences or be considered as a </w:t>
-      </w:r>
-      <w:r>
-        <w:rPr>
-          <w:rFonts w:ascii="Garamond" w:hAnsi="Garamond"/>
-          <w:lang w:val="en-GB"/>
-        </w:rPr>
-        <w:t>saturated place</w:t>
-      </w:r>
-      <w:r>
-        <w:rPr>
-          <w:rFonts w:ascii="Garamond" w:hAnsi="Garamond"/>
-          <w:lang w:val="en-GB"/>
-        </w:rPr>
-        <w:t>.</w:t>
+        <w:t>, saturated places</w:t>
+      </w:r>
+      <w:r>
+        <w:rPr>
+          <w:rFonts w:ascii="Garamond" w:hAnsi="Garamond"/>
+          <w:lang w:val="en-GB"/>
+        </w:rPr>
+        <w:t xml:space="preserve"> or evenly distributaded places</w:t>
+      </w:r>
+      <w:r>
+        <w:rPr>
+          <w:rFonts w:ascii="Garamond" w:hAnsi="Garamond"/>
+          <w:lang w:val="en-GB"/>
+        </w:rPr>
+        <w:t xml:space="preserve"> will have lowest value, more intensity difference between two frequency bins will create higher values, </w:t>
+      </w:r>
+      <w:r>
+        <w:rPr>
+          <w:rFonts w:ascii="Garamond" w:hAnsi="Garamond"/>
+          <w:lang w:val="en-GB"/>
+        </w:rPr>
+        <w:t>maybe exotic bir places will have higher value as less evenly distributed, and forest maybe more consistent.</w:t>
       </w:r>
     </w:p>
     <w:p>
@@ -6507,7 +8029,14 @@
           <w:rFonts w:ascii="Garamond" w:hAnsi="Garamond"/>
           <w:lang w:val="en-GB"/>
         </w:rPr>
-        <w:t xml:space="preserve"> If it reflect the amplitude, higher amplitude stites, so noisier, should come from exotic bird environments.</w:t>
+        <w:t xml:space="preserve"> If it reflect the amplitude, higher amplitude stites, so noisier, should come from exotic bird environments</w:t>
+      </w:r>
+      <w:r>
+        <w:rPr>
+          <w:rFonts w:ascii="Garamond" w:hAnsi="Garamond"/>
+          <w:lang w:val="en-GB"/>
+        </w:rPr>
+        <w:t xml:space="preserve"> and anthropize sites.</w:t>
       </w:r>
     </w:p>
     <w:p>
@@ -6529,7 +8058,6 @@
           <w:rFonts w:ascii="Garamond" w:hAnsi="Garamond"/>
           <w:noProof/>
         </w:rPr>
-        <w:lastRenderedPageBreak/>
         <w:drawing>
           <wp:inline distT="0" distB="0" distL="0" distR="0" wp14:anchorId="2952A760" wp14:editId="372FDD8D">
             <wp:extent cx="5760720" cy="4646930"/>
@@ -6573,11 +8101,13 @@
           <w:rFonts w:ascii="Garamond" w:hAnsi="Garamond"/>
           <w:b/>
           <w:bCs/>
-        </w:rPr>
-      </w:pPr>
-      <w:r>
-        <w:rPr>
-          <w:rFonts w:ascii="Garamond" w:hAnsi="Garamond"/>
+          <w:lang w:val="en-GB"/>
+        </w:rPr>
+      </w:pPr>
+      <w:r>
+        <w:rPr>
+          <w:rFonts w:ascii="Garamond" w:hAnsi="Garamond"/>
+          <w:lang w:val="en-GB"/>
         </w:rPr>
         <w:t>(Bradfer-Lawrence et al, 2019)</w:t>
       </w:r>
@@ -6588,13 +8118,15 @@
           <w:rFonts w:ascii="Garamond" w:hAnsi="Garamond"/>
           <w:b/>
           <w:bCs/>
-        </w:rPr>
-      </w:pPr>
-    </w:p>
-    <w:p>
-      <w:pPr>
-        <w:rPr>
-          <w:rFonts w:ascii="Garamond" w:hAnsi="Garamond"/>
+          <w:lang w:val="en-GB"/>
+        </w:rPr>
+      </w:pPr>
+    </w:p>
+    <w:p>
+      <w:pPr>
+        <w:rPr>
+          <w:rFonts w:ascii="Garamond" w:hAnsi="Garamond"/>
+          <w:lang w:val="en-GB"/>
         </w:rPr>
       </w:pPr>
     </w:p>
@@ -6707,6 +8239,13 @@
           <w:rFonts w:ascii="Garamond" w:hAnsi="Garamond"/>
           <w:lang w:val="en-GB"/>
         </w:rPr>
+        <w:t xml:space="preserve"> </w:t>
+      </w:r>
+      <w:r>
+        <w:rPr>
+          <w:rFonts w:ascii="Garamond" w:hAnsi="Garamond"/>
+          <w:lang w:val="en-GB"/>
+        </w:rPr>
         <w:t>to look at temporal pattern</w:t>
       </w:r>
       <w:r>
@@ -6730,6 +8269,7 @@
           <w:highlight w:val="yellow"/>
           <w:lang w:val="en-GB"/>
         </w:rPr>
+        <w:lastRenderedPageBreak/>
         <w:t>Correlation matrix for explanatory variables used in the generalized linear mixed models. Collinearity between variables was assessed with the VIF function in R, and variables with a VIF score of greater than 5 were removed before the model was run.</w:t>
       </w:r>
     </w:p>
@@ -8574,7 +10114,7 @@
         </w:rPr>
         <w:lastRenderedPageBreak/>
         <w:drawing>
-          <wp:anchor distT="0" distB="0" distL="114300" distR="114300" simplePos="0" relativeHeight="251669504" behindDoc="1" locked="0" layoutInCell="1" allowOverlap="1" wp14:anchorId="7D462D0C" wp14:editId="73F74E8B">
+          <wp:anchor distT="0" distB="0" distL="114300" distR="114300" simplePos="0" relativeHeight="251669504" behindDoc="1" locked="0" layoutInCell="1" allowOverlap="1" wp14:anchorId="7D462D0C" wp14:editId="517D9DA9">
             <wp:simplePos x="0" y="0"/>
             <wp:positionH relativeFrom="column">
               <wp:posOffset>2864485</wp:posOffset>
@@ -8644,7 +10184,7 @@
           <w:lang w:val="en-GB"/>
         </w:rPr>
         <w:drawing>
-          <wp:anchor distT="0" distB="0" distL="114300" distR="114300" simplePos="0" relativeHeight="251668480" behindDoc="1" locked="0" layoutInCell="1" allowOverlap="1" wp14:anchorId="30340DBB" wp14:editId="46A2F0A9">
+          <wp:anchor distT="0" distB="0" distL="114300" distR="114300" simplePos="0" relativeHeight="251668480" behindDoc="1" locked="0" layoutInCell="1" allowOverlap="1" wp14:anchorId="30340DBB" wp14:editId="4FBE4583">
             <wp:simplePos x="0" y="0"/>
             <wp:positionH relativeFrom="column">
               <wp:posOffset>-625475</wp:posOffset>
@@ -9129,7 +10669,7 @@
           <w:lang w:val="en-GB"/>
         </w:rPr>
       </w:pPr>
-      <w:commentRangeStart w:id="21"/>
+      <w:commentRangeStart w:id="15"/>
       <w:r>
         <w:rPr>
           <w:rFonts w:ascii="Garamond" w:hAnsi="Garamond"/>
@@ -9137,7 +10677,7 @@
         </w:rPr>
         <w:t>Compare distribution of sounds between highly invaded and low invaded island, spatially and temporally</w:t>
       </w:r>
-      <w:commentRangeEnd w:id="21"/>
+      <w:commentRangeEnd w:id="15"/>
       <w:r>
         <w:rPr>
           <w:rStyle w:val="Marquedecommentaire"/>
@@ -9146,7 +10686,7 @@
           <w:szCs w:val="24"/>
           <w:lang w:val="en-GB"/>
         </w:rPr>
-        <w:commentReference w:id="21"/>
+        <w:commentReference w:id="15"/>
       </w:r>
     </w:p>
     <w:p>
@@ -9194,104 +10734,155 @@
       <w:pPr>
         <w:rPr>
           <w:rFonts w:ascii="Garamond" w:hAnsi="Garamond"/>
-        </w:rPr>
-      </w:pPr>
-    </w:p>
-    <w:p>
-      <w:pPr>
-        <w:rPr>
-          <w:rFonts w:ascii="Garamond" w:hAnsi="Garamond"/>
-        </w:rPr>
-      </w:pPr>
-    </w:p>
-    <w:p>
-      <w:pPr>
-        <w:rPr>
-          <w:rFonts w:ascii="Garamond" w:hAnsi="Garamond"/>
-        </w:rPr>
-      </w:pPr>
-    </w:p>
-    <w:p>
-      <w:pPr>
-        <w:rPr>
-          <w:rFonts w:ascii="Garamond" w:hAnsi="Garamond"/>
-        </w:rPr>
-      </w:pPr>
-    </w:p>
-    <w:p>
-      <w:pPr>
-        <w:rPr>
-          <w:rFonts w:ascii="Garamond" w:hAnsi="Garamond"/>
-        </w:rPr>
-      </w:pPr>
-    </w:p>
-    <w:p>
-      <w:pPr>
-        <w:rPr>
-          <w:rFonts w:ascii="Garamond" w:hAnsi="Garamond"/>
-        </w:rPr>
-      </w:pPr>
-    </w:p>
-    <w:p>
-      <w:pPr>
-        <w:rPr>
-          <w:rFonts w:ascii="Garamond" w:hAnsi="Garamond"/>
-        </w:rPr>
-      </w:pPr>
-    </w:p>
-    <w:p>
-      <w:pPr>
-        <w:rPr>
-          <w:rFonts w:ascii="Garamond" w:hAnsi="Garamond"/>
-        </w:rPr>
-      </w:pPr>
-    </w:p>
-    <w:p>
-      <w:pPr>
-        <w:rPr>
-          <w:rFonts w:ascii="Garamond" w:hAnsi="Garamond"/>
-        </w:rPr>
-      </w:pPr>
-    </w:p>
-    <w:p>
-      <w:pPr>
-        <w:rPr>
-          <w:rFonts w:ascii="Garamond" w:hAnsi="Garamond"/>
-        </w:rPr>
-      </w:pPr>
-    </w:p>
-    <w:p>
-      <w:pPr>
-        <w:rPr>
-          <w:rFonts w:ascii="Garamond" w:hAnsi="Garamond"/>
-        </w:rPr>
-      </w:pPr>
-    </w:p>
-    <w:p>
-      <w:pPr>
-        <w:rPr>
-          <w:rFonts w:ascii="Garamond" w:hAnsi="Garamond"/>
-        </w:rPr>
-      </w:pPr>
-    </w:p>
-    <w:p>
-      <w:pPr>
-        <w:rPr>
-          <w:rFonts w:ascii="Garamond" w:hAnsi="Garamond"/>
-        </w:rPr>
-      </w:pPr>
-    </w:p>
-    <w:p>
-      <w:pPr>
-        <w:rPr>
-          <w:rFonts w:ascii="Garamond" w:hAnsi="Garamond"/>
-        </w:rPr>
-      </w:pPr>
-    </w:p>
-    <w:p>
-      <w:pPr>
-        <w:rPr>
-          <w:rFonts w:ascii="Garamond" w:hAnsi="Garamond"/>
+          <w:lang w:val="en-GB"/>
+        </w:rPr>
+      </w:pPr>
+      <w:r>
+        <w:rPr>
+          <w:rFonts w:ascii="Garamond" w:hAnsi="Garamond"/>
+          <w:lang w:val="en-GB"/>
+        </w:rPr>
+        <w:t xml:space="preserve">Limitation : Small number of acoustic </w:t>
+      </w:r>
+      <w:r>
+        <w:rPr>
+          <w:rFonts w:ascii="Garamond" w:hAnsi="Garamond"/>
+          <w:lang w:val="en-GB"/>
+        </w:rPr>
+        <w:t xml:space="preserve">indices, </w:t>
+      </w:r>
+      <w:r>
+        <w:rPr>
+          <w:rFonts w:ascii="Garamond" w:hAnsi="Garamond"/>
+          <w:lang w:val="en-GB"/>
+        </w:rPr>
+        <w:t>classical one.</w:t>
+      </w:r>
+    </w:p>
+    <w:p>
+      <w:pPr>
+        <w:rPr>
+          <w:rFonts w:ascii="Garamond" w:hAnsi="Garamond"/>
+          <w:lang w:val="en-GB"/>
+        </w:rPr>
+      </w:pPr>
+      <w:r>
+        <w:rPr>
+          <w:rFonts w:ascii="Garamond" w:hAnsi="Garamond"/>
+          <w:lang w:val="en-GB"/>
+        </w:rPr>
+        <w:t>Duration of recording were also quite short, still the variance in our indices are correct.</w:t>
+      </w:r>
+    </w:p>
+    <w:p>
+      <w:pPr>
+        <w:rPr>
+          <w:rFonts w:ascii="Garamond" w:hAnsi="Garamond"/>
+          <w:lang w:val="en-GB"/>
+        </w:rPr>
+      </w:pPr>
+    </w:p>
+    <w:p>
+      <w:pPr>
+        <w:rPr>
+          <w:rFonts w:ascii="Garamond" w:hAnsi="Garamond"/>
+          <w:lang w:val="en-GB"/>
+        </w:rPr>
+      </w:pPr>
+    </w:p>
+    <w:p>
+      <w:pPr>
+        <w:rPr>
+          <w:rFonts w:ascii="Garamond" w:hAnsi="Garamond"/>
+          <w:lang w:val="en-GB"/>
+        </w:rPr>
+      </w:pPr>
+    </w:p>
+    <w:p>
+      <w:pPr>
+        <w:rPr>
+          <w:rFonts w:ascii="Garamond" w:hAnsi="Garamond"/>
+          <w:lang w:val="en-GB"/>
+        </w:rPr>
+      </w:pPr>
+    </w:p>
+    <w:p>
+      <w:pPr>
+        <w:rPr>
+          <w:rFonts w:ascii="Garamond" w:hAnsi="Garamond"/>
+          <w:lang w:val="en-GB"/>
+        </w:rPr>
+      </w:pPr>
+    </w:p>
+    <w:p>
+      <w:pPr>
+        <w:rPr>
+          <w:rFonts w:ascii="Garamond" w:hAnsi="Garamond"/>
+          <w:lang w:val="en-GB"/>
+        </w:rPr>
+      </w:pPr>
+    </w:p>
+    <w:p>
+      <w:pPr>
+        <w:rPr>
+          <w:rFonts w:ascii="Garamond" w:hAnsi="Garamond"/>
+          <w:lang w:val="en-GB"/>
+        </w:rPr>
+      </w:pPr>
+    </w:p>
+    <w:p>
+      <w:pPr>
+        <w:rPr>
+          <w:rFonts w:ascii="Garamond" w:hAnsi="Garamond"/>
+          <w:lang w:val="en-GB"/>
+        </w:rPr>
+      </w:pPr>
+    </w:p>
+    <w:p>
+      <w:pPr>
+        <w:rPr>
+          <w:rFonts w:ascii="Garamond" w:hAnsi="Garamond"/>
+          <w:lang w:val="en-GB"/>
+        </w:rPr>
+      </w:pPr>
+    </w:p>
+    <w:p>
+      <w:pPr>
+        <w:rPr>
+          <w:rFonts w:ascii="Garamond" w:hAnsi="Garamond"/>
+          <w:lang w:val="en-GB"/>
+        </w:rPr>
+      </w:pPr>
+    </w:p>
+    <w:p>
+      <w:pPr>
+        <w:rPr>
+          <w:rFonts w:ascii="Garamond" w:hAnsi="Garamond"/>
+          <w:lang w:val="en-GB"/>
+        </w:rPr>
+      </w:pPr>
+    </w:p>
+    <w:p>
+      <w:pPr>
+        <w:rPr>
+          <w:rFonts w:ascii="Garamond" w:hAnsi="Garamond"/>
+          <w:lang w:val="en-GB"/>
+        </w:rPr>
+      </w:pPr>
+    </w:p>
+    <w:p>
+      <w:pPr>
+        <w:rPr>
+          <w:rFonts w:ascii="Garamond" w:hAnsi="Garamond"/>
+          <w:lang w:val="en-GB"/>
+        </w:rPr>
+      </w:pPr>
+    </w:p>
+    <w:p>
+      <w:pPr>
+        <w:rPr>
+          <w:rFonts w:ascii="Garamond" w:hAnsi="Garamond"/>
+          <w:lang w:val="en-GB"/>
         </w:rPr>
       </w:pPr>
     </w:p>
@@ -10091,7 +11682,7 @@
       </w:r>
     </w:p>
   </w:comment>
-  <w:comment w:id="2" w:author="Felix Romiguiere" w:date="2026-01-19T08:47:00Z" w:initials="FR">
+  <w:comment w:id="2" w:author="Felix Romiguiere" w:date="2026-01-16T09:38:00Z" w:initials="FR">
     <w:p>
       <w:pPr>
         <w:pStyle w:val="Commentaire"/>
@@ -10103,11 +11694,11 @@
         <w:annotationRef/>
       </w:r>
       <w:r>
-        <w:t>Transition pour les goals</w:t>
+        <w:t>Speech espèce native</w:t>
       </w:r>
     </w:p>
   </w:comment>
-  <w:comment w:id="3" w:author="Felix Romiguiere" w:date="2026-01-15T15:16:00Z" w:initials="FR">
+  <w:comment w:id="3" w:author="Felix Romiguiere" w:date="2026-01-16T09:42:00Z" w:initials="FR">
     <w:p>
       <w:pPr>
         <w:pStyle w:val="Commentaire"/>
@@ -10119,11 +11710,11 @@
         <w:annotationRef/>
       </w:r>
       <w:r>
-        <w:t>À retravailler parce que c’est pas notre cas là.</w:t>
+        <w:t>Speech espèce exotic</w:t>
       </w:r>
     </w:p>
   </w:comment>
-  <w:comment w:id="4" w:author="Felix Romiguiere" w:date="2026-01-15T15:21:00Z" w:initials="FR">
+  <w:comment w:id="4" w:author="Felix Romiguiere" w:date="2026-01-29T11:05:00Z" w:initials="FR">
     <w:p>
       <w:pPr>
         <w:pStyle w:val="Commentaire"/>
@@ -10135,11 +11726,11 @@
         <w:annotationRef/>
       </w:r>
       <w:r>
-        <w:t>Mettre en ouverture</w:t>
+        <w:t>Mettre à jour</w:t>
       </w:r>
     </w:p>
   </w:comment>
-  <w:comment w:id="5" w:author="Felix Romiguiere" w:date="2026-01-30T08:59:00Z" w:initials="FR">
+  <w:comment w:id="5" w:author="Felix Romiguiere" w:date="2026-01-09T09:31:00Z" w:initials="FR">
     <w:p>
       <w:pPr>
         <w:pStyle w:val="Commentaire"/>
@@ -10151,11 +11742,11 @@
         <w:annotationRef/>
       </w:r>
       <w:r>
-        <w:t>Super précis, ptet regarder plus large</w:t>
+        <w:t>For different indices</w:t>
       </w:r>
     </w:p>
   </w:comment>
-  <w:comment w:id="6" w:author="Felix Romiguiere" w:date="2026-01-16T10:25:00Z" w:initials="FR">
+  <w:comment w:id="6" w:author="Felix Romiguiere" w:date="2026-01-15T15:30:00Z" w:initials="FR">
     <w:p>
       <w:pPr>
         <w:pStyle w:val="Commentaire"/>
@@ -10167,107 +11758,11 @@
         <w:annotationRef/>
       </w:r>
       <w:r>
-        <w:t>Pas à mettre</w:t>
+        <w:t>Rajouter de shypothèses pour chaque indices qu’on souhaite utilser</w:t>
       </w:r>
     </w:p>
   </w:comment>
-  <w:comment w:id="7" w:author="Felix Romiguiere" w:date="2026-01-19T08:28:00Z" w:initials="FR">
-    <w:p>
-      <w:pPr>
-        <w:pStyle w:val="Commentaire"/>
-      </w:pPr>
-      <w:r>
-        <w:rPr>
-          <w:rStyle w:val="Marquedecommentaire"/>
-        </w:rPr>
-        <w:annotationRef/>
-      </w:r>
-      <w:r>
-        <w:t>Pas notre sujet quoi</w:t>
-      </w:r>
-    </w:p>
-  </w:comment>
-  <w:comment w:id="8" w:author="Felix Romiguiere" w:date="2026-01-16T09:38:00Z" w:initials="FR">
-    <w:p>
-      <w:pPr>
-        <w:pStyle w:val="Commentaire"/>
-      </w:pPr>
-      <w:r>
-        <w:rPr>
-          <w:rStyle w:val="Marquedecommentaire"/>
-        </w:rPr>
-        <w:annotationRef/>
-      </w:r>
-      <w:r>
-        <w:t>Speech espèce native</w:t>
-      </w:r>
-    </w:p>
-  </w:comment>
-  <w:comment w:id="9" w:author="Felix Romiguiere" w:date="2026-01-16T09:42:00Z" w:initials="FR">
-    <w:p>
-      <w:pPr>
-        <w:pStyle w:val="Commentaire"/>
-      </w:pPr>
-      <w:r>
-        <w:rPr>
-          <w:rStyle w:val="Marquedecommentaire"/>
-        </w:rPr>
-        <w:annotationRef/>
-      </w:r>
-      <w:r>
-        <w:t>Speech espèce exotic</w:t>
-      </w:r>
-    </w:p>
-  </w:comment>
-  <w:comment w:id="10" w:author="Felix Romiguiere" w:date="2026-01-29T11:05:00Z" w:initials="FR">
-    <w:p>
-      <w:pPr>
-        <w:pStyle w:val="Commentaire"/>
-      </w:pPr>
-      <w:r>
-        <w:rPr>
-          <w:rStyle w:val="Marquedecommentaire"/>
-        </w:rPr>
-        <w:annotationRef/>
-      </w:r>
-      <w:r>
-        <w:t>Mettre à jour</w:t>
-      </w:r>
-    </w:p>
-  </w:comment>
-  <w:comment w:id="11" w:author="Felix Romiguiere" w:date="2026-01-09T09:31:00Z" w:initials="FR">
-    <w:p>
-      <w:pPr>
-        <w:pStyle w:val="Commentaire"/>
-      </w:pPr>
-      <w:r>
-        <w:rPr>
-          <w:rStyle w:val="Marquedecommentaire"/>
-        </w:rPr>
-        <w:annotationRef/>
-      </w:r>
-      <w:r>
-        <w:t>For different indices</w:t>
-      </w:r>
-    </w:p>
-  </w:comment>
-  <w:comment w:id="12" w:author="Felix Romiguiere" w:date="2026-01-15T15:30:00Z" w:initials="FR">
-    <w:p>
-      <w:pPr>
-        <w:pStyle w:val="Commentaire"/>
-      </w:pPr>
-      <w:r>
-        <w:rPr>
-          <w:rStyle w:val="Marquedecommentaire"/>
-        </w:rPr>
-        <w:annotationRef/>
-      </w:r>
-      <w:r>
-        <w:t>Rajouter de shypothèses pour chaque indices qu’on souhaite utilser</w:t>
-      </w:r>
-    </w:p>
-  </w:comment>
-  <w:comment w:id="21" w:author="Felix Romiguiere" w:date="2026-01-19T09:14:00Z" w:initials="FR">
+  <w:comment w:id="15" w:author="Felix Romiguiere" w:date="2026-01-19T09:14:00Z" w:initials="FR">
     <w:p>
       <w:pPr>
         <w:pStyle w:val="Commentaire"/>
@@ -10288,14 +11783,8 @@
 
 <file path=word/commentsExtended.xml><?xml version="1.0" encoding="utf-8"?>
 <w15:commentsEx xmlns:wpc="http://schemas.microsoft.com/office/word/2010/wordprocessingCanvas" xmlns:cx="http://schemas.microsoft.com/office/drawing/2014/chartex" xmlns:cx1="http://schemas.microsoft.com/office/drawing/2015/9/8/chartex" xmlns:cx2="http://schemas.microsoft.com/office/drawing/2015/10/21/chartex" xmlns:cx3="http://schemas.microsoft.com/office/drawing/2016/5/9/chartex" xmlns:cx4="http://schemas.microsoft.com/office/drawing/2016/5/10/chartex" xmlns:cx5="http://schemas.microsoft.com/office/drawing/2016/5/11/chartex" xmlns:cx6="http://schemas.microsoft.com/office/drawing/2016/5/12/chartex" xmlns:cx7="http://schemas.microsoft.com/office/drawing/2016/5/13/chartex" xmlns:cx8="http://schemas.microsoft.com/office/drawing/2016/5/14/chartex" xmlns:mc="http://schemas.openxmlformats.org/markup-compatibility/2006" xmlns:aink="http://schemas.microsoft.com/office/drawing/2016/ink" xmlns:am3d="http://schemas.microsoft.com/office/drawing/2017/model3d" xmlns:o="urn:schemas-microsoft-com:office:office" xmlns:oel="http://schemas.microsoft.com/office/2019/extlst" xmlns:r="http://schemas.openxmlformats.org/officeDocument/2006/relationships" xmlns:m="http://schemas.openxmlformats.org/officeDocument/2006/math" xmlns:v="urn:schemas-microsoft-com:vml" xmlns:wp14="http://schemas.microsoft.com/office/word/2010/wordprocessingDrawing" xmlns:wp="http://schemas.openxmlformats.org/drawingml/2006/wordprocessingDrawing" xmlns:w10="urn:schemas-microsoft-com:office:word" xmlns:w="http://schemas.openxmlformats.org/wordprocessingml/2006/main" xmlns:w14="http://schemas.microsoft.com/office/word/2010/wordml" xmlns:w15="http://schemas.microsoft.com/office/word/2012/wordml" xmlns:w16cex="http://schemas.microsoft.com/office/word/2018/wordml/cex" xmlns:w16cid="http://schemas.microsoft.com/office/word/2016/wordml/cid" xmlns:w16="http://schemas.microsoft.com/office/word/2018/wordml" xmlns:w16du="http://schemas.microsoft.com/office/word/2023/wordml/word16du" xmlns:w16sdtdh="http://schemas.microsoft.com/office/word/2020/wordml/sdtdatahash" xmlns:w16sdtfl="http://schemas.microsoft.com/office/word/2024/wordml/sdtformatlock" xmlns:w16se="http://schemas.microsoft.com/office/word/2015/wordml/symex" xmlns:wpg="http://schemas.microsoft.com/office/word/2010/wordprocessingGroup" xmlns:wpi="http://schemas.microsoft.com/office/word/2010/wordprocessingInk" xmlns:wne="http://schemas.microsoft.com/office/word/2006/wordml" xmlns:wps="http://schemas.microsoft.com/office/word/2010/wordprocessingShape" mc:Ignorable="w14 w15 w16se w16cid w16 w16cex w16sdtdh w16sdtfl w16du wp14">
-  <w15:commentEx w15:paraId="024C794E" w15:done="0"/>
+  <w15:commentEx w15:paraId="5CFD24B9" w15:done="0"/>
   <w15:commentEx w15:paraId="5D8E0191" w15:done="0"/>
-  <w15:commentEx w15:paraId="71ED8641" w15:done="0"/>
-  <w15:commentEx w15:paraId="05E6A5EE" w15:done="0"/>
-  <w15:commentEx w15:paraId="4E5BC15A" w15:paraIdParent="05E6A5EE" w15:done="0"/>
-  <w15:commentEx w15:paraId="4CD92E1E" w15:done="0"/>
-  <w15:commentEx w15:paraId="43461F58" w15:done="0"/>
-  <w15:commentEx w15:paraId="3EC950EF" w15:paraIdParent="43461F58" w15:done="0"/>
   <w15:commentEx w15:paraId="5E4409CD" w15:done="0"/>
   <w15:commentEx w15:paraId="192950A5" w15:done="0"/>
   <w15:commentEx w15:paraId="2269785D" w15:done="0"/>
@@ -10309,12 +11798,6 @@
 <w16cex:commentsExtensible xmlns:wpc="http://schemas.microsoft.com/office/word/2010/wordprocessingCanvas" xmlns:cx="http://schemas.microsoft.com/office/drawing/2014/chartex" xmlns:cx1="http://schemas.microsoft.com/office/drawing/2015/9/8/chartex" xmlns:cx2="http://schemas.microsoft.com/office/drawing/2015/10/21/chartex" xmlns:cx3="http://schemas.microsoft.com/office/drawing/2016/5/9/chartex" xmlns:cx4="http://schemas.microsoft.com/office/drawing/2016/5/10/chartex" xmlns:cx5="http://schemas.microsoft.com/office/drawing/2016/5/11/chartex" xmlns:cx6="http://schemas.microsoft.com/office/drawing/2016/5/12/chartex" xmlns:cx7="http://schemas.microsoft.com/office/drawing/2016/5/13/chartex" xmlns:cx8="http://schemas.microsoft.com/office/drawing/2016/5/14/chartex" xmlns:cr="http://schemas.microsoft.com/office/comments/2020/reactions" xmlns:mc="http://schemas.openxmlformats.org/markup-compatibility/2006" xmlns:aink="http://schemas.microsoft.com/office/drawing/2016/ink" xmlns:am3d="http://schemas.microsoft.com/office/drawing/2017/model3d" xmlns:o="urn:schemas-microsoft-com:office:office" xmlns:oel="http://schemas.microsoft.com/office/2019/extlst" xmlns:r="http://schemas.openxmlformats.org/officeDocument/2006/relationships" xmlns:m="http://schemas.openxmlformats.org/officeDocument/2006/math" xmlns:v="urn:schemas-microsoft-com:vml" xmlns:wp14="http://schemas.microsoft.com/office/word/2010/wordprocessingDrawing" xmlns:wp="http://schemas.openxmlformats.org/drawingml/2006/wordprocessingDrawing" xmlns:w10="urn:schemas-microsoft-com:office:word" xmlns:w="http://schemas.openxmlformats.org/wordprocessingml/2006/main" xmlns:w14="http://schemas.microsoft.com/office/word/2010/wordml" xmlns:w15="http://schemas.microsoft.com/office/word/2012/wordml" xmlns:w16cex="http://schemas.microsoft.com/office/word/2018/wordml/cex" xmlns:w16cid="http://schemas.microsoft.com/office/word/2016/wordml/cid" xmlns:w16="http://schemas.microsoft.com/office/word/2018/wordml" xmlns:w16du="http://schemas.microsoft.com/office/word/2023/wordml/word16du" xmlns:w16sdtdh="http://schemas.microsoft.com/office/word/2020/wordml/sdtdatahash" xmlns:w16sdtfl="http://schemas.microsoft.com/office/word/2024/wordml/sdtformatlock" xmlns:w16se="http://schemas.microsoft.com/office/word/2015/wordml/symex" xmlns:wpg="http://schemas.microsoft.com/office/word/2010/wordprocessingGroup" xmlns:wpi="http://schemas.microsoft.com/office/word/2010/wordprocessingInk" xmlns:wne="http://schemas.microsoft.com/office/word/2006/wordml" xmlns:wps="http://schemas.microsoft.com/office/word/2010/wordprocessingShape" mc:Ignorable="w14 w15 w16se w16cid w16 w16cex w16sdtdh w16sdtfl cr w16du wp14">
   <w16cex:commentExtensible w16cex:durableId="4749EF77" w16cex:dateUtc="2026-01-16T19:51:00Z"/>
   <w16cex:commentExtensible w16cex:durableId="13ABAD64" w16cex:dateUtc="2026-01-16T19:52:00Z"/>
-  <w16cex:commentExtensible w16cex:durableId="14F22178" w16cex:dateUtc="2026-01-19T18:47:00Z"/>
-  <w16cex:commentExtensible w16cex:durableId="5E8167BA" w16cex:dateUtc="2026-01-16T01:16:00Z"/>
-  <w16cex:commentExtensible w16cex:durableId="73A407B0" w16cex:dateUtc="2026-01-16T01:21:00Z"/>
-  <w16cex:commentExtensible w16cex:durableId="32FAD6D4" w16cex:dateUtc="2026-01-30T18:59:00Z"/>
-  <w16cex:commentExtensible w16cex:durableId="0C451A91" w16cex:dateUtc="2026-01-16T20:25:00Z"/>
-  <w16cex:commentExtensible w16cex:durableId="4441B1A7" w16cex:dateUtc="2026-01-19T18:28:00Z"/>
   <w16cex:commentExtensible w16cex:durableId="261B8369" w16cex:dateUtc="2026-01-16T19:38:00Z"/>
   <w16cex:commentExtensible w16cex:durableId="06301134" w16cex:dateUtc="2026-01-16T19:42:00Z"/>
   <w16cex:commentExtensible w16cex:durableId="5A5F3622" w16cex:dateUtc="2026-01-29T21:05:00Z"/>
@@ -10326,14 +11809,8 @@
 
 <file path=word/commentsIds.xml><?xml version="1.0" encoding="utf-8"?>
 <w16cid:commentsIds xmlns:wpc="http://schemas.microsoft.com/office/word/2010/wordprocessingCanvas" xmlns:cx="http://schemas.microsoft.com/office/drawing/2014/chartex" xmlns:cx1="http://schemas.microsoft.com/office/drawing/2015/9/8/chartex" xmlns:cx2="http://schemas.microsoft.com/office/drawing/2015/10/21/chartex" xmlns:cx3="http://schemas.microsoft.com/office/drawing/2016/5/9/chartex" xmlns:cx4="http://schemas.microsoft.com/office/drawing/2016/5/10/chartex" xmlns:cx5="http://schemas.microsoft.com/office/drawing/2016/5/11/chartex" xmlns:cx6="http://schemas.microsoft.com/office/drawing/2016/5/12/chartex" xmlns:cx7="http://schemas.microsoft.com/office/drawing/2016/5/13/chartex" xmlns:cx8="http://schemas.microsoft.com/office/drawing/2016/5/14/chartex" xmlns:mc="http://schemas.openxmlformats.org/markup-compatibility/2006" xmlns:aink="http://schemas.microsoft.com/office/drawing/2016/ink" xmlns:am3d="http://schemas.microsoft.com/office/drawing/2017/model3d" xmlns:o="urn:schemas-microsoft-com:office:office" xmlns:oel="http://schemas.microsoft.com/office/2019/extlst" xmlns:r="http://schemas.openxmlformats.org/officeDocument/2006/relationships" xmlns:m="http://schemas.openxmlformats.org/officeDocument/2006/math" xmlns:v="urn:schemas-microsoft-com:vml" xmlns:wp14="http://schemas.microsoft.com/office/word/2010/wordprocessingDrawing" xmlns:wp="http://schemas.openxmlformats.org/drawingml/2006/wordprocessingDrawing" xmlns:w10="urn:schemas-microsoft-com:office:word" xmlns:w="http://schemas.openxmlformats.org/wordprocessingml/2006/main" xmlns:w14="http://schemas.microsoft.com/office/word/2010/wordml" xmlns:w15="http://schemas.microsoft.com/office/word/2012/wordml" xmlns:w16cex="http://schemas.microsoft.com/office/word/2018/wordml/cex" xmlns:w16cid="http://schemas.microsoft.com/office/word/2016/wordml/cid" xmlns:w16="http://schemas.microsoft.com/office/word/2018/wordml" xmlns:w16du="http://schemas.microsoft.com/office/word/2023/wordml/word16du" xmlns:w16sdtdh="http://schemas.microsoft.com/office/word/2020/wordml/sdtdatahash" xmlns:w16sdtfl="http://schemas.microsoft.com/office/word/2024/wordml/sdtformatlock" xmlns:w16se="http://schemas.microsoft.com/office/word/2015/wordml/symex" xmlns:wpg="http://schemas.microsoft.com/office/word/2010/wordprocessingGroup" xmlns:wpi="http://schemas.microsoft.com/office/word/2010/wordprocessingInk" xmlns:wne="http://schemas.microsoft.com/office/word/2006/wordml" xmlns:wps="http://schemas.microsoft.com/office/word/2010/wordprocessingShape" mc:Ignorable="w14 w15 w16se w16cid w16 w16cex w16sdtdh w16sdtfl w16du wp14">
-  <w16cid:commentId w16cid:paraId="024C794E" w16cid:durableId="4749EF77"/>
+  <w16cid:commentId w16cid:paraId="5CFD24B9" w16cid:durableId="4749EF77"/>
   <w16cid:commentId w16cid:paraId="5D8E0191" w16cid:durableId="13ABAD64"/>
-  <w16cid:commentId w16cid:paraId="71ED8641" w16cid:durableId="14F22178"/>
-  <w16cid:commentId w16cid:paraId="05E6A5EE" w16cid:durableId="5E8167BA"/>
-  <w16cid:commentId w16cid:paraId="4E5BC15A" w16cid:durableId="73A407B0"/>
-  <w16cid:commentId w16cid:paraId="4CD92E1E" w16cid:durableId="32FAD6D4"/>
-  <w16cid:commentId w16cid:paraId="43461F58" w16cid:durableId="0C451A91"/>
-  <w16cid:commentId w16cid:paraId="3EC950EF" w16cid:durableId="4441B1A7"/>
   <w16cid:commentId w16cid:paraId="5E4409CD" w16cid:durableId="261B8369"/>
   <w16cid:commentId w16cid:paraId="192950A5" w16cid:durableId="06301134"/>
   <w16cid:commentId w16cid:paraId="2269785D" w16cid:durableId="5A5F3622"/>
@@ -12758,6 +14235,18 @@
       <w:szCs w:val="20"/>
     </w:rPr>
   </w:style>
+  <w:style w:type="character" w:styleId="Lienhypertextesuivivisit">
+    <w:name w:val="FollowedHyperlink"/>
+    <w:basedOn w:val="Policepardfaut"/>
+    <w:uiPriority w:val="99"/>
+    <w:semiHidden/>
+    <w:unhideWhenUsed/>
+    <w:rsid w:val="009A4687"/>
+    <w:rPr>
+      <w:color w:val="96607D" w:themeColor="followedHyperlink"/>
+      <w:u w:val="single"/>
+    </w:rPr>
+  </w:style>
 </w:styles>
 </file>
 
